--- a/docassemble/MODivorceForms/data/templates/property_statement_attachment_addendum.docx
+++ b/docassemble/MODivorceForms/data/templates/property_statement_attachment_addendum.docx
@@ -11,10 +11,18 @@
         </w:numPr>
         <w:spacing w:before="240" w:after="120"/>
         <w:jc w:val="center"/>
-        <w:rPr/>
+        <w:rPr>
+          <w:rFonts w:ascii="Helvetica" w:hAnsi="Helvetica"/>
+          <w:sz w:val="24"/>
+          <w:szCs w:val="24"/>
+        </w:rPr>
       </w:pPr>
       <w:r>
-        <w:rPr/>
+        <w:rPr>
+          <w:rFonts w:ascii="Helvetica" w:hAnsi="Helvetica"/>
+          <w:sz w:val="24"/>
+          <w:szCs w:val="24"/>
+        </w:rPr>
         <w:t>ADDENDUM</w:t>
       </w:r>
     </w:p>
@@ -25,12 +33,19 @@
         <w:rPr/>
       </w:pPr>
       <w:r>
-        <w:rPr/>
+        <w:rPr>
+          <w:rFonts w:ascii="Helvetica" w:hAnsi="Helvetica"/>
+          <w:sz w:val="24"/>
+          <w:szCs w:val="24"/>
+        </w:rPr>
         <w:t xml:space="preserve">{%p if al_form_type in </w:t>
       </w:r>
       <w:r>
         <w:rPr>
           <w:rStyle w:val="Pls"/>
+          <w:rFonts w:ascii="Helvetica" w:hAnsi="Helvetica"/>
+          <w:sz w:val="24"/>
+          <w:szCs w:val="24"/>
         </w:rPr>
         <w:t>['starts_case','existing_case','appeal'] %}</w:t>
       </w:r>
@@ -40,16 +55,16 @@
         <w:pStyle w:val="Normal"/>
         <w:spacing w:lineRule="auto" w:line="240" w:before="0" w:after="0"/>
         <w:rPr>
-          <w:rFonts w:ascii="sans-serif" w:hAnsi="sans-serif"/>
-          <w:sz w:val="20"/>
-          <w:szCs w:val="20"/>
+          <w:rFonts w:ascii="Helvetica" w:hAnsi="Helvetica"/>
+          <w:sz w:val="24"/>
+          <w:szCs w:val="24"/>
         </w:rPr>
       </w:pPr>
       <w:r>
         <w:rPr>
-          <w:rFonts w:ascii="sans-serif" w:hAnsi="sans-serif"/>
-          <w:sz w:val="20"/>
-          <w:szCs w:val="20"/>
+          <w:rFonts w:ascii="Helvetica" w:hAnsi="Helvetica"/>
+          <w:sz w:val="24"/>
+          <w:szCs w:val="24"/>
         </w:rPr>
         <w:t>{%p if al_form_type == 'appeal' %}</w:t>
       </w:r>
@@ -63,13 +78,17 @@
         </w:numPr>
         <w:spacing w:lineRule="auto" w:line="240" w:before="0" w:after="0"/>
         <w:jc w:val="center"/>
-        <w:rPr/>
+        <w:rPr>
+          <w:rFonts w:ascii="Helvetica" w:hAnsi="Helvetica"/>
+          <w:sz w:val="24"/>
+          <w:szCs w:val="24"/>
+        </w:rPr>
       </w:pPr>
       <w:r>
         <w:rPr>
-          <w:rFonts w:ascii="sans-serif" w:hAnsi="sans-serif"/>
-          <w:sz w:val="20"/>
-          <w:szCs w:val="20"/>
+          <w:rFonts w:ascii="Helvetica" w:hAnsi="Helvetica"/>
+          <w:sz w:val="24"/>
+          <w:szCs w:val="24"/>
         </w:rPr>
         <w:t>APPEALS COURT</w:t>
       </w:r>
@@ -78,10 +97,18 @@
       <w:pPr>
         <w:pStyle w:val="Normal"/>
         <w:spacing w:lineRule="auto" w:line="240" w:before="0" w:after="0"/>
-        <w:rPr/>
+        <w:rPr>
+          <w:rFonts w:ascii="Helvetica" w:hAnsi="Helvetica"/>
+          <w:sz w:val="24"/>
+          <w:szCs w:val="24"/>
+        </w:rPr>
       </w:pPr>
       <w:r>
-        <w:rPr/>
+        <w:rPr>
+          <w:rFonts w:ascii="Helvetica" w:hAnsi="Helvetica"/>
+          <w:sz w:val="24"/>
+          <w:szCs w:val="24"/>
+        </w:rPr>
         <w:t>{%p else %}</w:t>
       </w:r>
     </w:p>
@@ -94,13 +121,17 @@
         </w:numPr>
         <w:spacing w:lineRule="auto" w:line="240" w:before="0" w:after="0"/>
         <w:jc w:val="center"/>
-        <w:rPr/>
+        <w:rPr>
+          <w:rFonts w:ascii="Helvetica" w:hAnsi="Helvetica"/>
+          <w:sz w:val="24"/>
+          <w:szCs w:val="24"/>
+        </w:rPr>
       </w:pPr>
       <w:r>
         <w:rPr>
-          <w:rFonts w:ascii="sans-serif" w:hAnsi="sans-serif"/>
-          <w:sz w:val="20"/>
-          <w:szCs w:val="20"/>
+          <w:rFonts w:ascii="Helvetica" w:hAnsi="Helvetica"/>
+          <w:sz w:val="24"/>
+          <w:szCs w:val="24"/>
         </w:rPr>
         <w:t>TRIAL COURT</w:t>
       </w:r>
@@ -109,13 +140,17 @@
       <w:pPr>
         <w:pStyle w:val="Normal"/>
         <w:spacing w:lineRule="auto" w:line="240" w:before="0" w:after="0"/>
-        <w:rPr/>
+        <w:rPr>
+          <w:rFonts w:ascii="Helvetica" w:hAnsi="Helvetica"/>
+          <w:sz w:val="24"/>
+          <w:szCs w:val="24"/>
+        </w:rPr>
       </w:pPr>
       <w:r>
         <w:rPr>
-          <w:rFonts w:ascii="sans-serif" w:hAnsi="sans-serif"/>
-          <w:sz w:val="20"/>
-          <w:szCs w:val="20"/>
+          <w:rFonts w:ascii="Helvetica" w:hAnsi="Helvetica"/>
+          <w:sz w:val="24"/>
+          <w:szCs w:val="24"/>
         </w:rPr>
         <w:t>{%p endif %}</w:t>
       </w:r>
@@ -157,13 +192,17 @@
                 <w:numId w:val="2"/>
               </w:numPr>
               <w:spacing w:lineRule="auto" w:line="240" w:before="0" w:after="0"/>
-              <w:rPr/>
-            </w:pPr>
-            <w:r>
-              <w:rPr>
-                <w:rFonts w:ascii="sans-serif" w:hAnsi="sans-serif"/>
-                <w:sz w:val="20"/>
-                <w:szCs w:val="20"/>
+              <w:rPr>
+                <w:rFonts w:ascii="Helvetica" w:hAnsi="Helvetica"/>
+                <w:sz w:val="24"/>
+                <w:szCs w:val="24"/>
+              </w:rPr>
+            </w:pPr>
+            <w:r>
+              <w:rPr>
+                <w:rFonts w:ascii="Helvetica" w:hAnsi="Helvetica"/>
+                <w:sz w:val="24"/>
+                <w:szCs w:val="24"/>
               </w:rPr>
               <w:t>{{ case.county }}, ss</w:t>
             </w:r>
@@ -185,16 +224,16 @@
               </w:numPr>
               <w:spacing w:lineRule="auto" w:line="240" w:before="0" w:after="0"/>
               <w:rPr>
-                <w:rFonts w:ascii="sans-serif" w:hAnsi="sans-serif"/>
-                <w:sz w:val="20"/>
-                <w:szCs w:val="20"/>
-              </w:rPr>
-            </w:pPr>
-            <w:r>
-              <w:rPr>
-                <w:rFonts w:ascii="sans-serif" w:hAnsi="sans-serif"/>
-                <w:sz w:val="20"/>
-                <w:szCs w:val="20"/>
+                <w:rFonts w:ascii="Helvetica" w:hAnsi="Helvetica"/>
+                <w:sz w:val="24"/>
+                <w:szCs w:val="24"/>
+              </w:rPr>
+            </w:pPr>
+            <w:r>
+              <w:rPr>
+                <w:rFonts w:ascii="Helvetica" w:hAnsi="Helvetica"/>
+                <w:sz w:val="24"/>
+                <w:szCs w:val="24"/>
               </w:rPr>
             </w:r>
           </w:p>
@@ -216,10 +255,18 @@
                 <w:ilvl w:val="0"/>
                 <w:numId w:val="2"/>
               </w:numPr>
-              <w:rPr/>
-            </w:pPr>
-            <w:r>
-              <w:rPr/>
+              <w:rPr>
+                <w:rFonts w:ascii="Helvetica" w:hAnsi="Helvetica"/>
+                <w:sz w:val="24"/>
+                <w:szCs w:val="24"/>
+              </w:rPr>
+            </w:pPr>
+            <w:r>
+              <w:rPr>
+                <w:rFonts w:ascii="Helvetica" w:hAnsi="Helvetica"/>
+                <w:sz w:val="24"/>
+                <w:szCs w:val="24"/>
+              </w:rPr>
             </w:r>
           </w:p>
         </w:tc>
@@ -238,13 +285,17 @@
                 <w:numId w:val="2"/>
               </w:numPr>
               <w:spacing w:lineRule="auto" w:line="240" w:before="0" w:after="0"/>
-              <w:rPr/>
-            </w:pPr>
-            <w:r>
-              <w:rPr>
-                <w:rFonts w:ascii="sans-serif" w:hAnsi="sans-serif"/>
-                <w:sz w:val="20"/>
-                <w:szCs w:val="20"/>
+              <w:rPr>
+                <w:rFonts w:ascii="Helvetica" w:hAnsi="Helvetica"/>
+                <w:sz w:val="24"/>
+                <w:szCs w:val="24"/>
+              </w:rPr>
+            </w:pPr>
+            <w:r>
+              <w:rPr>
+                <w:rFonts w:ascii="Helvetica" w:hAnsi="Helvetica"/>
+                <w:sz w:val="24"/>
+                <w:szCs w:val="24"/>
               </w:rPr>
               <w:t>DOCKET NO: {{ showifdef('case.docket_number') }}</w:t>
             </w:r>
@@ -267,10 +318,18 @@
                 <w:ilvl w:val="0"/>
                 <w:numId w:val="2"/>
               </w:numPr>
-              <w:rPr/>
-            </w:pPr>
-            <w:r>
-              <w:rPr/>
+              <w:rPr>
+                <w:rFonts w:ascii="Helvetica" w:hAnsi="Helvetica"/>
+                <w:sz w:val="24"/>
+                <w:szCs w:val="24"/>
+              </w:rPr>
+            </w:pPr>
+            <w:r>
+              <w:rPr>
+                <w:rFonts w:ascii="Helvetica" w:hAnsi="Helvetica"/>
+                <w:sz w:val="24"/>
+                <w:szCs w:val="24"/>
+              </w:rPr>
               <w:t>{%tr if other_parties.there_are_any %}</w:t>
             </w:r>
           </w:p>
@@ -291,16 +350,16 @@
               </w:numPr>
               <w:spacing w:lineRule="auto" w:line="240" w:before="0" w:after="0"/>
               <w:rPr>
-                <w:rFonts w:ascii="sans-serif" w:hAnsi="sans-serif"/>
-                <w:sz w:val="20"/>
-                <w:szCs w:val="20"/>
-              </w:rPr>
-            </w:pPr>
-            <w:r>
-              <w:rPr>
-                <w:rFonts w:ascii="sans-serif" w:hAnsi="sans-serif"/>
-                <w:sz w:val="20"/>
-                <w:szCs w:val="20"/>
+                <w:rFonts w:ascii="Helvetica" w:hAnsi="Helvetica"/>
+                <w:sz w:val="24"/>
+                <w:szCs w:val="24"/>
+              </w:rPr>
+            </w:pPr>
+            <w:r>
+              <w:rPr>
+                <w:rFonts w:ascii="Helvetica" w:hAnsi="Helvetica"/>
+                <w:sz w:val="24"/>
+                <w:szCs w:val="24"/>
               </w:rPr>
             </w:r>
           </w:p>
@@ -323,10 +382,18 @@
                 <w:numId w:val="2"/>
               </w:numPr>
               <w:spacing w:lineRule="auto" w:line="240" w:before="0" w:after="0"/>
-              <w:rPr/>
-            </w:pPr>
-            <w:r>
-              <w:rPr/>
+              <w:rPr>
+                <w:rFonts w:ascii="Helvetica" w:hAnsi="Helvetica"/>
+                <w:sz w:val="24"/>
+                <w:szCs w:val="24"/>
+              </w:rPr>
+            </w:pPr>
+            <w:r>
+              <w:rPr>
+                <w:rFonts w:ascii="Helvetica" w:hAnsi="Helvetica"/>
+                <w:sz w:val="24"/>
+                <w:szCs w:val="24"/>
+              </w:rPr>
               <w:t>{{ petitioner.name.full() }}</w:t>
             </w:r>
           </w:p>
@@ -339,13 +406,17 @@
                 <w:numId w:val="2"/>
               </w:numPr>
               <w:spacing w:lineRule="auto" w:line="240" w:before="0" w:after="0"/>
-              <w:rPr/>
-            </w:pPr>
-            <w:r>
-              <w:rPr>
-                <w:rFonts w:ascii="sans-serif" w:hAnsi="sans-serif"/>
-                <w:sz w:val="20"/>
-                <w:szCs w:val="20"/>
+              <w:rPr>
+                <w:rFonts w:ascii="Helvetica" w:hAnsi="Helvetica"/>
+                <w:sz w:val="24"/>
+                <w:szCs w:val="24"/>
+              </w:rPr>
+            </w:pPr>
+            <w:r>
+              <w:rPr>
+                <w:rFonts w:ascii="Helvetica" w:hAnsi="Helvetica"/>
+                <w:sz w:val="24"/>
+                <w:szCs w:val="24"/>
               </w:rPr>
               <w:t>Plaintiff</w:t>
             </w:r>
@@ -366,10 +437,18 @@
                 <w:numId w:val="2"/>
               </w:numPr>
               <w:spacing w:lineRule="auto" w:line="240" w:before="0" w:after="0"/>
-              <w:rPr/>
-            </w:pPr>
-            <w:r>
-              <w:rPr/>
+              <w:rPr>
+                <w:rFonts w:ascii="Helvetica" w:hAnsi="Helvetica"/>
+                <w:sz w:val="24"/>
+                <w:szCs w:val="24"/>
+              </w:rPr>
+            </w:pPr>
+            <w:r>
+              <w:rPr>
+                <w:rFonts w:ascii="Helvetica" w:hAnsi="Helvetica"/>
+                <w:sz w:val="24"/>
+                <w:szCs w:val="24"/>
+              </w:rPr>
             </w:r>
           </w:p>
         </w:tc>
@@ -391,13 +470,17 @@
                 <w:numId w:val="2"/>
               </w:numPr>
               <w:spacing w:lineRule="auto" w:line="240" w:before="0" w:after="0"/>
-              <w:rPr/>
-            </w:pPr>
-            <w:r>
-              <w:rPr>
-                <w:rFonts w:ascii="sans-serif" w:hAnsi="sans-serif"/>
-                <w:sz w:val="20"/>
-                <w:szCs w:val="20"/>
+              <w:rPr>
+                <w:rFonts w:ascii="Helvetica" w:hAnsi="Helvetica"/>
+                <w:sz w:val="24"/>
+                <w:szCs w:val="24"/>
+              </w:rPr>
+            </w:pPr>
+            <w:r>
+              <w:rPr>
+                <w:rFonts w:ascii="Helvetica" w:hAnsi="Helvetica"/>
+                <w:sz w:val="24"/>
+                <w:szCs w:val="24"/>
               </w:rPr>
               <w:t>vs.</w:t>
               <w:tab/>
@@ -420,13 +503,17 @@
                 <w:numId w:val="2"/>
               </w:numPr>
               <w:spacing w:lineRule="auto" w:line="240" w:before="0" w:after="0"/>
-              <w:rPr/>
-            </w:pPr>
-            <w:r>
-              <w:rPr>
-                <w:rFonts w:ascii="sans-serif" w:hAnsi="sans-serif"/>
-                <w:sz w:val="20"/>
-                <w:szCs w:val="20"/>
+              <w:rPr>
+                <w:rFonts w:ascii="Helvetica" w:hAnsi="Helvetica"/>
+                <w:sz w:val="24"/>
+                <w:szCs w:val="24"/>
+              </w:rPr>
+            </w:pPr>
+            <w:r>
+              <w:rPr>
+                <w:rFonts w:ascii="Helvetica" w:hAnsi="Helvetica"/>
+                <w:sz w:val="24"/>
+                <w:szCs w:val="24"/>
               </w:rPr>
               <w:t xml:space="preserve">ADDENDUM – </w:t>
             </w:r>
@@ -451,16 +538,16 @@
               </w:numPr>
               <w:spacing w:lineRule="auto" w:line="240" w:before="0" w:after="0"/>
               <w:rPr>
-                <w:rFonts w:ascii="sans-serif" w:hAnsi="sans-serif"/>
-                <w:sz w:val="20"/>
-                <w:szCs w:val="20"/>
-              </w:rPr>
-            </w:pPr>
-            <w:r>
-              <w:rPr>
-                <w:rFonts w:ascii="sans-serif" w:hAnsi="sans-serif"/>
-                <w:sz w:val="20"/>
-                <w:szCs w:val="20"/>
+                <w:rFonts w:ascii="Helvetica" w:hAnsi="Helvetica"/>
+                <w:sz w:val="24"/>
+                <w:szCs w:val="24"/>
+              </w:rPr>
+            </w:pPr>
+            <w:r>
+              <w:rPr>
+                <w:rFonts w:ascii="Helvetica" w:hAnsi="Helvetica"/>
+                <w:sz w:val="24"/>
+                <w:szCs w:val="24"/>
               </w:rPr>
               <w:t>{{ respondent.name.full() }}</w:t>
             </w:r>
@@ -475,16 +562,16 @@
               </w:numPr>
               <w:spacing w:lineRule="auto" w:line="240" w:before="0" w:after="0"/>
               <w:rPr>
-                <w:rFonts w:ascii="sans-serif" w:hAnsi="sans-serif"/>
-                <w:sz w:val="20"/>
-                <w:szCs w:val="20"/>
-              </w:rPr>
-            </w:pPr>
-            <w:r>
-              <w:rPr>
-                <w:rFonts w:ascii="sans-serif" w:hAnsi="sans-serif"/>
-                <w:sz w:val="20"/>
-                <w:szCs w:val="20"/>
+                <w:rFonts w:ascii="Helvetica" w:hAnsi="Helvetica"/>
+                <w:sz w:val="24"/>
+                <w:szCs w:val="24"/>
+              </w:rPr>
+            </w:pPr>
+            <w:r>
+              <w:rPr>
+                <w:rFonts w:ascii="Helvetica" w:hAnsi="Helvetica"/>
+                <w:sz w:val="24"/>
+                <w:szCs w:val="24"/>
               </w:rPr>
               <w:t>Defendant</w:t>
             </w:r>
@@ -506,16 +593,16 @@
               </w:numPr>
               <w:spacing w:lineRule="auto" w:line="240" w:before="0" w:after="0"/>
               <w:rPr>
-                <w:rFonts w:ascii="sans-serif" w:hAnsi="sans-serif"/>
-                <w:sz w:val="20"/>
-                <w:szCs w:val="20"/>
-              </w:rPr>
-            </w:pPr>
-            <w:r>
-              <w:rPr>
-                <w:rFonts w:ascii="sans-serif" w:hAnsi="sans-serif"/>
-                <w:sz w:val="20"/>
-                <w:szCs w:val="20"/>
+                <w:rFonts w:ascii="Helvetica" w:hAnsi="Helvetica"/>
+                <w:sz w:val="24"/>
+                <w:szCs w:val="24"/>
+              </w:rPr>
+            </w:pPr>
+            <w:r>
+              <w:rPr>
+                <w:rFonts w:ascii="Helvetica" w:hAnsi="Helvetica"/>
+                <w:sz w:val="24"/>
+                <w:szCs w:val="24"/>
               </w:rPr>
             </w:r>
           </w:p>
@@ -539,16 +626,16 @@
               </w:numPr>
               <w:spacing w:lineRule="auto" w:line="240" w:before="0" w:after="0"/>
               <w:rPr>
-                <w:rFonts w:ascii="sans-serif" w:hAnsi="sans-serif"/>
-                <w:sz w:val="20"/>
-                <w:szCs w:val="20"/>
-              </w:rPr>
-            </w:pPr>
-            <w:r>
-              <w:rPr>
-                <w:rFonts w:ascii="sans-serif" w:hAnsi="sans-serif"/>
-                <w:sz w:val="20"/>
-                <w:szCs w:val="20"/>
+                <w:rFonts w:ascii="Helvetica" w:hAnsi="Helvetica"/>
+                <w:sz w:val="24"/>
+                <w:szCs w:val="24"/>
+              </w:rPr>
+            </w:pPr>
+            <w:r>
+              <w:rPr>
+                <w:rFonts w:ascii="Helvetica" w:hAnsi="Helvetica"/>
+                <w:sz w:val="24"/>
+                <w:szCs w:val="24"/>
               </w:rPr>
               <w:t>{%tr else %}</w:t>
             </w:r>
@@ -570,16 +657,16 @@
               </w:numPr>
               <w:spacing w:lineRule="auto" w:line="240" w:before="0" w:after="0"/>
               <w:rPr>
-                <w:rFonts w:ascii="sans-serif" w:hAnsi="sans-serif"/>
-                <w:sz w:val="20"/>
-                <w:szCs w:val="20"/>
-              </w:rPr>
-            </w:pPr>
-            <w:r>
-              <w:rPr>
-                <w:rFonts w:ascii="sans-serif" w:hAnsi="sans-serif"/>
-                <w:sz w:val="20"/>
-                <w:szCs w:val="20"/>
+                <w:rFonts w:ascii="Helvetica" w:hAnsi="Helvetica"/>
+                <w:sz w:val="24"/>
+                <w:szCs w:val="24"/>
+              </w:rPr>
+            </w:pPr>
+            <w:r>
+              <w:rPr>
+                <w:rFonts w:ascii="Helvetica" w:hAnsi="Helvetica"/>
+                <w:sz w:val="24"/>
+                <w:szCs w:val="24"/>
               </w:rPr>
             </w:r>
           </w:p>
@@ -603,16 +690,16 @@
               </w:numPr>
               <w:spacing w:lineRule="auto" w:line="240" w:before="0" w:after="0"/>
               <w:rPr>
-                <w:rFonts w:ascii="sans-serif" w:hAnsi="sans-serif"/>
-                <w:sz w:val="20"/>
-                <w:szCs w:val="20"/>
-              </w:rPr>
-            </w:pPr>
-            <w:r>
-              <w:rPr>
-                <w:rFonts w:ascii="sans-serif" w:hAnsi="sans-serif"/>
-                <w:sz w:val="20"/>
-                <w:szCs w:val="20"/>
+                <w:rFonts w:ascii="Helvetica" w:hAnsi="Helvetica"/>
+                <w:sz w:val="24"/>
+                <w:szCs w:val="24"/>
+              </w:rPr>
+            </w:pPr>
+            <w:r>
+              <w:rPr>
+                <w:rFonts w:ascii="Helvetica" w:hAnsi="Helvetica"/>
+                <w:sz w:val="24"/>
+                <w:szCs w:val="24"/>
               </w:rPr>
               <w:t>In the matter of {{ defendants }}</w:t>
             </w:r>
@@ -634,16 +721,16 @@
               </w:numPr>
               <w:spacing w:lineRule="auto" w:line="240" w:before="0" w:after="0"/>
               <w:rPr>
-                <w:rFonts w:ascii="sans-serif" w:hAnsi="sans-serif"/>
-                <w:sz w:val="20"/>
-                <w:szCs w:val="20"/>
-              </w:rPr>
-            </w:pPr>
-            <w:r>
-              <w:rPr>
-                <w:rFonts w:ascii="sans-serif" w:hAnsi="sans-serif"/>
-                <w:sz w:val="20"/>
-                <w:szCs w:val="20"/>
+                <w:rFonts w:ascii="Helvetica" w:hAnsi="Helvetica"/>
+                <w:sz w:val="24"/>
+                <w:szCs w:val="24"/>
+              </w:rPr>
+            </w:pPr>
+            <w:r>
+              <w:rPr>
+                <w:rFonts w:ascii="Helvetica" w:hAnsi="Helvetica"/>
+                <w:sz w:val="24"/>
+                <w:szCs w:val="24"/>
               </w:rPr>
               <w:t xml:space="preserve">ADDENDUM – </w:t>
             </w:r>
@@ -668,16 +755,16 @@
               </w:numPr>
               <w:spacing w:lineRule="auto" w:line="240" w:before="0" w:after="0"/>
               <w:rPr>
-                <w:rFonts w:ascii="sans-serif" w:hAnsi="sans-serif"/>
-                <w:sz w:val="20"/>
-                <w:szCs w:val="20"/>
-              </w:rPr>
-            </w:pPr>
-            <w:r>
-              <w:rPr>
-                <w:rFonts w:ascii="sans-serif" w:hAnsi="sans-serif"/>
-                <w:sz w:val="20"/>
-                <w:szCs w:val="20"/>
+                <w:rFonts w:ascii="Helvetica" w:hAnsi="Helvetica"/>
+                <w:sz w:val="24"/>
+                <w:szCs w:val="24"/>
+              </w:rPr>
+            </w:pPr>
+            <w:r>
+              <w:rPr>
+                <w:rFonts w:ascii="Helvetica" w:hAnsi="Helvetica"/>
+                <w:sz w:val="24"/>
+                <w:szCs w:val="24"/>
               </w:rPr>
               <w:t>{%tr endif %}</w:t>
             </w:r>
@@ -699,16 +786,16 @@
               </w:numPr>
               <w:spacing w:lineRule="auto" w:line="240" w:before="0" w:after="0"/>
               <w:rPr>
-                <w:rFonts w:ascii="sans-serif" w:hAnsi="sans-serif"/>
-                <w:sz w:val="20"/>
-                <w:szCs w:val="20"/>
-              </w:rPr>
-            </w:pPr>
-            <w:r>
-              <w:rPr>
-                <w:rFonts w:ascii="sans-serif" w:hAnsi="sans-serif"/>
-                <w:sz w:val="20"/>
-                <w:szCs w:val="20"/>
+                <w:rFonts w:ascii="Helvetica" w:hAnsi="Helvetica"/>
+                <w:sz w:val="24"/>
+                <w:szCs w:val="24"/>
+              </w:rPr>
+            </w:pPr>
+            <w:r>
+              <w:rPr>
+                <w:rFonts w:ascii="Helvetica" w:hAnsi="Helvetica"/>
+                <w:sz w:val="24"/>
+                <w:szCs w:val="24"/>
               </w:rPr>
             </w:r>
           </w:p>
@@ -718,10 +805,18 @@
     <w:p>
       <w:pPr>
         <w:pStyle w:val="Normal"/>
-        <w:rPr/>
+        <w:rPr>
+          <w:rFonts w:ascii="Helvetica" w:hAnsi="Helvetica"/>
+          <w:sz w:val="24"/>
+          <w:szCs w:val="24"/>
+        </w:rPr>
       </w:pPr>
       <w:r>
-        <w:rPr/>
+        <w:rPr>
+          <w:rFonts w:ascii="Helvetica" w:hAnsi="Helvetica"/>
+          <w:sz w:val="24"/>
+          <w:szCs w:val="24"/>
+        </w:rPr>
         <w:t>{%p else %}</w:t>
       </w:r>
     </w:p>
@@ -734,45 +829,87 @@
         </w:numPr>
         <w:ind w:left="0" w:hanging="0"/>
         <w:jc w:val="center"/>
-        <w:rPr/>
+        <w:rPr>
+          <w:rFonts w:ascii="Helvetica" w:hAnsi="Helvetica"/>
+          <w:sz w:val="24"/>
+          <w:szCs w:val="24"/>
+        </w:rPr>
       </w:pPr>
       <w:r>
-        <w:rPr/>
+        <w:rPr>
+          <w:rFonts w:ascii="Helvetica" w:hAnsi="Helvetica"/>
+          <w:sz w:val="24"/>
+          <w:szCs w:val="24"/>
+        </w:rPr>
       </w:r>
     </w:p>
     <w:p>
       <w:pPr>
         <w:pStyle w:val="Normal"/>
-        <w:rPr/>
+        <w:rPr>
+          <w:rFonts w:ascii="Helvetica" w:hAnsi="Helvetica"/>
+          <w:sz w:val="24"/>
+          <w:szCs w:val="24"/>
+        </w:rPr>
       </w:pPr>
       <w:r>
-        <w:rPr/>
+        <w:rPr>
+          <w:rFonts w:ascii="Helvetica" w:hAnsi="Helvetica"/>
+          <w:sz w:val="24"/>
+          <w:szCs w:val="24"/>
+        </w:rPr>
         <w:t>{%p endif %}</w:t>
       </w:r>
     </w:p>
     <w:p>
       <w:pPr>
         <w:pStyle w:val="Normal"/>
-        <w:rPr/>
+        <w:rPr>
+          <w:rFonts w:ascii="Helvetica" w:hAnsi="Helvetica"/>
+          <w:sz w:val="24"/>
+          <w:szCs w:val="24"/>
+        </w:rPr>
       </w:pPr>
       <w:r>
-        <w:rPr/>
+        <w:rPr>
+          <w:rFonts w:ascii="Helvetica" w:hAnsi="Helvetica"/>
+          <w:sz w:val="24"/>
+          <w:szCs w:val="24"/>
+        </w:rPr>
       </w:r>
     </w:p>
     <w:p>
       <w:pPr>
         <w:pStyle w:val="Normal"/>
-        <w:rPr/>
+        <w:rPr>
+          <w:rFonts w:ascii="Helvetica" w:hAnsi="Helvetica"/>
+          <w:sz w:val="24"/>
+          <w:szCs w:val="24"/>
+        </w:rPr>
       </w:pPr>
       <w:r>
-        <w:rPr/>
-        <w:t>{%p for field in property_statement_attachment[i].overflow() %}</w:t>
+        <w:rPr>
+          <w:rFonts w:ascii="Helvetica" w:hAnsi="Helvetica"/>
+          <w:sz w:val="24"/>
+          <w:szCs w:val="24"/>
+        </w:rPr>
+        <w:t>{%p for field in property_statement_attachment</w:t>
       </w:r>
       <w:r>
-        <w:rPr/>
+        <w:rPr>
+          <w:rFonts w:ascii="Helvetica" w:hAnsi="Helvetica"/>
+          <w:sz w:val="24"/>
+          <w:szCs w:val="24"/>
+        </w:rPr>
+        <w:t>[i]</w:t>
       </w:r>
       <w:r>
-        <w:rPr/>
+        <w:rPr>
+          <w:rFonts w:ascii="Helvetica" w:hAnsi="Helvetica"/>
+          <w:sz w:val="24"/>
+          <w:szCs w:val="24"/>
+        </w:rPr>
+        <w:t>.overflow() %}</w:t>
       </w:r>
       <w:bookmarkStart w:id="0" w:name="_GoBack"/>
       <w:bookmarkEnd w:id="0"/>
@@ -780,11 +917,35 @@
     <w:p>
       <w:pPr>
         <w:pStyle w:val="Normal"/>
-        <w:rPr/>
+        <w:rPr>
+          <w:rFonts w:ascii="Helvetica" w:hAnsi="Helvetica"/>
+          <w:sz w:val="24"/>
+          <w:szCs w:val="24"/>
+        </w:rPr>
       </w:pPr>
       <w:r>
-        <w:rPr/>
-        <w:t xml:space="preserve">{%p if field.is_object_list() %} </w:t>
+        <w:rPr>
+          <w:rFonts w:ascii="Helvetica" w:hAnsi="Helvetica"/>
+          <w:sz w:val="24"/>
+          <w:szCs w:val="24"/>
+        </w:rPr>
+        <w:t>{%p if field.</w:t>
+      </w:r>
+      <w:r>
+        <w:rPr>
+          <w:rFonts w:ascii="Helvetica" w:hAnsi="Helvetica"/>
+          <w:sz w:val="24"/>
+          <w:szCs w:val="24"/>
+        </w:rPr>
+        <w:t xml:space="preserve">field_name in [“petitioner.assets”,”respondent.assets”] </w:t>
+      </w:r>
+      <w:r>
+        <w:rPr>
+          <w:rFonts w:ascii="Helvetica" w:hAnsi="Helvetica"/>
+          <w:sz w:val="24"/>
+          <w:szCs w:val="24"/>
+        </w:rPr>
+        <w:t>%}</w:t>
       </w:r>
     </w:p>
     <w:p>
@@ -794,10 +955,3990 @@
           <w:ilvl w:val="1"/>
           <w:numId w:val="1"/>
         </w:numPr>
-        <w:rPr/>
+        <w:rPr>
+          <w:rFonts w:ascii="Helvetica" w:hAnsi="Helvetica"/>
+          <w:sz w:val="24"/>
+          <w:szCs w:val="24"/>
+        </w:rPr>
       </w:pPr>
       <w:r>
-        <w:rPr/>
+        <w:rPr>
+          <w:rFonts w:cs="Arial" w:ascii="Helvetica" w:hAnsi="Helvetica"/>
+          <w:sz w:val="24"/>
+          <w:szCs w:val="24"/>
+        </w:rPr>
+        <w:t>{{ field.label }}</w:t>
+      </w:r>
+    </w:p>
+    <w:tbl>
+      <w:tblPr>
+        <w:tblStyle w:val="TableGrid"/>
+        <w:tblW w:w="9360" w:type="dxa"/>
+        <w:jc w:val="center"/>
+        <w:tblInd w:w="0" w:type="dxa"/>
+        <w:tblLayout w:type="fixed"/>
+        <w:tblCellMar>
+          <w:top w:w="0" w:type="dxa"/>
+          <w:left w:w="108" w:type="dxa"/>
+          <w:bottom w:w="0" w:type="dxa"/>
+          <w:right w:w="108" w:type="dxa"/>
+        </w:tblCellMar>
+        <w:tblLook w:val="04a0" w:noHBand="0" w:noVBand="1" w:firstColumn="1" w:lastRow="0" w:lastColumn="0" w:firstRow="1"/>
+      </w:tblPr>
+      <w:tblGrid>
+        <w:gridCol w:w="3095"/>
+        <w:gridCol w:w="1405"/>
+        <w:gridCol w:w="1530"/>
+        <w:gridCol w:w="1530"/>
+        <w:gridCol w:w="1799"/>
+      </w:tblGrid>
+      <w:tr>
+        <w:trPr/>
+        <w:tc>
+          <w:tcPr>
+            <w:tcW w:w="3095" w:type="dxa"/>
+            <w:tcBorders/>
+          </w:tcPr>
+          <w:p>
+            <w:pPr>
+              <w:pStyle w:val="Normal"/>
+              <w:widowControl w:val="false"/>
+              <w:suppressAutoHyphens w:val="true"/>
+              <w:spacing w:lineRule="auto" w:line="240" w:before="0" w:after="0"/>
+              <w:jc w:val="center"/>
+              <w:rPr>
+                <w:rFonts w:ascii="Helvetica" w:hAnsi="Helvetica"/>
+                <w:sz w:val="24"/>
+                <w:szCs w:val="24"/>
+              </w:rPr>
+            </w:pPr>
+            <w:r>
+              <w:rPr>
+                <w:rFonts w:eastAsia="Calibri" w:cs="Arial" w:ascii="Helvetica" w:hAnsi="Helvetica"/>
+                <w:b/>
+                <w:kern w:val="0"/>
+                <w:sz w:val="24"/>
+                <w:szCs w:val="24"/>
+                <w:lang w:val="en-US" w:eastAsia="en-US" w:bidi="ar-SA"/>
+              </w:rPr>
+              <w:t>Item of Property</w:t>
+            </w:r>
+          </w:p>
+        </w:tc>
+        <w:tc>
+          <w:tcPr>
+            <w:tcW w:w="1405" w:type="dxa"/>
+            <w:tcBorders/>
+          </w:tcPr>
+          <w:p>
+            <w:pPr>
+              <w:pStyle w:val="Normal"/>
+              <w:widowControl w:val="false"/>
+              <w:suppressAutoHyphens w:val="true"/>
+              <w:spacing w:lineRule="auto" w:line="240" w:before="0" w:after="0"/>
+              <w:jc w:val="left"/>
+              <w:rPr>
+                <w:rFonts w:ascii="Helvetica" w:hAnsi="Helvetica"/>
+                <w:sz w:val="24"/>
+                <w:szCs w:val="24"/>
+              </w:rPr>
+            </w:pPr>
+            <w:r>
+              <w:rPr>
+                <w:rFonts w:eastAsia="Calibri" w:cs="Arial" w:ascii="Helvetica" w:hAnsi="Helvetica"/>
+                <w:b/>
+                <w:kern w:val="0"/>
+                <w:sz w:val="24"/>
+                <w:szCs w:val="24"/>
+                <w:lang w:val="en-US" w:eastAsia="en-US" w:bidi="ar-SA"/>
+              </w:rPr>
+              <w:t>Present Fair</w:t>
+            </w:r>
+          </w:p>
+          <w:p>
+            <w:pPr>
+              <w:pStyle w:val="Normal"/>
+              <w:widowControl w:val="false"/>
+              <w:suppressAutoHyphens w:val="true"/>
+              <w:spacing w:lineRule="auto" w:line="240" w:before="0" w:after="0"/>
+              <w:jc w:val="left"/>
+              <w:rPr>
+                <w:rFonts w:ascii="Helvetica" w:hAnsi="Helvetica"/>
+                <w:sz w:val="24"/>
+                <w:szCs w:val="24"/>
+              </w:rPr>
+            </w:pPr>
+            <w:r>
+              <w:rPr>
+                <w:rFonts w:eastAsia="Calibri" w:cs="Arial" w:ascii="Helvetica" w:hAnsi="Helvetica"/>
+                <w:b/>
+                <w:kern w:val="0"/>
+                <w:sz w:val="24"/>
+                <w:szCs w:val="24"/>
+                <w:lang w:val="en-US" w:eastAsia="en-US" w:bidi="ar-SA"/>
+              </w:rPr>
+              <w:t>Market Value</w:t>
+            </w:r>
+          </w:p>
+        </w:tc>
+        <w:tc>
+          <w:tcPr>
+            <w:tcW w:w="1530" w:type="dxa"/>
+            <w:tcBorders/>
+          </w:tcPr>
+          <w:p>
+            <w:pPr>
+              <w:pStyle w:val="Normal"/>
+              <w:widowControl w:val="false"/>
+              <w:suppressAutoHyphens w:val="true"/>
+              <w:spacing w:lineRule="auto" w:line="240" w:before="0" w:after="0"/>
+              <w:jc w:val="left"/>
+              <w:rPr>
+                <w:rFonts w:ascii="Helvetica" w:hAnsi="Helvetica"/>
+                <w:sz w:val="24"/>
+                <w:szCs w:val="24"/>
+              </w:rPr>
+            </w:pPr>
+            <w:r>
+              <w:rPr>
+                <w:rFonts w:eastAsia="Calibri" w:cs="Arial" w:ascii="Helvetica" w:hAnsi="Helvetica"/>
+                <w:b/>
+                <w:kern w:val="0"/>
+                <w:sz w:val="24"/>
+                <w:szCs w:val="24"/>
+                <w:lang w:val="en-US" w:eastAsia="en-US" w:bidi="ar-SA"/>
+              </w:rPr>
+              <w:t>Is there an</w:t>
+            </w:r>
+          </w:p>
+          <w:p>
+            <w:pPr>
+              <w:pStyle w:val="Normal"/>
+              <w:widowControl w:val="false"/>
+              <w:suppressAutoHyphens w:val="true"/>
+              <w:spacing w:lineRule="auto" w:line="240" w:before="0" w:after="0"/>
+              <w:jc w:val="left"/>
+              <w:rPr>
+                <w:rFonts w:ascii="Helvetica" w:hAnsi="Helvetica"/>
+                <w:sz w:val="24"/>
+                <w:szCs w:val="24"/>
+              </w:rPr>
+            </w:pPr>
+            <w:r>
+              <w:rPr>
+                <w:rFonts w:eastAsia="Calibri" w:cs="Arial" w:ascii="Helvetica" w:hAnsi="Helvetica"/>
+                <w:b/>
+                <w:kern w:val="0"/>
+                <w:sz w:val="24"/>
+                <w:szCs w:val="24"/>
+                <w:lang w:val="en-US" w:eastAsia="en-US" w:bidi="ar-SA"/>
+              </w:rPr>
+              <w:t>amount owed on</w:t>
+            </w:r>
+          </w:p>
+          <w:p>
+            <w:pPr>
+              <w:pStyle w:val="Normal"/>
+              <w:widowControl w:val="false"/>
+              <w:suppressAutoHyphens w:val="true"/>
+              <w:spacing w:lineRule="auto" w:line="240" w:before="0" w:after="0"/>
+              <w:jc w:val="left"/>
+              <w:rPr>
+                <w:rFonts w:ascii="Helvetica" w:hAnsi="Helvetica"/>
+                <w:sz w:val="24"/>
+                <w:szCs w:val="24"/>
+              </w:rPr>
+            </w:pPr>
+            <w:r>
+              <w:rPr>
+                <w:rFonts w:eastAsia="Calibri" w:cs="Arial" w:ascii="Helvetica" w:hAnsi="Helvetica"/>
+                <w:b/>
+                <w:kern w:val="0"/>
+                <w:sz w:val="24"/>
+                <w:szCs w:val="24"/>
+                <w:lang w:val="en-US" w:eastAsia="en-US" w:bidi="ar-SA"/>
+              </w:rPr>
+              <w:t>this property?</w:t>
+            </w:r>
+          </w:p>
+        </w:tc>
+        <w:tc>
+          <w:tcPr>
+            <w:tcW w:w="1530" w:type="dxa"/>
+            <w:tcBorders>
+              <w:right w:val="nil"/>
+            </w:tcBorders>
+          </w:tcPr>
+          <w:p>
+            <w:pPr>
+              <w:pStyle w:val="Normal"/>
+              <w:widowControl w:val="false"/>
+              <w:suppressAutoHyphens w:val="true"/>
+              <w:spacing w:lineRule="auto" w:line="240" w:before="0" w:after="0"/>
+              <w:jc w:val="left"/>
+              <w:rPr>
+                <w:rFonts w:ascii="Helvetica" w:hAnsi="Helvetica"/>
+                <w:sz w:val="24"/>
+                <w:szCs w:val="24"/>
+              </w:rPr>
+            </w:pPr>
+            <w:r>
+              <w:rPr>
+                <w:rFonts w:eastAsia="Calibri" w:cs="Arial" w:ascii="Helvetica" w:hAnsi="Helvetica"/>
+                <w:b/>
+                <w:kern w:val="0"/>
+                <w:sz w:val="24"/>
+                <w:szCs w:val="24"/>
+                <w:lang w:val="en-US" w:eastAsia="en-US" w:bidi="ar-SA"/>
+              </w:rPr>
+              <w:t>Is this marital or</w:t>
+            </w:r>
+          </w:p>
+          <w:p>
+            <w:pPr>
+              <w:pStyle w:val="Normal"/>
+              <w:widowControl w:val="false"/>
+              <w:suppressAutoHyphens w:val="true"/>
+              <w:spacing w:lineRule="auto" w:line="240" w:before="0" w:after="0"/>
+              <w:jc w:val="left"/>
+              <w:rPr>
+                <w:rFonts w:ascii="Helvetica" w:hAnsi="Helvetica"/>
+                <w:sz w:val="24"/>
+                <w:szCs w:val="24"/>
+              </w:rPr>
+            </w:pPr>
+            <w:r>
+              <w:rPr>
+                <w:rFonts w:eastAsia="Calibri" w:cs="Arial" w:ascii="Helvetica" w:hAnsi="Helvetica"/>
+                <w:b/>
+                <w:kern w:val="0"/>
+                <w:sz w:val="24"/>
+                <w:szCs w:val="24"/>
+                <w:lang w:val="en-US" w:eastAsia="en-US" w:bidi="ar-SA"/>
+              </w:rPr>
+              <w:t>nonmarital</w:t>
+            </w:r>
+          </w:p>
+          <w:p>
+            <w:pPr>
+              <w:pStyle w:val="Normal"/>
+              <w:widowControl w:val="false"/>
+              <w:suppressAutoHyphens w:val="true"/>
+              <w:spacing w:lineRule="auto" w:line="240" w:before="0" w:after="0"/>
+              <w:jc w:val="left"/>
+              <w:rPr>
+                <w:rFonts w:ascii="Helvetica" w:hAnsi="Helvetica"/>
+                <w:sz w:val="24"/>
+                <w:szCs w:val="24"/>
+              </w:rPr>
+            </w:pPr>
+            <w:r>
+              <w:rPr>
+                <w:rFonts w:eastAsia="Calibri" w:cs="Arial" w:ascii="Helvetica" w:hAnsi="Helvetica"/>
+                <w:b/>
+                <w:kern w:val="0"/>
+                <w:sz w:val="24"/>
+                <w:szCs w:val="24"/>
+                <w:lang w:val="en-US" w:eastAsia="en-US" w:bidi="ar-SA"/>
+              </w:rPr>
+              <w:t>property?</w:t>
+            </w:r>
+          </w:p>
+        </w:tc>
+        <w:tc>
+          <w:tcPr>
+            <w:tcW w:w="1799" w:type="dxa"/>
+            <w:tcBorders/>
+          </w:tcPr>
+          <w:p>
+            <w:pPr>
+              <w:pStyle w:val="Normal"/>
+              <w:widowControl w:val="false"/>
+              <w:suppressAutoHyphens w:val="true"/>
+              <w:spacing w:lineRule="auto" w:line="240" w:before="0" w:after="0"/>
+              <w:jc w:val="left"/>
+              <w:rPr>
+                <w:rFonts w:ascii="Helvetica" w:hAnsi="Helvetica"/>
+                <w:b/>
+                <w:b/>
+                <w:bCs/>
+                <w:sz w:val="24"/>
+                <w:szCs w:val="24"/>
+              </w:rPr>
+            </w:pPr>
+            <w:r>
+              <w:rPr>
+                <w:rFonts w:ascii="Helvetica" w:hAnsi="Helvetica"/>
+                <w:b/>
+                <w:bCs/>
+                <w:sz w:val="24"/>
+                <w:szCs w:val="24"/>
+              </w:rPr>
+              <w:t>Party with</w:t>
+            </w:r>
+          </w:p>
+          <w:p>
+            <w:pPr>
+              <w:pStyle w:val="Normal"/>
+              <w:widowControl w:val="false"/>
+              <w:suppressAutoHyphens w:val="true"/>
+              <w:spacing w:lineRule="auto" w:line="240" w:before="0" w:after="0"/>
+              <w:jc w:val="left"/>
+              <w:rPr>
+                <w:rFonts w:ascii="Helvetica" w:hAnsi="Helvetica"/>
+                <w:b/>
+                <w:b/>
+                <w:bCs/>
+                <w:sz w:val="24"/>
+                <w:szCs w:val="24"/>
+              </w:rPr>
+            </w:pPr>
+            <w:r>
+              <w:rPr>
+                <w:rFonts w:ascii="Helvetica" w:hAnsi="Helvetica"/>
+                <w:b/>
+                <w:bCs/>
+                <w:sz w:val="24"/>
+                <w:szCs w:val="24"/>
+              </w:rPr>
+              <w:t>possession of</w:t>
+            </w:r>
+          </w:p>
+          <w:p>
+            <w:pPr>
+              <w:pStyle w:val="Normal"/>
+              <w:widowControl w:val="false"/>
+              <w:suppressAutoHyphens w:val="true"/>
+              <w:spacing w:lineRule="auto" w:line="240" w:before="0" w:after="0"/>
+              <w:jc w:val="left"/>
+              <w:rPr>
+                <w:rFonts w:ascii="Helvetica" w:hAnsi="Helvetica"/>
+                <w:b/>
+                <w:b/>
+                <w:bCs/>
+                <w:sz w:val="24"/>
+                <w:szCs w:val="24"/>
+              </w:rPr>
+            </w:pPr>
+            <w:r>
+              <w:rPr>
+                <w:rFonts w:ascii="Helvetica" w:hAnsi="Helvetica"/>
+                <w:b/>
+                <w:bCs/>
+                <w:sz w:val="24"/>
+                <w:szCs w:val="24"/>
+              </w:rPr>
+              <w:t>this property?</w:t>
+            </w:r>
+          </w:p>
+        </w:tc>
+      </w:tr>
+      <w:tr>
+        <w:trPr/>
+        <w:tc>
+          <w:tcPr>
+            <w:tcW w:w="3095" w:type="dxa"/>
+            <w:tcBorders/>
+          </w:tcPr>
+          <w:p>
+            <w:pPr>
+              <w:pStyle w:val="Normal"/>
+              <w:widowControl w:val="false"/>
+              <w:suppressAutoHyphens w:val="true"/>
+              <w:spacing w:lineRule="auto" w:line="240" w:before="0" w:after="0"/>
+              <w:jc w:val="left"/>
+              <w:rPr>
+                <w:rFonts w:ascii="Helvetica" w:hAnsi="Helvetica"/>
+                <w:sz w:val="24"/>
+                <w:szCs w:val="24"/>
+              </w:rPr>
+            </w:pPr>
+            <w:r>
+              <w:rPr>
+                <w:rFonts w:eastAsia="Calibri" w:cs="Arial" w:ascii="Helvetica" w:hAnsi="Helvetica"/>
+                <w:kern w:val="0"/>
+                <w:sz w:val="24"/>
+                <w:szCs w:val="24"/>
+                <w:lang w:val="en-US" w:eastAsia="en-US" w:bidi="ar-SA"/>
+              </w:rPr>
+              <w:t>{%tr for row in field.overflow_value() %}</w:t>
+            </w:r>
+          </w:p>
+        </w:tc>
+        <w:tc>
+          <w:tcPr>
+            <w:tcW w:w="1405" w:type="dxa"/>
+            <w:tcBorders/>
+          </w:tcPr>
+          <w:p>
+            <w:pPr>
+              <w:pStyle w:val="Normal"/>
+              <w:widowControl w:val="false"/>
+              <w:suppressAutoHyphens w:val="true"/>
+              <w:spacing w:lineRule="auto" w:line="240" w:before="0" w:after="0"/>
+              <w:jc w:val="left"/>
+              <w:rPr>
+                <w:rFonts w:ascii="Helvetica" w:hAnsi="Helvetica" w:eastAsia="Calibri" w:cs="Arial"/>
+                <w:sz w:val="24"/>
+                <w:szCs w:val="24"/>
+              </w:rPr>
+            </w:pPr>
+            <w:r>
+              <w:rPr>
+                <w:rFonts w:eastAsia="Calibri" w:cs="Arial" w:ascii="Helvetica" w:hAnsi="Helvetica"/>
+                <w:sz w:val="24"/>
+                <w:szCs w:val="24"/>
+              </w:rPr>
+            </w:r>
+          </w:p>
+        </w:tc>
+        <w:tc>
+          <w:tcPr>
+            <w:tcW w:w="1530" w:type="dxa"/>
+            <w:tcBorders/>
+          </w:tcPr>
+          <w:p>
+            <w:pPr>
+              <w:pStyle w:val="Normal"/>
+              <w:widowControl w:val="false"/>
+              <w:suppressAutoHyphens w:val="true"/>
+              <w:spacing w:lineRule="auto" w:line="240" w:before="0" w:after="0"/>
+              <w:jc w:val="left"/>
+              <w:rPr>
+                <w:rFonts w:ascii="Helvetica" w:hAnsi="Helvetica" w:eastAsia="Calibri" w:cs="Arial"/>
+                <w:sz w:val="24"/>
+                <w:szCs w:val="24"/>
+              </w:rPr>
+            </w:pPr>
+            <w:r>
+              <w:rPr>
+                <w:rFonts w:eastAsia="Calibri" w:cs="Arial" w:ascii="Helvetica" w:hAnsi="Helvetica"/>
+                <w:sz w:val="24"/>
+                <w:szCs w:val="24"/>
+              </w:rPr>
+            </w:r>
+          </w:p>
+        </w:tc>
+        <w:tc>
+          <w:tcPr>
+            <w:tcW w:w="1530" w:type="dxa"/>
+            <w:tcBorders>
+              <w:right w:val="nil"/>
+            </w:tcBorders>
+          </w:tcPr>
+          <w:p>
+            <w:pPr>
+              <w:pStyle w:val="Normal"/>
+              <w:widowControl w:val="false"/>
+              <w:suppressAutoHyphens w:val="true"/>
+              <w:spacing w:lineRule="auto" w:line="240" w:before="0" w:after="0"/>
+              <w:jc w:val="left"/>
+              <w:rPr>
+                <w:rFonts w:ascii="Helvetica" w:hAnsi="Helvetica" w:eastAsia="Calibri" w:cs="Arial"/>
+                <w:sz w:val="24"/>
+                <w:szCs w:val="24"/>
+              </w:rPr>
+            </w:pPr>
+            <w:r>
+              <w:rPr>
+                <w:rFonts w:eastAsia="Calibri" w:cs="Arial" w:ascii="Helvetica" w:hAnsi="Helvetica"/>
+                <w:sz w:val="24"/>
+                <w:szCs w:val="24"/>
+              </w:rPr>
+            </w:r>
+          </w:p>
+        </w:tc>
+        <w:tc>
+          <w:tcPr>
+            <w:tcW w:w="1799" w:type="dxa"/>
+            <w:tcBorders/>
+          </w:tcPr>
+          <w:p>
+            <w:pPr>
+              <w:pStyle w:val="Normal"/>
+              <w:widowControl w:val="false"/>
+              <w:suppressAutoHyphens w:val="true"/>
+              <w:spacing w:lineRule="auto" w:line="240" w:before="0" w:after="0"/>
+              <w:jc w:val="left"/>
+              <w:rPr>
+                <w:rFonts w:ascii="Helvetica" w:hAnsi="Helvetica" w:eastAsia="Calibri" w:cs="Arial"/>
+                <w:sz w:val="24"/>
+                <w:szCs w:val="24"/>
+              </w:rPr>
+            </w:pPr>
+            <w:r>
+              <w:rPr>
+                <w:rFonts w:eastAsia="Calibri" w:cs="Arial" w:ascii="Helvetica" w:hAnsi="Helvetica"/>
+                <w:sz w:val="24"/>
+                <w:szCs w:val="24"/>
+              </w:rPr>
+            </w:r>
+          </w:p>
+        </w:tc>
+      </w:tr>
+      <w:tr>
+        <w:trPr/>
+        <w:tc>
+          <w:tcPr>
+            <w:tcW w:w="3095" w:type="dxa"/>
+            <w:tcBorders/>
+          </w:tcPr>
+          <w:p>
+            <w:pPr>
+              <w:pStyle w:val="Normal"/>
+              <w:widowControl w:val="false"/>
+              <w:suppressAutoHyphens w:val="true"/>
+              <w:spacing w:lineRule="auto" w:line="240" w:before="0" w:after="0"/>
+              <w:jc w:val="left"/>
+              <w:rPr>
+                <w:rFonts w:ascii="Helvetica" w:hAnsi="Helvetica"/>
+                <w:sz w:val="24"/>
+                <w:szCs w:val="24"/>
+              </w:rPr>
+            </w:pPr>
+            <w:r>
+              <w:rPr>
+                <w:rFonts w:eastAsia="Calibri" w:cs="Arial" w:ascii="Helvetica" w:hAnsi="Helvetica"/>
+                <w:kern w:val="0"/>
+                <w:sz w:val="24"/>
+                <w:szCs w:val="24"/>
+                <w:lang w:val="en-US" w:eastAsia="en-US" w:bidi="ar-SA"/>
+              </w:rPr>
+              <w:t>{{ row.award_template_petitioner }}</w:t>
+            </w:r>
+          </w:p>
+        </w:tc>
+        <w:tc>
+          <w:tcPr>
+            <w:tcW w:w="1405" w:type="dxa"/>
+            <w:tcBorders/>
+          </w:tcPr>
+          <w:p>
+            <w:pPr>
+              <w:pStyle w:val="Normal"/>
+              <w:widowControl w:val="false"/>
+              <w:suppressAutoHyphens w:val="true"/>
+              <w:spacing w:lineRule="auto" w:line="240" w:before="0" w:after="0"/>
+              <w:jc w:val="left"/>
+              <w:rPr>
+                <w:rFonts w:ascii="Helvetica" w:hAnsi="Helvetica"/>
+                <w:sz w:val="24"/>
+                <w:szCs w:val="24"/>
+              </w:rPr>
+            </w:pPr>
+            <w:r>
+              <w:rPr>
+                <w:rFonts w:eastAsia="Calibri" w:cs="Arial" w:ascii="Helvetica" w:hAnsi="Helvetica"/>
+                <w:kern w:val="0"/>
+                <w:sz w:val="24"/>
+                <w:szCs w:val="24"/>
+                <w:lang w:val="en-US" w:eastAsia="en-US" w:bidi="ar-SA"/>
+              </w:rPr>
+              <w:t>{</w:t>
+            </w:r>
+            <w:r>
+              <w:rPr>
+                <w:rFonts w:eastAsia="Calibri" w:cs="Arial" w:ascii="Helvetica" w:hAnsi="Helvetica"/>
+                <w:kern w:val="0"/>
+                <w:sz w:val="24"/>
+                <w:szCs w:val="24"/>
+                <w:lang w:val="en-US" w:eastAsia="en-US" w:bidi="ar-SA"/>
+              </w:rPr>
+              <w:t>{ "$" + thousands(</w:t>
+            </w:r>
+            <w:r>
+              <w:rPr>
+                <w:rFonts w:eastAsia="Calibri" w:cs="Arial" w:ascii="Helvetica" w:hAnsi="Helvetica"/>
+                <w:kern w:val="0"/>
+                <w:sz w:val="24"/>
+                <w:szCs w:val="24"/>
+                <w:lang w:val="en-US" w:eastAsia="en-US" w:bidi="ar-SA"/>
+              </w:rPr>
+              <w:t>row</w:t>
+            </w:r>
+            <w:r>
+              <w:rPr>
+                <w:rFonts w:eastAsia="Calibri" w:cs="Arial" w:ascii="Helvetica" w:hAnsi="Helvetica"/>
+                <w:kern w:val="0"/>
+                <w:sz w:val="24"/>
+                <w:szCs w:val="24"/>
+                <w:lang w:val="en-US" w:eastAsia="en-US" w:bidi="ar-SA"/>
+              </w:rPr>
+              <w:t xml:space="preserve">.market_value, show_decimals=True) </w:t>
+            </w:r>
+            <w:r>
+              <w:rPr>
+                <w:rFonts w:eastAsia="Calibri" w:cs="Arial" w:ascii="Helvetica" w:hAnsi="Helvetica"/>
+                <w:kern w:val="0"/>
+                <w:sz w:val="24"/>
+                <w:szCs w:val="24"/>
+                <w:lang w:val="en-US" w:eastAsia="en-US" w:bidi="ar-SA"/>
+              </w:rPr>
+              <w:t>}}</w:t>
+            </w:r>
+          </w:p>
+        </w:tc>
+        <w:tc>
+          <w:tcPr>
+            <w:tcW w:w="1530" w:type="dxa"/>
+            <w:tcBorders/>
+          </w:tcPr>
+          <w:p>
+            <w:pPr>
+              <w:pStyle w:val="Normal"/>
+              <w:widowControl w:val="false"/>
+              <w:suppressAutoHyphens w:val="true"/>
+              <w:spacing w:lineRule="auto" w:line="240" w:before="0" w:after="0"/>
+              <w:jc w:val="left"/>
+              <w:rPr>
+                <w:rFonts w:ascii="Helvetica" w:hAnsi="Helvetica"/>
+                <w:sz w:val="24"/>
+                <w:szCs w:val="24"/>
+              </w:rPr>
+            </w:pPr>
+            <w:r>
+              <w:rPr>
+                <w:rFonts w:eastAsia="Calibri" w:cs="Arial" w:ascii="Helvetica" w:hAnsi="Helvetica"/>
+                <w:kern w:val="0"/>
+                <w:sz w:val="24"/>
+                <w:szCs w:val="24"/>
+                <w:lang w:val="en-US" w:eastAsia="en-US" w:bidi="ar-SA"/>
+              </w:rPr>
+              <w:t xml:space="preserve">{{ </w:t>
+            </w:r>
+            <w:r>
+              <w:rPr>
+                <w:rFonts w:eastAsia="Calibri" w:cs="Arial" w:ascii="Helvetica" w:hAnsi="Helvetica"/>
+                <w:kern w:val="0"/>
+                <w:sz w:val="24"/>
+                <w:szCs w:val="24"/>
+                <w:lang w:val="en-US" w:eastAsia="en-US" w:bidi="ar-SA"/>
+              </w:rPr>
+              <w:t>“Ye</w:t>
+            </w:r>
+            <w:r>
+              <w:rPr>
+                <w:rFonts w:eastAsia="Calibri" w:cs="Arial" w:ascii="Helvetica" w:hAnsi="Helvetica"/>
+                <w:kern w:val="0"/>
+                <w:sz w:val="24"/>
+                <w:szCs w:val="24"/>
+                <w:lang w:val="en-US" w:eastAsia="en-US" w:bidi="ar-SA"/>
+              </w:rPr>
+              <w:t xml:space="preserve">s” if </w:t>
+            </w:r>
+            <w:r>
+              <w:rPr>
+                <w:rFonts w:eastAsia="Calibri" w:cs="Arial" w:ascii="Helvetica" w:hAnsi="Helvetica"/>
+                <w:kern w:val="0"/>
+                <w:sz w:val="24"/>
+                <w:szCs w:val="24"/>
+                <w:lang w:val="en-US" w:eastAsia="en-US" w:bidi="ar-SA"/>
+              </w:rPr>
+              <w:t>showifdef(‘</w:t>
+            </w:r>
+            <w:r>
+              <w:rPr>
+                <w:rFonts w:eastAsia="Calibri" w:cs="Arial" w:ascii="Helvetica" w:hAnsi="Helvetica"/>
+                <w:kern w:val="0"/>
+                <w:sz w:val="24"/>
+                <w:szCs w:val="24"/>
+                <w:lang w:val="en-US" w:eastAsia="en-US" w:bidi="ar-SA"/>
+              </w:rPr>
+              <w:t>row.</w:t>
+            </w:r>
+            <w:r>
+              <w:rPr>
+                <w:rFonts w:eastAsia="Calibri" w:cs="Arial" w:ascii="Helvetica" w:hAnsi="Helvetica"/>
+                <w:kern w:val="0"/>
+                <w:sz w:val="24"/>
+                <w:szCs w:val="24"/>
+                <w:lang w:val="en-US" w:eastAsia="en-US" w:bidi="ar-SA"/>
+              </w:rPr>
+              <w:t>amount_owed’</w:t>
+            </w:r>
+            <w:r>
+              <w:rPr>
+                <w:rFonts w:eastAsia="Calibri" w:cs="Arial" w:ascii="Helvetica" w:hAnsi="Helvetica"/>
+                <w:kern w:val="0"/>
+                <w:sz w:val="24"/>
+                <w:szCs w:val="24"/>
+                <w:lang w:val="en-US" w:eastAsia="en-US" w:bidi="ar-SA"/>
+              </w:rPr>
+              <w:t>)</w:t>
+            </w:r>
+            <w:r>
+              <w:rPr>
+                <w:rFonts w:eastAsia="Calibri" w:cs="Arial" w:ascii="Helvetica" w:hAnsi="Helvetica"/>
+                <w:kern w:val="0"/>
+                <w:sz w:val="24"/>
+                <w:szCs w:val="24"/>
+                <w:lang w:val="en-US" w:eastAsia="en-US" w:bidi="ar-SA"/>
+              </w:rPr>
+              <w:t xml:space="preserve"> else “No”}}</w:t>
+            </w:r>
+          </w:p>
+        </w:tc>
+        <w:tc>
+          <w:tcPr>
+            <w:tcW w:w="1530" w:type="dxa"/>
+            <w:tcBorders>
+              <w:right w:val="nil"/>
+            </w:tcBorders>
+          </w:tcPr>
+          <w:p>
+            <w:pPr>
+              <w:pStyle w:val="Normal"/>
+              <w:widowControl w:val="false"/>
+              <w:suppressAutoHyphens w:val="true"/>
+              <w:spacing w:lineRule="auto" w:line="240" w:before="0" w:after="0"/>
+              <w:jc w:val="left"/>
+              <w:rPr>
+                <w:rFonts w:ascii="Helvetica" w:hAnsi="Helvetica"/>
+                <w:sz w:val="24"/>
+                <w:szCs w:val="24"/>
+              </w:rPr>
+            </w:pPr>
+            <w:r>
+              <w:rPr>
+                <w:rFonts w:eastAsia="Calibri" w:cs="Arial" w:ascii="Helvetica" w:hAnsi="Helvetica"/>
+                <w:kern w:val="0"/>
+                <w:sz w:val="24"/>
+                <w:szCs w:val="24"/>
+                <w:lang w:val="en-US" w:eastAsia="en-US" w:bidi="ar-SA"/>
+              </w:rPr>
+              <w:t>{{ row.</w:t>
+            </w:r>
+            <w:r>
+              <w:rPr>
+                <w:rFonts w:eastAsia="Calibri" w:cs="Arial" w:ascii="Helvetica" w:hAnsi="Helvetica"/>
+                <w:kern w:val="0"/>
+                <w:sz w:val="24"/>
+                <w:szCs w:val="24"/>
+                <w:lang w:val="en-US" w:eastAsia="en-US" w:bidi="ar-SA"/>
+              </w:rPr>
+              <w:t>marital_property</w:t>
+            </w:r>
+            <w:r>
+              <w:rPr>
+                <w:rFonts w:eastAsia="Calibri" w:cs="Arial" w:ascii="Helvetica" w:hAnsi="Helvetica"/>
+                <w:kern w:val="0"/>
+                <w:sz w:val="24"/>
+                <w:szCs w:val="24"/>
+                <w:lang w:val="en-US" w:eastAsia="en-US" w:bidi="ar-SA"/>
+              </w:rPr>
+              <w:t xml:space="preserve"> }}</w:t>
+            </w:r>
+          </w:p>
+        </w:tc>
+        <w:tc>
+          <w:tcPr>
+            <w:tcW w:w="1799" w:type="dxa"/>
+            <w:tcBorders/>
+          </w:tcPr>
+          <w:p>
+            <w:pPr>
+              <w:pStyle w:val="Normal"/>
+              <w:widowControl w:val="false"/>
+              <w:suppressAutoHyphens w:val="true"/>
+              <w:spacing w:lineRule="auto" w:line="240" w:before="0" w:after="0"/>
+              <w:jc w:val="left"/>
+              <w:rPr>
+                <w:rFonts w:ascii="Helvetica" w:hAnsi="Helvetica"/>
+                <w:sz w:val="24"/>
+                <w:szCs w:val="24"/>
+              </w:rPr>
+            </w:pPr>
+            <w:r>
+              <w:rPr>
+                <w:rFonts w:eastAsia="Calibri" w:cs="Arial" w:ascii="Helvetica" w:hAnsi="Helvetica"/>
+                <w:kern w:val="0"/>
+                <w:sz w:val="24"/>
+                <w:szCs w:val="24"/>
+                <w:lang w:val="en-US" w:eastAsia="en-US" w:bidi="ar-SA"/>
+              </w:rPr>
+              <w:t>{</w:t>
+            </w:r>
+            <w:r>
+              <w:rPr>
+                <w:rFonts w:eastAsia="Calibri" w:cs="Arial" w:ascii="Helvetica" w:hAnsi="Helvetica"/>
+                <w:kern w:val="0"/>
+                <w:sz w:val="24"/>
+                <w:szCs w:val="24"/>
+                <w:lang w:val="en-US" w:eastAsia="en-US" w:bidi="ar-SA"/>
+              </w:rPr>
+              <w:t>{ row.</w:t>
+            </w:r>
+            <w:r>
+              <w:rPr>
+                <w:rFonts w:eastAsia="Calibri" w:cs="Arial" w:ascii="Helvetica" w:hAnsi="Helvetica"/>
+                <w:kern w:val="0"/>
+                <w:sz w:val="24"/>
+                <w:szCs w:val="24"/>
+                <w:lang w:val="en-US" w:eastAsia="en-US" w:bidi="ar-SA"/>
+              </w:rPr>
+              <w:t>has_possession</w:t>
+            </w:r>
+            <w:r>
+              <w:rPr>
+                <w:rFonts w:eastAsia="Calibri" w:cs="Arial" w:ascii="Helvetica" w:hAnsi="Helvetica"/>
+                <w:kern w:val="0"/>
+                <w:sz w:val="24"/>
+                <w:szCs w:val="24"/>
+                <w:lang w:val="en-US" w:eastAsia="en-US" w:bidi="ar-SA"/>
+              </w:rPr>
+              <w:t xml:space="preserve"> }}</w:t>
+            </w:r>
+          </w:p>
+        </w:tc>
+      </w:tr>
+      <w:tr>
+        <w:trPr/>
+        <w:tc>
+          <w:tcPr>
+            <w:tcW w:w="3095" w:type="dxa"/>
+            <w:tcBorders/>
+          </w:tcPr>
+          <w:p>
+            <w:pPr>
+              <w:pStyle w:val="Normal"/>
+              <w:widowControl w:val="false"/>
+              <w:suppressAutoHyphens w:val="true"/>
+              <w:spacing w:lineRule="auto" w:line="240" w:before="0" w:after="0"/>
+              <w:jc w:val="left"/>
+              <w:rPr>
+                <w:rFonts w:ascii="Helvetica" w:hAnsi="Helvetica"/>
+                <w:sz w:val="24"/>
+                <w:szCs w:val="24"/>
+              </w:rPr>
+            </w:pPr>
+            <w:r>
+              <w:rPr>
+                <w:rFonts w:eastAsia="Calibri" w:cs="Arial" w:ascii="Helvetica" w:hAnsi="Helvetica"/>
+                <w:kern w:val="0"/>
+                <w:sz w:val="24"/>
+                <w:szCs w:val="24"/>
+                <w:lang w:val="en-US" w:eastAsia="en-US" w:bidi="ar-SA"/>
+              </w:rPr>
+              <w:t>{%tr endfor %}</w:t>
+            </w:r>
+          </w:p>
+        </w:tc>
+        <w:tc>
+          <w:tcPr>
+            <w:tcW w:w="1405" w:type="dxa"/>
+            <w:tcBorders/>
+          </w:tcPr>
+          <w:p>
+            <w:pPr>
+              <w:pStyle w:val="Normal"/>
+              <w:widowControl w:val="false"/>
+              <w:suppressAutoHyphens w:val="true"/>
+              <w:spacing w:lineRule="auto" w:line="240" w:before="0" w:after="0"/>
+              <w:jc w:val="left"/>
+              <w:rPr>
+                <w:rFonts w:ascii="Helvetica" w:hAnsi="Helvetica" w:eastAsia="Calibri" w:cs="Arial"/>
+                <w:sz w:val="24"/>
+                <w:szCs w:val="24"/>
+              </w:rPr>
+            </w:pPr>
+            <w:r>
+              <w:rPr>
+                <w:rFonts w:eastAsia="Calibri" w:cs="Arial" w:ascii="Helvetica" w:hAnsi="Helvetica"/>
+                <w:sz w:val="24"/>
+                <w:szCs w:val="24"/>
+              </w:rPr>
+            </w:r>
+          </w:p>
+        </w:tc>
+        <w:tc>
+          <w:tcPr>
+            <w:tcW w:w="1530" w:type="dxa"/>
+            <w:tcBorders/>
+          </w:tcPr>
+          <w:p>
+            <w:pPr>
+              <w:pStyle w:val="Normal"/>
+              <w:widowControl w:val="false"/>
+              <w:suppressAutoHyphens w:val="true"/>
+              <w:spacing w:lineRule="auto" w:line="240" w:before="0" w:after="0"/>
+              <w:jc w:val="left"/>
+              <w:rPr>
+                <w:rFonts w:ascii="Helvetica" w:hAnsi="Helvetica" w:eastAsia="Calibri" w:cs="Arial"/>
+                <w:sz w:val="24"/>
+                <w:szCs w:val="24"/>
+              </w:rPr>
+            </w:pPr>
+            <w:r>
+              <w:rPr>
+                <w:rFonts w:eastAsia="Calibri" w:cs="Arial" w:ascii="Helvetica" w:hAnsi="Helvetica"/>
+                <w:sz w:val="24"/>
+                <w:szCs w:val="24"/>
+              </w:rPr>
+            </w:r>
+          </w:p>
+        </w:tc>
+        <w:tc>
+          <w:tcPr>
+            <w:tcW w:w="1530" w:type="dxa"/>
+            <w:tcBorders>
+              <w:right w:val="nil"/>
+            </w:tcBorders>
+          </w:tcPr>
+          <w:p>
+            <w:pPr>
+              <w:pStyle w:val="Normal"/>
+              <w:widowControl w:val="false"/>
+              <w:suppressAutoHyphens w:val="true"/>
+              <w:spacing w:lineRule="auto" w:line="240" w:before="0" w:after="0"/>
+              <w:jc w:val="left"/>
+              <w:rPr>
+                <w:rFonts w:ascii="Helvetica" w:hAnsi="Helvetica" w:eastAsia="Calibri" w:cs="Arial"/>
+                <w:sz w:val="24"/>
+                <w:szCs w:val="24"/>
+              </w:rPr>
+            </w:pPr>
+            <w:r>
+              <w:rPr>
+                <w:rFonts w:eastAsia="Calibri" w:cs="Arial" w:ascii="Helvetica" w:hAnsi="Helvetica"/>
+                <w:sz w:val="24"/>
+                <w:szCs w:val="24"/>
+              </w:rPr>
+            </w:r>
+          </w:p>
+        </w:tc>
+        <w:tc>
+          <w:tcPr>
+            <w:tcW w:w="1799" w:type="dxa"/>
+            <w:tcBorders/>
+          </w:tcPr>
+          <w:p>
+            <w:pPr>
+              <w:pStyle w:val="Normal"/>
+              <w:widowControl w:val="false"/>
+              <w:suppressAutoHyphens w:val="true"/>
+              <w:spacing w:lineRule="auto" w:line="240" w:before="0" w:after="0"/>
+              <w:jc w:val="left"/>
+              <w:rPr>
+                <w:rFonts w:ascii="Helvetica" w:hAnsi="Helvetica" w:eastAsia="Calibri" w:cs="Arial"/>
+                <w:sz w:val="24"/>
+                <w:szCs w:val="24"/>
+              </w:rPr>
+            </w:pPr>
+            <w:r>
+              <w:rPr>
+                <w:rFonts w:eastAsia="Calibri" w:cs="Arial" w:ascii="Helvetica" w:hAnsi="Helvetica"/>
+                <w:sz w:val="24"/>
+                <w:szCs w:val="24"/>
+              </w:rPr>
+            </w:r>
+          </w:p>
+        </w:tc>
+      </w:tr>
+    </w:tbl>
+    <w:p>
+      <w:pPr>
+        <w:pStyle w:val="Normal"/>
+        <w:rPr>
+          <w:rFonts w:ascii="Helvetica" w:hAnsi="Helvetica"/>
+          <w:sz w:val="24"/>
+          <w:szCs w:val="24"/>
+        </w:rPr>
+      </w:pPr>
+      <w:r>
+        <w:rPr>
+          <w:rFonts w:ascii="Helvetica" w:hAnsi="Helvetica"/>
+          <w:sz w:val="24"/>
+          <w:szCs w:val="24"/>
+        </w:rPr>
+      </w:r>
+    </w:p>
+    <w:p>
+      <w:pPr>
+        <w:pStyle w:val="Normal"/>
+        <w:rPr>
+          <w:rFonts w:ascii="Helvetica" w:hAnsi="Helvetica"/>
+          <w:sz w:val="24"/>
+          <w:szCs w:val="24"/>
+        </w:rPr>
+      </w:pPr>
+      <w:r>
+        <w:rPr>
+          <w:rFonts w:ascii="Helvetica" w:hAnsi="Helvetica"/>
+          <w:sz w:val="24"/>
+          <w:szCs w:val="24"/>
+        </w:rPr>
+        <w:t xml:space="preserve">{%p </w:t>
+      </w:r>
+      <w:r>
+        <w:rPr>
+          <w:rFonts w:ascii="Helvetica" w:hAnsi="Helvetica"/>
+          <w:sz w:val="24"/>
+          <w:szCs w:val="24"/>
+        </w:rPr>
+        <w:t>el</w:t>
+      </w:r>
+      <w:r>
+        <w:rPr>
+          <w:rFonts w:ascii="Helvetica" w:hAnsi="Helvetica"/>
+          <w:sz w:val="24"/>
+          <w:szCs w:val="24"/>
+        </w:rPr>
+        <w:t>if field.</w:t>
+      </w:r>
+      <w:r>
+        <w:rPr>
+          <w:rFonts w:ascii="Helvetica" w:hAnsi="Helvetica"/>
+          <w:sz w:val="24"/>
+          <w:szCs w:val="24"/>
+        </w:rPr>
+        <w:t xml:space="preserve">field_name </w:t>
+      </w:r>
+      <w:r>
+        <w:rPr>
+          <w:rFonts w:ascii="Helvetica" w:hAnsi="Helvetica"/>
+          <w:sz w:val="24"/>
+          <w:szCs w:val="24"/>
+        </w:rPr>
+        <w:t xml:space="preserve">== </w:t>
+      </w:r>
+      <w:r>
+        <w:rPr>
+          <w:rFonts w:ascii="Helvetica" w:hAnsi="Helvetica"/>
+          <w:sz w:val="24"/>
+          <w:szCs w:val="24"/>
+        </w:rPr>
+        <w:t xml:space="preserve">”respondent.assets” </w:t>
+      </w:r>
+      <w:r>
+        <w:rPr>
+          <w:rFonts w:ascii="Helvetica" w:hAnsi="Helvetica"/>
+          <w:sz w:val="24"/>
+          <w:szCs w:val="24"/>
+        </w:rPr>
+        <w:t>%}</w:t>
+      </w:r>
+    </w:p>
+    <w:p>
+      <w:pPr>
+        <w:pStyle w:val="Heading2"/>
+        <w:numPr>
+          <w:ilvl w:val="1"/>
+          <w:numId w:val="1"/>
+        </w:numPr>
+        <w:rPr>
+          <w:rFonts w:ascii="Helvetica" w:hAnsi="Helvetica"/>
+          <w:sz w:val="24"/>
+          <w:szCs w:val="24"/>
+        </w:rPr>
+      </w:pPr>
+      <w:r>
+        <w:rPr>
+          <w:rFonts w:cs="Arial" w:ascii="Helvetica" w:hAnsi="Helvetica"/>
+          <w:sz w:val="24"/>
+          <w:szCs w:val="24"/>
+        </w:rPr>
+        <w:t>{{ field.label }}</w:t>
+      </w:r>
+    </w:p>
+    <w:tbl>
+      <w:tblPr>
+        <w:tblStyle w:val="TableGrid"/>
+        <w:tblW w:w="9360" w:type="dxa"/>
+        <w:jc w:val="center"/>
+        <w:tblInd w:w="0" w:type="dxa"/>
+        <w:tblLayout w:type="fixed"/>
+        <w:tblCellMar>
+          <w:top w:w="0" w:type="dxa"/>
+          <w:left w:w="108" w:type="dxa"/>
+          <w:bottom w:w="0" w:type="dxa"/>
+          <w:right w:w="108" w:type="dxa"/>
+        </w:tblCellMar>
+        <w:tblLook w:val="04a0" w:noHBand="0" w:noVBand="1" w:firstColumn="1" w:lastRow="0" w:lastColumn="0" w:firstRow="1"/>
+      </w:tblPr>
+      <w:tblGrid>
+        <w:gridCol w:w="3095"/>
+        <w:gridCol w:w="1405"/>
+        <w:gridCol w:w="1530"/>
+        <w:gridCol w:w="1530"/>
+        <w:gridCol w:w="1799"/>
+      </w:tblGrid>
+      <w:tr>
+        <w:trPr/>
+        <w:tc>
+          <w:tcPr>
+            <w:tcW w:w="3095" w:type="dxa"/>
+            <w:tcBorders/>
+          </w:tcPr>
+          <w:p>
+            <w:pPr>
+              <w:pStyle w:val="Normal"/>
+              <w:widowControl w:val="false"/>
+              <w:suppressAutoHyphens w:val="true"/>
+              <w:spacing w:lineRule="auto" w:line="240" w:before="0" w:after="0"/>
+              <w:jc w:val="center"/>
+              <w:rPr>
+                <w:rFonts w:ascii="Helvetica" w:hAnsi="Helvetica"/>
+                <w:sz w:val="24"/>
+                <w:szCs w:val="24"/>
+              </w:rPr>
+            </w:pPr>
+            <w:r>
+              <w:rPr>
+                <w:rFonts w:eastAsia="Calibri" w:cs="Arial" w:ascii="Helvetica" w:hAnsi="Helvetica"/>
+                <w:b/>
+                <w:kern w:val="0"/>
+                <w:sz w:val="24"/>
+                <w:szCs w:val="24"/>
+                <w:lang w:val="en-US" w:eastAsia="en-US" w:bidi="ar-SA"/>
+              </w:rPr>
+              <w:t>Item of Property</w:t>
+            </w:r>
+          </w:p>
+        </w:tc>
+        <w:tc>
+          <w:tcPr>
+            <w:tcW w:w="1405" w:type="dxa"/>
+            <w:tcBorders/>
+          </w:tcPr>
+          <w:p>
+            <w:pPr>
+              <w:pStyle w:val="Normal"/>
+              <w:widowControl w:val="false"/>
+              <w:suppressAutoHyphens w:val="true"/>
+              <w:spacing w:lineRule="auto" w:line="240" w:before="0" w:after="0"/>
+              <w:jc w:val="left"/>
+              <w:rPr>
+                <w:rFonts w:ascii="Helvetica" w:hAnsi="Helvetica"/>
+                <w:sz w:val="24"/>
+                <w:szCs w:val="24"/>
+              </w:rPr>
+            </w:pPr>
+            <w:r>
+              <w:rPr>
+                <w:rFonts w:eastAsia="Calibri" w:cs="Arial" w:ascii="Helvetica" w:hAnsi="Helvetica"/>
+                <w:b/>
+                <w:kern w:val="0"/>
+                <w:sz w:val="24"/>
+                <w:szCs w:val="24"/>
+                <w:lang w:val="en-US" w:eastAsia="en-US" w:bidi="ar-SA"/>
+              </w:rPr>
+              <w:t>Present Fair</w:t>
+            </w:r>
+          </w:p>
+          <w:p>
+            <w:pPr>
+              <w:pStyle w:val="Normal"/>
+              <w:widowControl w:val="false"/>
+              <w:suppressAutoHyphens w:val="true"/>
+              <w:spacing w:lineRule="auto" w:line="240" w:before="0" w:after="0"/>
+              <w:jc w:val="left"/>
+              <w:rPr>
+                <w:rFonts w:ascii="Helvetica" w:hAnsi="Helvetica"/>
+                <w:sz w:val="24"/>
+                <w:szCs w:val="24"/>
+              </w:rPr>
+            </w:pPr>
+            <w:r>
+              <w:rPr>
+                <w:rFonts w:eastAsia="Calibri" w:cs="Arial" w:ascii="Helvetica" w:hAnsi="Helvetica"/>
+                <w:b/>
+                <w:kern w:val="0"/>
+                <w:sz w:val="24"/>
+                <w:szCs w:val="24"/>
+                <w:lang w:val="en-US" w:eastAsia="en-US" w:bidi="ar-SA"/>
+              </w:rPr>
+              <w:t>Market Value</w:t>
+            </w:r>
+          </w:p>
+        </w:tc>
+        <w:tc>
+          <w:tcPr>
+            <w:tcW w:w="1530" w:type="dxa"/>
+            <w:tcBorders/>
+          </w:tcPr>
+          <w:p>
+            <w:pPr>
+              <w:pStyle w:val="Normal"/>
+              <w:widowControl w:val="false"/>
+              <w:suppressAutoHyphens w:val="true"/>
+              <w:spacing w:lineRule="auto" w:line="240" w:before="0" w:after="0"/>
+              <w:jc w:val="left"/>
+              <w:rPr>
+                <w:rFonts w:ascii="Helvetica" w:hAnsi="Helvetica"/>
+                <w:sz w:val="24"/>
+                <w:szCs w:val="24"/>
+              </w:rPr>
+            </w:pPr>
+            <w:r>
+              <w:rPr>
+                <w:rFonts w:eastAsia="Calibri" w:cs="Arial" w:ascii="Helvetica" w:hAnsi="Helvetica"/>
+                <w:b/>
+                <w:kern w:val="0"/>
+                <w:sz w:val="24"/>
+                <w:szCs w:val="24"/>
+                <w:lang w:val="en-US" w:eastAsia="en-US" w:bidi="ar-SA"/>
+              </w:rPr>
+              <w:t>Is there an</w:t>
+            </w:r>
+          </w:p>
+          <w:p>
+            <w:pPr>
+              <w:pStyle w:val="Normal"/>
+              <w:widowControl w:val="false"/>
+              <w:suppressAutoHyphens w:val="true"/>
+              <w:spacing w:lineRule="auto" w:line="240" w:before="0" w:after="0"/>
+              <w:jc w:val="left"/>
+              <w:rPr>
+                <w:rFonts w:ascii="Helvetica" w:hAnsi="Helvetica"/>
+                <w:sz w:val="24"/>
+                <w:szCs w:val="24"/>
+              </w:rPr>
+            </w:pPr>
+            <w:r>
+              <w:rPr>
+                <w:rFonts w:eastAsia="Calibri" w:cs="Arial" w:ascii="Helvetica" w:hAnsi="Helvetica"/>
+                <w:b/>
+                <w:kern w:val="0"/>
+                <w:sz w:val="24"/>
+                <w:szCs w:val="24"/>
+                <w:lang w:val="en-US" w:eastAsia="en-US" w:bidi="ar-SA"/>
+              </w:rPr>
+              <w:t>amount owed on</w:t>
+            </w:r>
+          </w:p>
+          <w:p>
+            <w:pPr>
+              <w:pStyle w:val="Normal"/>
+              <w:widowControl w:val="false"/>
+              <w:suppressAutoHyphens w:val="true"/>
+              <w:spacing w:lineRule="auto" w:line="240" w:before="0" w:after="0"/>
+              <w:jc w:val="left"/>
+              <w:rPr>
+                <w:rFonts w:ascii="Helvetica" w:hAnsi="Helvetica"/>
+                <w:sz w:val="24"/>
+                <w:szCs w:val="24"/>
+              </w:rPr>
+            </w:pPr>
+            <w:r>
+              <w:rPr>
+                <w:rFonts w:eastAsia="Calibri" w:cs="Arial" w:ascii="Helvetica" w:hAnsi="Helvetica"/>
+                <w:b/>
+                <w:kern w:val="0"/>
+                <w:sz w:val="24"/>
+                <w:szCs w:val="24"/>
+                <w:lang w:val="en-US" w:eastAsia="en-US" w:bidi="ar-SA"/>
+              </w:rPr>
+              <w:t>this property?</w:t>
+            </w:r>
+          </w:p>
+        </w:tc>
+        <w:tc>
+          <w:tcPr>
+            <w:tcW w:w="1530" w:type="dxa"/>
+            <w:tcBorders>
+              <w:right w:val="nil"/>
+            </w:tcBorders>
+          </w:tcPr>
+          <w:p>
+            <w:pPr>
+              <w:pStyle w:val="Normal"/>
+              <w:widowControl w:val="false"/>
+              <w:suppressAutoHyphens w:val="true"/>
+              <w:spacing w:lineRule="auto" w:line="240" w:before="0" w:after="0"/>
+              <w:jc w:val="left"/>
+              <w:rPr>
+                <w:rFonts w:ascii="Helvetica" w:hAnsi="Helvetica"/>
+                <w:sz w:val="24"/>
+                <w:szCs w:val="24"/>
+              </w:rPr>
+            </w:pPr>
+            <w:r>
+              <w:rPr>
+                <w:rFonts w:eastAsia="Calibri" w:cs="Arial" w:ascii="Helvetica" w:hAnsi="Helvetica"/>
+                <w:b/>
+                <w:kern w:val="0"/>
+                <w:sz w:val="24"/>
+                <w:szCs w:val="24"/>
+                <w:lang w:val="en-US" w:eastAsia="en-US" w:bidi="ar-SA"/>
+              </w:rPr>
+              <w:t>Is this marital or</w:t>
+            </w:r>
+          </w:p>
+          <w:p>
+            <w:pPr>
+              <w:pStyle w:val="Normal"/>
+              <w:widowControl w:val="false"/>
+              <w:suppressAutoHyphens w:val="true"/>
+              <w:spacing w:lineRule="auto" w:line="240" w:before="0" w:after="0"/>
+              <w:jc w:val="left"/>
+              <w:rPr>
+                <w:rFonts w:ascii="Helvetica" w:hAnsi="Helvetica"/>
+                <w:sz w:val="24"/>
+                <w:szCs w:val="24"/>
+              </w:rPr>
+            </w:pPr>
+            <w:r>
+              <w:rPr>
+                <w:rFonts w:eastAsia="Calibri" w:cs="Arial" w:ascii="Helvetica" w:hAnsi="Helvetica"/>
+                <w:b/>
+                <w:kern w:val="0"/>
+                <w:sz w:val="24"/>
+                <w:szCs w:val="24"/>
+                <w:lang w:val="en-US" w:eastAsia="en-US" w:bidi="ar-SA"/>
+              </w:rPr>
+              <w:t>nonmarital</w:t>
+            </w:r>
+          </w:p>
+          <w:p>
+            <w:pPr>
+              <w:pStyle w:val="Normal"/>
+              <w:widowControl w:val="false"/>
+              <w:suppressAutoHyphens w:val="true"/>
+              <w:spacing w:lineRule="auto" w:line="240" w:before="0" w:after="0"/>
+              <w:jc w:val="left"/>
+              <w:rPr>
+                <w:rFonts w:ascii="Helvetica" w:hAnsi="Helvetica"/>
+                <w:sz w:val="24"/>
+                <w:szCs w:val="24"/>
+              </w:rPr>
+            </w:pPr>
+            <w:r>
+              <w:rPr>
+                <w:rFonts w:eastAsia="Calibri" w:cs="Arial" w:ascii="Helvetica" w:hAnsi="Helvetica"/>
+                <w:b/>
+                <w:kern w:val="0"/>
+                <w:sz w:val="24"/>
+                <w:szCs w:val="24"/>
+                <w:lang w:val="en-US" w:eastAsia="en-US" w:bidi="ar-SA"/>
+              </w:rPr>
+              <w:t>property?</w:t>
+            </w:r>
+          </w:p>
+        </w:tc>
+        <w:tc>
+          <w:tcPr>
+            <w:tcW w:w="1799" w:type="dxa"/>
+            <w:tcBorders/>
+          </w:tcPr>
+          <w:p>
+            <w:pPr>
+              <w:pStyle w:val="Normal"/>
+              <w:widowControl w:val="false"/>
+              <w:suppressAutoHyphens w:val="true"/>
+              <w:spacing w:lineRule="auto" w:line="240" w:before="0" w:after="0"/>
+              <w:jc w:val="left"/>
+              <w:rPr>
+                <w:rFonts w:ascii="Helvetica" w:hAnsi="Helvetica"/>
+                <w:b/>
+                <w:b/>
+                <w:bCs/>
+                <w:sz w:val="24"/>
+                <w:szCs w:val="24"/>
+              </w:rPr>
+            </w:pPr>
+            <w:r>
+              <w:rPr>
+                <w:rFonts w:ascii="Helvetica" w:hAnsi="Helvetica"/>
+                <w:b/>
+                <w:bCs/>
+                <w:sz w:val="24"/>
+                <w:szCs w:val="24"/>
+              </w:rPr>
+              <w:t>Party with</w:t>
+            </w:r>
+          </w:p>
+          <w:p>
+            <w:pPr>
+              <w:pStyle w:val="Normal"/>
+              <w:widowControl w:val="false"/>
+              <w:suppressAutoHyphens w:val="true"/>
+              <w:spacing w:lineRule="auto" w:line="240" w:before="0" w:after="0"/>
+              <w:jc w:val="left"/>
+              <w:rPr>
+                <w:rFonts w:ascii="Helvetica" w:hAnsi="Helvetica"/>
+                <w:b/>
+                <w:b/>
+                <w:bCs/>
+                <w:sz w:val="24"/>
+                <w:szCs w:val="24"/>
+              </w:rPr>
+            </w:pPr>
+            <w:r>
+              <w:rPr>
+                <w:rFonts w:ascii="Helvetica" w:hAnsi="Helvetica"/>
+                <w:b/>
+                <w:bCs/>
+                <w:sz w:val="24"/>
+                <w:szCs w:val="24"/>
+              </w:rPr>
+              <w:t>possession of</w:t>
+            </w:r>
+          </w:p>
+          <w:p>
+            <w:pPr>
+              <w:pStyle w:val="Normal"/>
+              <w:widowControl w:val="false"/>
+              <w:suppressAutoHyphens w:val="true"/>
+              <w:spacing w:lineRule="auto" w:line="240" w:before="0" w:after="0"/>
+              <w:jc w:val="left"/>
+              <w:rPr>
+                <w:rFonts w:ascii="Helvetica" w:hAnsi="Helvetica"/>
+                <w:b/>
+                <w:b/>
+                <w:bCs/>
+                <w:sz w:val="24"/>
+                <w:szCs w:val="24"/>
+              </w:rPr>
+            </w:pPr>
+            <w:r>
+              <w:rPr>
+                <w:rFonts w:ascii="Helvetica" w:hAnsi="Helvetica"/>
+                <w:b/>
+                <w:bCs/>
+                <w:sz w:val="24"/>
+                <w:szCs w:val="24"/>
+              </w:rPr>
+              <w:t>this property?</w:t>
+            </w:r>
+          </w:p>
+        </w:tc>
+      </w:tr>
+      <w:tr>
+        <w:trPr/>
+        <w:tc>
+          <w:tcPr>
+            <w:tcW w:w="3095" w:type="dxa"/>
+            <w:tcBorders/>
+          </w:tcPr>
+          <w:p>
+            <w:pPr>
+              <w:pStyle w:val="Normal"/>
+              <w:widowControl w:val="false"/>
+              <w:suppressAutoHyphens w:val="true"/>
+              <w:spacing w:lineRule="auto" w:line="240" w:before="0" w:after="0"/>
+              <w:jc w:val="left"/>
+              <w:rPr>
+                <w:rFonts w:ascii="Helvetica" w:hAnsi="Helvetica"/>
+                <w:sz w:val="24"/>
+                <w:szCs w:val="24"/>
+              </w:rPr>
+            </w:pPr>
+            <w:r>
+              <w:rPr>
+                <w:rFonts w:eastAsia="Calibri" w:cs="Arial" w:ascii="Helvetica" w:hAnsi="Helvetica"/>
+                <w:kern w:val="0"/>
+                <w:sz w:val="24"/>
+                <w:szCs w:val="24"/>
+                <w:lang w:val="en-US" w:eastAsia="en-US" w:bidi="ar-SA"/>
+              </w:rPr>
+              <w:t>{%tr for row in field.overflow_value() %}</w:t>
+            </w:r>
+          </w:p>
+        </w:tc>
+        <w:tc>
+          <w:tcPr>
+            <w:tcW w:w="1405" w:type="dxa"/>
+            <w:tcBorders/>
+          </w:tcPr>
+          <w:p>
+            <w:pPr>
+              <w:pStyle w:val="Normal"/>
+              <w:widowControl w:val="false"/>
+              <w:suppressAutoHyphens w:val="true"/>
+              <w:spacing w:lineRule="auto" w:line="240" w:before="0" w:after="0"/>
+              <w:jc w:val="left"/>
+              <w:rPr>
+                <w:rFonts w:ascii="Helvetica" w:hAnsi="Helvetica" w:eastAsia="Calibri" w:cs="Arial"/>
+                <w:sz w:val="24"/>
+                <w:szCs w:val="24"/>
+              </w:rPr>
+            </w:pPr>
+            <w:r>
+              <w:rPr>
+                <w:rFonts w:eastAsia="Calibri" w:cs="Arial" w:ascii="Helvetica" w:hAnsi="Helvetica"/>
+                <w:sz w:val="24"/>
+                <w:szCs w:val="24"/>
+              </w:rPr>
+            </w:r>
+          </w:p>
+        </w:tc>
+        <w:tc>
+          <w:tcPr>
+            <w:tcW w:w="1530" w:type="dxa"/>
+            <w:tcBorders/>
+          </w:tcPr>
+          <w:p>
+            <w:pPr>
+              <w:pStyle w:val="Normal"/>
+              <w:widowControl w:val="false"/>
+              <w:suppressAutoHyphens w:val="true"/>
+              <w:spacing w:lineRule="auto" w:line="240" w:before="0" w:after="0"/>
+              <w:jc w:val="left"/>
+              <w:rPr>
+                <w:rFonts w:ascii="Helvetica" w:hAnsi="Helvetica" w:eastAsia="Calibri" w:cs="Arial"/>
+                <w:sz w:val="24"/>
+                <w:szCs w:val="24"/>
+              </w:rPr>
+            </w:pPr>
+            <w:r>
+              <w:rPr>
+                <w:rFonts w:eastAsia="Calibri" w:cs="Arial" w:ascii="Helvetica" w:hAnsi="Helvetica"/>
+                <w:sz w:val="24"/>
+                <w:szCs w:val="24"/>
+              </w:rPr>
+            </w:r>
+          </w:p>
+        </w:tc>
+        <w:tc>
+          <w:tcPr>
+            <w:tcW w:w="1530" w:type="dxa"/>
+            <w:tcBorders>
+              <w:right w:val="nil"/>
+            </w:tcBorders>
+          </w:tcPr>
+          <w:p>
+            <w:pPr>
+              <w:pStyle w:val="Normal"/>
+              <w:widowControl w:val="false"/>
+              <w:suppressAutoHyphens w:val="true"/>
+              <w:spacing w:lineRule="auto" w:line="240" w:before="0" w:after="0"/>
+              <w:jc w:val="left"/>
+              <w:rPr>
+                <w:rFonts w:ascii="Helvetica" w:hAnsi="Helvetica" w:eastAsia="Calibri" w:cs="Arial"/>
+                <w:sz w:val="24"/>
+                <w:szCs w:val="24"/>
+              </w:rPr>
+            </w:pPr>
+            <w:r>
+              <w:rPr>
+                <w:rFonts w:eastAsia="Calibri" w:cs="Arial" w:ascii="Helvetica" w:hAnsi="Helvetica"/>
+                <w:sz w:val="24"/>
+                <w:szCs w:val="24"/>
+              </w:rPr>
+            </w:r>
+          </w:p>
+        </w:tc>
+        <w:tc>
+          <w:tcPr>
+            <w:tcW w:w="1799" w:type="dxa"/>
+            <w:tcBorders/>
+          </w:tcPr>
+          <w:p>
+            <w:pPr>
+              <w:pStyle w:val="Normal"/>
+              <w:widowControl w:val="false"/>
+              <w:suppressAutoHyphens w:val="true"/>
+              <w:spacing w:lineRule="auto" w:line="240" w:before="0" w:after="0"/>
+              <w:jc w:val="left"/>
+              <w:rPr>
+                <w:rFonts w:ascii="Helvetica" w:hAnsi="Helvetica" w:eastAsia="Calibri" w:cs="Arial"/>
+                <w:sz w:val="24"/>
+                <w:szCs w:val="24"/>
+              </w:rPr>
+            </w:pPr>
+            <w:r>
+              <w:rPr>
+                <w:rFonts w:eastAsia="Calibri" w:cs="Arial" w:ascii="Helvetica" w:hAnsi="Helvetica"/>
+                <w:sz w:val="24"/>
+                <w:szCs w:val="24"/>
+              </w:rPr>
+            </w:r>
+          </w:p>
+        </w:tc>
+      </w:tr>
+      <w:tr>
+        <w:trPr/>
+        <w:tc>
+          <w:tcPr>
+            <w:tcW w:w="3095" w:type="dxa"/>
+            <w:tcBorders/>
+          </w:tcPr>
+          <w:p>
+            <w:pPr>
+              <w:pStyle w:val="Normal"/>
+              <w:widowControl w:val="false"/>
+              <w:suppressAutoHyphens w:val="true"/>
+              <w:spacing w:lineRule="auto" w:line="240" w:before="0" w:after="0"/>
+              <w:jc w:val="left"/>
+              <w:rPr>
+                <w:rFonts w:ascii="Helvetica" w:hAnsi="Helvetica"/>
+                <w:sz w:val="24"/>
+                <w:szCs w:val="24"/>
+              </w:rPr>
+            </w:pPr>
+            <w:r>
+              <w:rPr>
+                <w:rFonts w:eastAsia="Calibri" w:cs="Arial" w:ascii="Helvetica" w:hAnsi="Helvetica"/>
+                <w:kern w:val="0"/>
+                <w:sz w:val="24"/>
+                <w:szCs w:val="24"/>
+                <w:lang w:val="en-US" w:eastAsia="en-US" w:bidi="ar-SA"/>
+              </w:rPr>
+              <w:t>{{ row.award_template_</w:t>
+            </w:r>
+            <w:r>
+              <w:rPr>
+                <w:rFonts w:eastAsia="Calibri" w:cs="Arial" w:ascii="Helvetica" w:hAnsi="Helvetica"/>
+                <w:kern w:val="0"/>
+                <w:sz w:val="24"/>
+                <w:szCs w:val="24"/>
+                <w:lang w:val="en-US" w:eastAsia="en-US" w:bidi="ar-SA"/>
+              </w:rPr>
+              <w:t>respondent</w:t>
+            </w:r>
+            <w:r>
+              <w:rPr>
+                <w:rFonts w:eastAsia="Calibri" w:cs="Arial" w:ascii="Helvetica" w:hAnsi="Helvetica"/>
+                <w:kern w:val="0"/>
+                <w:sz w:val="24"/>
+                <w:szCs w:val="24"/>
+                <w:lang w:val="en-US" w:eastAsia="en-US" w:bidi="ar-SA"/>
+              </w:rPr>
+              <w:t xml:space="preserve"> }}</w:t>
+            </w:r>
+          </w:p>
+        </w:tc>
+        <w:tc>
+          <w:tcPr>
+            <w:tcW w:w="1405" w:type="dxa"/>
+            <w:tcBorders/>
+          </w:tcPr>
+          <w:p>
+            <w:pPr>
+              <w:pStyle w:val="Normal"/>
+              <w:widowControl w:val="false"/>
+              <w:suppressAutoHyphens w:val="true"/>
+              <w:spacing w:lineRule="auto" w:line="240" w:before="0" w:after="0"/>
+              <w:jc w:val="left"/>
+              <w:rPr>
+                <w:rFonts w:ascii="Helvetica" w:hAnsi="Helvetica"/>
+                <w:sz w:val="24"/>
+                <w:szCs w:val="24"/>
+              </w:rPr>
+            </w:pPr>
+            <w:r>
+              <w:rPr>
+                <w:rFonts w:eastAsia="Calibri" w:cs="Arial" w:ascii="Helvetica" w:hAnsi="Helvetica"/>
+                <w:kern w:val="0"/>
+                <w:sz w:val="24"/>
+                <w:szCs w:val="24"/>
+                <w:lang w:val="en-US" w:eastAsia="en-US" w:bidi="ar-SA"/>
+              </w:rPr>
+              <w:t>{</w:t>
+            </w:r>
+            <w:r>
+              <w:rPr>
+                <w:rFonts w:eastAsia="Calibri" w:cs="Arial" w:ascii="Helvetica" w:hAnsi="Helvetica"/>
+                <w:kern w:val="0"/>
+                <w:sz w:val="24"/>
+                <w:szCs w:val="24"/>
+                <w:lang w:val="en-US" w:eastAsia="en-US" w:bidi="ar-SA"/>
+              </w:rPr>
+              <w:t>{ "$" + thousands(</w:t>
+            </w:r>
+            <w:r>
+              <w:rPr>
+                <w:rFonts w:eastAsia="Calibri" w:cs="Arial" w:ascii="Helvetica" w:hAnsi="Helvetica"/>
+                <w:kern w:val="0"/>
+                <w:sz w:val="24"/>
+                <w:szCs w:val="24"/>
+                <w:lang w:val="en-US" w:eastAsia="en-US" w:bidi="ar-SA"/>
+              </w:rPr>
+              <w:t>row</w:t>
+            </w:r>
+            <w:r>
+              <w:rPr>
+                <w:rFonts w:eastAsia="Calibri" w:cs="Arial" w:ascii="Helvetica" w:hAnsi="Helvetica"/>
+                <w:kern w:val="0"/>
+                <w:sz w:val="24"/>
+                <w:szCs w:val="24"/>
+                <w:lang w:val="en-US" w:eastAsia="en-US" w:bidi="ar-SA"/>
+              </w:rPr>
+              <w:t xml:space="preserve">.market_value, show_decimals=True) </w:t>
+            </w:r>
+            <w:r>
+              <w:rPr>
+                <w:rFonts w:eastAsia="Calibri" w:cs="Arial" w:ascii="Helvetica" w:hAnsi="Helvetica"/>
+                <w:kern w:val="0"/>
+                <w:sz w:val="24"/>
+                <w:szCs w:val="24"/>
+                <w:lang w:val="en-US" w:eastAsia="en-US" w:bidi="ar-SA"/>
+              </w:rPr>
+              <w:t>}}</w:t>
+            </w:r>
+          </w:p>
+        </w:tc>
+        <w:tc>
+          <w:tcPr>
+            <w:tcW w:w="1530" w:type="dxa"/>
+            <w:tcBorders/>
+          </w:tcPr>
+          <w:p>
+            <w:pPr>
+              <w:pStyle w:val="Normal"/>
+              <w:widowControl w:val="false"/>
+              <w:suppressAutoHyphens w:val="true"/>
+              <w:spacing w:lineRule="auto" w:line="240" w:before="0" w:after="0"/>
+              <w:jc w:val="left"/>
+              <w:rPr>
+                <w:rFonts w:ascii="Helvetica" w:hAnsi="Helvetica"/>
+                <w:sz w:val="24"/>
+                <w:szCs w:val="24"/>
+              </w:rPr>
+            </w:pPr>
+            <w:r>
+              <w:rPr>
+                <w:rFonts w:eastAsia="Calibri" w:cs="Arial" w:ascii="Helvetica" w:hAnsi="Helvetica"/>
+                <w:kern w:val="0"/>
+                <w:sz w:val="24"/>
+                <w:szCs w:val="24"/>
+                <w:lang w:val="en-US" w:eastAsia="en-US" w:bidi="ar-SA"/>
+              </w:rPr>
+              <w:t xml:space="preserve">{{ </w:t>
+            </w:r>
+            <w:r>
+              <w:rPr>
+                <w:rFonts w:eastAsia="Calibri" w:cs="Arial" w:ascii="Helvetica" w:hAnsi="Helvetica"/>
+                <w:kern w:val="0"/>
+                <w:sz w:val="24"/>
+                <w:szCs w:val="24"/>
+                <w:lang w:val="en-US" w:eastAsia="en-US" w:bidi="ar-SA"/>
+              </w:rPr>
+              <w:t>“Ye</w:t>
+            </w:r>
+            <w:r>
+              <w:rPr>
+                <w:rFonts w:eastAsia="Calibri" w:cs="Arial" w:ascii="Helvetica" w:hAnsi="Helvetica"/>
+                <w:kern w:val="0"/>
+                <w:sz w:val="24"/>
+                <w:szCs w:val="24"/>
+                <w:lang w:val="en-US" w:eastAsia="en-US" w:bidi="ar-SA"/>
+              </w:rPr>
+              <w:t xml:space="preserve">s” if </w:t>
+            </w:r>
+            <w:r>
+              <w:rPr>
+                <w:rFonts w:eastAsia="Calibri" w:cs="Arial" w:ascii="Helvetica" w:hAnsi="Helvetica"/>
+                <w:kern w:val="0"/>
+                <w:sz w:val="24"/>
+                <w:szCs w:val="24"/>
+                <w:lang w:val="en-US" w:eastAsia="en-US" w:bidi="ar-SA"/>
+              </w:rPr>
+              <w:t>showifdef(‘</w:t>
+            </w:r>
+            <w:r>
+              <w:rPr>
+                <w:rFonts w:eastAsia="Calibri" w:cs="Arial" w:ascii="Helvetica" w:hAnsi="Helvetica"/>
+                <w:kern w:val="0"/>
+                <w:sz w:val="24"/>
+                <w:szCs w:val="24"/>
+                <w:lang w:val="en-US" w:eastAsia="en-US" w:bidi="ar-SA"/>
+              </w:rPr>
+              <w:t>row.amount_owed’</w:t>
+            </w:r>
+            <w:r>
+              <w:rPr>
+                <w:rFonts w:eastAsia="Calibri" w:cs="Arial" w:ascii="Helvetica" w:hAnsi="Helvetica"/>
+                <w:kern w:val="0"/>
+                <w:sz w:val="24"/>
+                <w:szCs w:val="24"/>
+                <w:lang w:val="en-US" w:eastAsia="en-US" w:bidi="ar-SA"/>
+              </w:rPr>
+              <w:t>)</w:t>
+            </w:r>
+            <w:r>
+              <w:rPr>
+                <w:rFonts w:eastAsia="Calibri" w:cs="Arial" w:ascii="Helvetica" w:hAnsi="Helvetica"/>
+                <w:kern w:val="0"/>
+                <w:sz w:val="24"/>
+                <w:szCs w:val="24"/>
+                <w:lang w:val="en-US" w:eastAsia="en-US" w:bidi="ar-SA"/>
+              </w:rPr>
+              <w:t xml:space="preserve"> else “No”}}</w:t>
+            </w:r>
+          </w:p>
+        </w:tc>
+        <w:tc>
+          <w:tcPr>
+            <w:tcW w:w="1530" w:type="dxa"/>
+            <w:tcBorders>
+              <w:right w:val="nil"/>
+            </w:tcBorders>
+          </w:tcPr>
+          <w:p>
+            <w:pPr>
+              <w:pStyle w:val="Normal"/>
+              <w:widowControl w:val="false"/>
+              <w:suppressAutoHyphens w:val="true"/>
+              <w:spacing w:lineRule="auto" w:line="240" w:before="0" w:after="0"/>
+              <w:jc w:val="left"/>
+              <w:rPr>
+                <w:rFonts w:ascii="Helvetica" w:hAnsi="Helvetica"/>
+                <w:sz w:val="24"/>
+                <w:szCs w:val="24"/>
+              </w:rPr>
+            </w:pPr>
+            <w:r>
+              <w:rPr>
+                <w:rFonts w:eastAsia="Calibri" w:cs="Arial" w:ascii="Helvetica" w:hAnsi="Helvetica"/>
+                <w:kern w:val="0"/>
+                <w:sz w:val="24"/>
+                <w:szCs w:val="24"/>
+                <w:lang w:val="en-US" w:eastAsia="en-US" w:bidi="ar-SA"/>
+              </w:rPr>
+              <w:t>{{ row.</w:t>
+            </w:r>
+            <w:r>
+              <w:rPr>
+                <w:rFonts w:eastAsia="Calibri" w:cs="Arial" w:ascii="Helvetica" w:hAnsi="Helvetica"/>
+                <w:kern w:val="0"/>
+                <w:sz w:val="24"/>
+                <w:szCs w:val="24"/>
+                <w:lang w:val="en-US" w:eastAsia="en-US" w:bidi="ar-SA"/>
+              </w:rPr>
+              <w:t>marital_property</w:t>
+            </w:r>
+            <w:r>
+              <w:rPr>
+                <w:rFonts w:eastAsia="Calibri" w:cs="Arial" w:ascii="Helvetica" w:hAnsi="Helvetica"/>
+                <w:kern w:val="0"/>
+                <w:sz w:val="24"/>
+                <w:szCs w:val="24"/>
+                <w:lang w:val="en-US" w:eastAsia="en-US" w:bidi="ar-SA"/>
+              </w:rPr>
+              <w:t xml:space="preserve"> }}</w:t>
+            </w:r>
+          </w:p>
+        </w:tc>
+        <w:tc>
+          <w:tcPr>
+            <w:tcW w:w="1799" w:type="dxa"/>
+            <w:tcBorders/>
+          </w:tcPr>
+          <w:p>
+            <w:pPr>
+              <w:pStyle w:val="Normal"/>
+              <w:widowControl w:val="false"/>
+              <w:suppressAutoHyphens w:val="true"/>
+              <w:spacing w:lineRule="auto" w:line="240" w:before="0" w:after="0"/>
+              <w:jc w:val="left"/>
+              <w:rPr>
+                <w:rFonts w:ascii="Helvetica" w:hAnsi="Helvetica"/>
+                <w:sz w:val="24"/>
+                <w:szCs w:val="24"/>
+              </w:rPr>
+            </w:pPr>
+            <w:r>
+              <w:rPr>
+                <w:rFonts w:eastAsia="Calibri" w:cs="Arial" w:ascii="Helvetica" w:hAnsi="Helvetica"/>
+                <w:kern w:val="0"/>
+                <w:sz w:val="24"/>
+                <w:szCs w:val="24"/>
+                <w:lang w:val="en-US" w:eastAsia="en-US" w:bidi="ar-SA"/>
+              </w:rPr>
+              <w:t>{</w:t>
+            </w:r>
+            <w:r>
+              <w:rPr>
+                <w:rFonts w:eastAsia="Calibri" w:cs="Arial" w:ascii="Helvetica" w:hAnsi="Helvetica"/>
+                <w:kern w:val="0"/>
+                <w:sz w:val="24"/>
+                <w:szCs w:val="24"/>
+                <w:lang w:val="en-US" w:eastAsia="en-US" w:bidi="ar-SA"/>
+              </w:rPr>
+              <w:t>{ row.</w:t>
+            </w:r>
+            <w:r>
+              <w:rPr>
+                <w:rFonts w:eastAsia="Calibri" w:cs="Arial" w:ascii="Helvetica" w:hAnsi="Helvetica"/>
+                <w:kern w:val="0"/>
+                <w:sz w:val="24"/>
+                <w:szCs w:val="24"/>
+                <w:lang w:val="en-US" w:eastAsia="en-US" w:bidi="ar-SA"/>
+              </w:rPr>
+              <w:t>has_possession</w:t>
+            </w:r>
+            <w:r>
+              <w:rPr>
+                <w:rFonts w:eastAsia="Calibri" w:cs="Arial" w:ascii="Helvetica" w:hAnsi="Helvetica"/>
+                <w:kern w:val="0"/>
+                <w:sz w:val="24"/>
+                <w:szCs w:val="24"/>
+                <w:lang w:val="en-US" w:eastAsia="en-US" w:bidi="ar-SA"/>
+              </w:rPr>
+              <w:t xml:space="preserve"> }}</w:t>
+            </w:r>
+          </w:p>
+        </w:tc>
+      </w:tr>
+      <w:tr>
+        <w:trPr/>
+        <w:tc>
+          <w:tcPr>
+            <w:tcW w:w="3095" w:type="dxa"/>
+            <w:tcBorders/>
+          </w:tcPr>
+          <w:p>
+            <w:pPr>
+              <w:pStyle w:val="Normal"/>
+              <w:widowControl w:val="false"/>
+              <w:suppressAutoHyphens w:val="true"/>
+              <w:spacing w:lineRule="auto" w:line="240" w:before="0" w:after="0"/>
+              <w:jc w:val="left"/>
+              <w:rPr>
+                <w:rFonts w:ascii="Helvetica" w:hAnsi="Helvetica"/>
+                <w:sz w:val="24"/>
+                <w:szCs w:val="24"/>
+              </w:rPr>
+            </w:pPr>
+            <w:r>
+              <w:rPr>
+                <w:rFonts w:eastAsia="Calibri" w:cs="Arial" w:ascii="Helvetica" w:hAnsi="Helvetica"/>
+                <w:kern w:val="0"/>
+                <w:sz w:val="24"/>
+                <w:szCs w:val="24"/>
+                <w:lang w:val="en-US" w:eastAsia="en-US" w:bidi="ar-SA"/>
+              </w:rPr>
+              <w:t>{%tr endfor %}</w:t>
+            </w:r>
+          </w:p>
+        </w:tc>
+        <w:tc>
+          <w:tcPr>
+            <w:tcW w:w="1405" w:type="dxa"/>
+            <w:tcBorders/>
+          </w:tcPr>
+          <w:p>
+            <w:pPr>
+              <w:pStyle w:val="Normal"/>
+              <w:widowControl w:val="false"/>
+              <w:suppressAutoHyphens w:val="true"/>
+              <w:spacing w:lineRule="auto" w:line="240" w:before="0" w:after="0"/>
+              <w:jc w:val="left"/>
+              <w:rPr>
+                <w:rFonts w:ascii="Helvetica" w:hAnsi="Helvetica" w:eastAsia="Calibri" w:cs="Arial"/>
+                <w:sz w:val="24"/>
+                <w:szCs w:val="24"/>
+              </w:rPr>
+            </w:pPr>
+            <w:r>
+              <w:rPr>
+                <w:rFonts w:eastAsia="Calibri" w:cs="Arial" w:ascii="Helvetica" w:hAnsi="Helvetica"/>
+                <w:sz w:val="24"/>
+                <w:szCs w:val="24"/>
+              </w:rPr>
+            </w:r>
+          </w:p>
+        </w:tc>
+        <w:tc>
+          <w:tcPr>
+            <w:tcW w:w="1530" w:type="dxa"/>
+            <w:tcBorders/>
+          </w:tcPr>
+          <w:p>
+            <w:pPr>
+              <w:pStyle w:val="Normal"/>
+              <w:widowControl w:val="false"/>
+              <w:suppressAutoHyphens w:val="true"/>
+              <w:spacing w:lineRule="auto" w:line="240" w:before="0" w:after="0"/>
+              <w:jc w:val="left"/>
+              <w:rPr>
+                <w:rFonts w:ascii="Helvetica" w:hAnsi="Helvetica" w:eastAsia="Calibri" w:cs="Arial"/>
+                <w:sz w:val="24"/>
+                <w:szCs w:val="24"/>
+              </w:rPr>
+            </w:pPr>
+            <w:r>
+              <w:rPr>
+                <w:rFonts w:eastAsia="Calibri" w:cs="Arial" w:ascii="Helvetica" w:hAnsi="Helvetica"/>
+                <w:sz w:val="24"/>
+                <w:szCs w:val="24"/>
+              </w:rPr>
+            </w:r>
+          </w:p>
+        </w:tc>
+        <w:tc>
+          <w:tcPr>
+            <w:tcW w:w="1530" w:type="dxa"/>
+            <w:tcBorders>
+              <w:right w:val="nil"/>
+            </w:tcBorders>
+          </w:tcPr>
+          <w:p>
+            <w:pPr>
+              <w:pStyle w:val="Normal"/>
+              <w:widowControl w:val="false"/>
+              <w:suppressAutoHyphens w:val="true"/>
+              <w:spacing w:lineRule="auto" w:line="240" w:before="0" w:after="0"/>
+              <w:jc w:val="left"/>
+              <w:rPr>
+                <w:rFonts w:ascii="Helvetica" w:hAnsi="Helvetica" w:eastAsia="Calibri" w:cs="Arial"/>
+                <w:sz w:val="24"/>
+                <w:szCs w:val="24"/>
+              </w:rPr>
+            </w:pPr>
+            <w:r>
+              <w:rPr>
+                <w:rFonts w:eastAsia="Calibri" w:cs="Arial" w:ascii="Helvetica" w:hAnsi="Helvetica"/>
+                <w:sz w:val="24"/>
+                <w:szCs w:val="24"/>
+              </w:rPr>
+            </w:r>
+          </w:p>
+        </w:tc>
+        <w:tc>
+          <w:tcPr>
+            <w:tcW w:w="1799" w:type="dxa"/>
+            <w:tcBorders/>
+          </w:tcPr>
+          <w:p>
+            <w:pPr>
+              <w:pStyle w:val="Normal"/>
+              <w:widowControl w:val="false"/>
+              <w:suppressAutoHyphens w:val="true"/>
+              <w:spacing w:lineRule="auto" w:line="240" w:before="0" w:after="0"/>
+              <w:jc w:val="left"/>
+              <w:rPr>
+                <w:rFonts w:ascii="Helvetica" w:hAnsi="Helvetica" w:eastAsia="Calibri" w:cs="Arial"/>
+                <w:sz w:val="24"/>
+                <w:szCs w:val="24"/>
+              </w:rPr>
+            </w:pPr>
+            <w:r>
+              <w:rPr>
+                <w:rFonts w:eastAsia="Calibri" w:cs="Arial" w:ascii="Helvetica" w:hAnsi="Helvetica"/>
+                <w:sz w:val="24"/>
+                <w:szCs w:val="24"/>
+              </w:rPr>
+            </w:r>
+          </w:p>
+        </w:tc>
+      </w:tr>
+    </w:tbl>
+    <w:p>
+      <w:pPr>
+        <w:pStyle w:val="Normal"/>
+        <w:rPr>
+          <w:rFonts w:ascii="Helvetica" w:hAnsi="Helvetica"/>
+          <w:sz w:val="24"/>
+          <w:szCs w:val="24"/>
+        </w:rPr>
+      </w:pPr>
+      <w:r>
+        <w:rPr>
+          <w:rFonts w:ascii="Helvetica" w:hAnsi="Helvetica"/>
+          <w:sz w:val="24"/>
+          <w:szCs w:val="24"/>
+        </w:rPr>
+      </w:r>
+    </w:p>
+    <w:p>
+      <w:pPr>
+        <w:pStyle w:val="Normal"/>
+        <w:rPr>
+          <w:rFonts w:ascii="Helvetica" w:hAnsi="Helvetica"/>
+          <w:sz w:val="24"/>
+          <w:szCs w:val="24"/>
+        </w:rPr>
+      </w:pPr>
+      <w:r>
+        <w:rPr>
+          <w:rFonts w:ascii="Helvetica" w:hAnsi="Helvetica"/>
+          <w:sz w:val="24"/>
+          <w:szCs w:val="24"/>
+        </w:rPr>
+        <w:t xml:space="preserve">{%p </w:t>
+      </w:r>
+      <w:r>
+        <w:rPr>
+          <w:rFonts w:ascii="Helvetica" w:hAnsi="Helvetica"/>
+          <w:sz w:val="24"/>
+          <w:szCs w:val="24"/>
+        </w:rPr>
+        <w:t>el</w:t>
+      </w:r>
+      <w:r>
+        <w:rPr>
+          <w:rFonts w:ascii="Helvetica" w:hAnsi="Helvetica"/>
+          <w:sz w:val="24"/>
+          <w:szCs w:val="24"/>
+        </w:rPr>
+        <w:t>if field.</w:t>
+      </w:r>
+      <w:r>
+        <w:rPr>
+          <w:rFonts w:ascii="Helvetica" w:hAnsi="Helvetica"/>
+          <w:sz w:val="24"/>
+          <w:szCs w:val="24"/>
+        </w:rPr>
+        <w:t xml:space="preserve">field_name </w:t>
+      </w:r>
+      <w:r>
+        <w:rPr>
+          <w:rFonts w:ascii="Helvetica" w:hAnsi="Helvetica"/>
+          <w:sz w:val="24"/>
+          <w:szCs w:val="24"/>
+        </w:rPr>
+        <w:t xml:space="preserve">== </w:t>
+      </w:r>
+      <w:r>
+        <w:rPr>
+          <w:rFonts w:ascii="Helvetica" w:hAnsi="Helvetica"/>
+          <w:sz w:val="24"/>
+          <w:szCs w:val="24"/>
+        </w:rPr>
+        <w:t>”respondent.</w:t>
+      </w:r>
+      <w:r>
+        <w:rPr>
+          <w:rFonts w:ascii="Helvetica" w:hAnsi="Helvetica"/>
+          <w:sz w:val="24"/>
+          <w:szCs w:val="24"/>
+        </w:rPr>
+        <w:t>debts</w:t>
+      </w:r>
+      <w:r>
+        <w:rPr>
+          <w:rFonts w:ascii="Helvetica" w:hAnsi="Helvetica"/>
+          <w:sz w:val="24"/>
+          <w:szCs w:val="24"/>
+        </w:rPr>
+        <w:t xml:space="preserve">” </w:t>
+      </w:r>
+      <w:r>
+        <w:rPr>
+          <w:rFonts w:ascii="Helvetica" w:hAnsi="Helvetica"/>
+          <w:sz w:val="24"/>
+          <w:szCs w:val="24"/>
+        </w:rPr>
+        <w:t>%}</w:t>
+      </w:r>
+    </w:p>
+    <w:p>
+      <w:pPr>
+        <w:pStyle w:val="Heading2"/>
+        <w:numPr>
+          <w:ilvl w:val="1"/>
+          <w:numId w:val="1"/>
+        </w:numPr>
+        <w:rPr>
+          <w:rFonts w:ascii="Helvetica" w:hAnsi="Helvetica"/>
+          <w:sz w:val="24"/>
+          <w:szCs w:val="24"/>
+        </w:rPr>
+      </w:pPr>
+      <w:r>
+        <w:rPr>
+          <w:rFonts w:cs="Arial" w:ascii="Helvetica" w:hAnsi="Helvetica"/>
+          <w:sz w:val="24"/>
+          <w:szCs w:val="24"/>
+        </w:rPr>
+        <w:t>{{ field.label }}</w:t>
+      </w:r>
+    </w:p>
+    <w:tbl>
+      <w:tblPr>
+        <w:tblStyle w:val="TableGrid"/>
+        <w:tblW w:w="9360" w:type="dxa"/>
+        <w:jc w:val="center"/>
+        <w:tblInd w:w="0" w:type="dxa"/>
+        <w:tblLayout w:type="fixed"/>
+        <w:tblCellMar>
+          <w:top w:w="0" w:type="dxa"/>
+          <w:left w:w="108" w:type="dxa"/>
+          <w:bottom w:w="0" w:type="dxa"/>
+          <w:right w:w="108" w:type="dxa"/>
+        </w:tblCellMar>
+        <w:tblLook w:val="04a0" w:noHBand="0" w:noVBand="1" w:firstColumn="1" w:lastRow="0" w:lastColumn="0" w:firstRow="1"/>
+      </w:tblPr>
+      <w:tblGrid>
+        <w:gridCol w:w="3095"/>
+        <w:gridCol w:w="1405"/>
+        <w:gridCol w:w="1530"/>
+        <w:gridCol w:w="1530"/>
+        <w:gridCol w:w="1799"/>
+      </w:tblGrid>
+      <w:tr>
+        <w:trPr/>
+        <w:tc>
+          <w:tcPr>
+            <w:tcW w:w="3095" w:type="dxa"/>
+            <w:tcBorders/>
+          </w:tcPr>
+          <w:p>
+            <w:pPr>
+              <w:pStyle w:val="Normal"/>
+              <w:widowControl w:val="false"/>
+              <w:suppressAutoHyphens w:val="true"/>
+              <w:spacing w:lineRule="auto" w:line="240" w:before="0" w:after="0"/>
+              <w:jc w:val="center"/>
+              <w:rPr>
+                <w:rFonts w:ascii="Helvetica" w:hAnsi="Helvetica"/>
+                <w:sz w:val="24"/>
+                <w:szCs w:val="24"/>
+              </w:rPr>
+            </w:pPr>
+            <w:r>
+              <w:rPr>
+                <w:rFonts w:eastAsia="Calibri" w:cs="Arial" w:ascii="Helvetica" w:hAnsi="Helvetica"/>
+                <w:b/>
+                <w:kern w:val="0"/>
+                <w:sz w:val="24"/>
+                <w:szCs w:val="24"/>
+                <w:lang w:val="en-US" w:eastAsia="en-US" w:bidi="ar-SA"/>
+              </w:rPr>
+              <w:t xml:space="preserve">Item of </w:t>
+            </w:r>
+            <w:r>
+              <w:rPr>
+                <w:rFonts w:eastAsia="Calibri" w:cs="Arial" w:ascii="Helvetica" w:hAnsi="Helvetica"/>
+                <w:b/>
+                <w:kern w:val="0"/>
+                <w:sz w:val="24"/>
+                <w:szCs w:val="24"/>
+                <w:lang w:val="en-US" w:eastAsia="en-US" w:bidi="ar-SA"/>
+              </w:rPr>
+              <w:t>Debt</w:t>
+            </w:r>
+          </w:p>
+        </w:tc>
+        <w:tc>
+          <w:tcPr>
+            <w:tcW w:w="1405" w:type="dxa"/>
+            <w:tcBorders/>
+          </w:tcPr>
+          <w:p>
+            <w:pPr>
+              <w:pStyle w:val="Normal"/>
+              <w:widowControl w:val="false"/>
+              <w:suppressAutoHyphens w:val="true"/>
+              <w:spacing w:lineRule="auto" w:line="240" w:before="0" w:after="0"/>
+              <w:jc w:val="left"/>
+              <w:rPr/>
+            </w:pPr>
+            <w:r>
+              <w:rPr>
+                <w:rFonts w:eastAsia="Calibri" w:cs="Arial"/>
+                <w:b/>
+                <w:kern w:val="0"/>
+                <w:lang w:val="en-US" w:eastAsia="en-US" w:bidi="ar-SA"/>
+              </w:rPr>
+              <w:t>Current Balance</w:t>
+            </w:r>
+          </w:p>
+        </w:tc>
+        <w:tc>
+          <w:tcPr>
+            <w:tcW w:w="1530" w:type="dxa"/>
+            <w:tcBorders/>
+          </w:tcPr>
+          <w:p>
+            <w:pPr>
+              <w:pStyle w:val="Normal"/>
+              <w:widowControl w:val="false"/>
+              <w:suppressAutoHyphens w:val="true"/>
+              <w:spacing w:lineRule="auto" w:line="240" w:before="0" w:after="0"/>
+              <w:jc w:val="left"/>
+              <w:rPr/>
+            </w:pPr>
+            <w:r>
+              <w:rPr>
+                <w:rFonts w:eastAsia="Calibri" w:cs="Arial" w:ascii="Helvetica" w:hAnsi="Helvetica"/>
+                <w:b/>
+                <w:kern w:val="0"/>
+                <w:sz w:val="24"/>
+                <w:szCs w:val="24"/>
+                <w:lang w:val="en-US" w:eastAsia="en-US" w:bidi="ar-SA"/>
+              </w:rPr>
+              <w:t>M</w:t>
+            </w:r>
+            <w:r>
+              <w:rPr>
+                <w:rFonts w:eastAsia="Calibri" w:cs="Arial" w:ascii="Helvetica" w:hAnsi="Helvetica"/>
+                <w:b/>
+                <w:kern w:val="0"/>
+                <w:sz w:val="24"/>
+                <w:szCs w:val="24"/>
+                <w:lang w:val="en-US" w:eastAsia="en-US" w:bidi="ar-SA"/>
+              </w:rPr>
+              <w:t>onthly Payme</w:t>
+            </w:r>
+            <w:r>
+              <w:rPr>
+                <w:rFonts w:eastAsia="Calibri" w:cs="Arial" w:ascii="Helvetica" w:hAnsi="Helvetica"/>
+                <w:b/>
+                <w:kern w:val="0"/>
+                <w:sz w:val="24"/>
+                <w:szCs w:val="24"/>
+                <w:lang w:val="en-US" w:eastAsia="en-US" w:bidi="ar-SA"/>
+              </w:rPr>
+              <w:t>nt</w:t>
+            </w:r>
+          </w:p>
+        </w:tc>
+        <w:tc>
+          <w:tcPr>
+            <w:tcW w:w="1530" w:type="dxa"/>
+            <w:tcBorders>
+              <w:right w:val="nil"/>
+            </w:tcBorders>
+          </w:tcPr>
+          <w:p>
+            <w:pPr>
+              <w:pStyle w:val="Normal"/>
+              <w:widowControl w:val="false"/>
+              <w:suppressAutoHyphens w:val="true"/>
+              <w:spacing w:lineRule="auto" w:line="240" w:before="0" w:after="0"/>
+              <w:jc w:val="left"/>
+              <w:rPr/>
+            </w:pPr>
+            <w:r>
+              <w:rPr>
+                <w:rFonts w:eastAsia="Calibri" w:cs="Arial"/>
+                <w:b/>
+                <w:kern w:val="0"/>
+                <w:lang w:val="en-US" w:eastAsia="en-US" w:bidi="ar-SA"/>
+              </w:rPr>
+              <w:t>Security for debt, if any</w:t>
+            </w:r>
+          </w:p>
+        </w:tc>
+        <w:tc>
+          <w:tcPr>
+            <w:tcW w:w="1799" w:type="dxa"/>
+            <w:tcBorders/>
+          </w:tcPr>
+          <w:p>
+            <w:pPr>
+              <w:pStyle w:val="Normal"/>
+              <w:widowControl w:val="false"/>
+              <w:suppressAutoHyphens w:val="true"/>
+              <w:spacing w:lineRule="auto" w:line="240" w:before="0" w:after="0"/>
+              <w:jc w:val="left"/>
+              <w:rPr>
+                <w:b/>
+                <w:b/>
+                <w:bCs/>
+              </w:rPr>
+            </w:pPr>
+            <w:r>
+              <w:rPr>
+                <w:b/>
+                <w:bCs/>
+              </w:rPr>
+              <w:t>Marital of Separate Debt</w:t>
+            </w:r>
+          </w:p>
+        </w:tc>
+      </w:tr>
+      <w:tr>
+        <w:trPr/>
+        <w:tc>
+          <w:tcPr>
+            <w:tcW w:w="3095" w:type="dxa"/>
+            <w:tcBorders/>
+          </w:tcPr>
+          <w:p>
+            <w:pPr>
+              <w:pStyle w:val="Normal"/>
+              <w:widowControl w:val="false"/>
+              <w:suppressAutoHyphens w:val="true"/>
+              <w:spacing w:lineRule="auto" w:line="240" w:before="0" w:after="0"/>
+              <w:jc w:val="left"/>
+              <w:rPr>
+                <w:rFonts w:ascii="Helvetica" w:hAnsi="Helvetica"/>
+                <w:sz w:val="24"/>
+                <w:szCs w:val="24"/>
+              </w:rPr>
+            </w:pPr>
+            <w:r>
+              <w:rPr>
+                <w:rFonts w:eastAsia="Calibri" w:cs="Arial" w:ascii="Helvetica" w:hAnsi="Helvetica"/>
+                <w:kern w:val="0"/>
+                <w:sz w:val="24"/>
+                <w:szCs w:val="24"/>
+                <w:lang w:val="en-US" w:eastAsia="en-US" w:bidi="ar-SA"/>
+              </w:rPr>
+              <w:t>{%tr for row in field.overflow_value() %}</w:t>
+            </w:r>
+          </w:p>
+        </w:tc>
+        <w:tc>
+          <w:tcPr>
+            <w:tcW w:w="1405" w:type="dxa"/>
+            <w:tcBorders/>
+          </w:tcPr>
+          <w:p>
+            <w:pPr>
+              <w:pStyle w:val="Normal"/>
+              <w:widowControl w:val="false"/>
+              <w:suppressAutoHyphens w:val="true"/>
+              <w:spacing w:lineRule="auto" w:line="240" w:before="0" w:after="0"/>
+              <w:jc w:val="left"/>
+              <w:rPr>
+                <w:rFonts w:ascii="Helvetica" w:hAnsi="Helvetica" w:eastAsia="Calibri" w:cs="Arial"/>
+                <w:sz w:val="24"/>
+                <w:szCs w:val="24"/>
+              </w:rPr>
+            </w:pPr>
+            <w:r>
+              <w:rPr>
+                <w:rFonts w:eastAsia="Calibri" w:cs="Arial" w:ascii="Helvetica" w:hAnsi="Helvetica"/>
+                <w:sz w:val="24"/>
+                <w:szCs w:val="24"/>
+              </w:rPr>
+            </w:r>
+          </w:p>
+        </w:tc>
+        <w:tc>
+          <w:tcPr>
+            <w:tcW w:w="1530" w:type="dxa"/>
+            <w:tcBorders/>
+          </w:tcPr>
+          <w:p>
+            <w:pPr>
+              <w:pStyle w:val="Normal"/>
+              <w:widowControl w:val="false"/>
+              <w:suppressAutoHyphens w:val="true"/>
+              <w:spacing w:lineRule="auto" w:line="240" w:before="0" w:after="0"/>
+              <w:jc w:val="left"/>
+              <w:rPr>
+                <w:rFonts w:ascii="Helvetica" w:hAnsi="Helvetica" w:eastAsia="Calibri" w:cs="Arial"/>
+                <w:sz w:val="24"/>
+                <w:szCs w:val="24"/>
+              </w:rPr>
+            </w:pPr>
+            <w:r>
+              <w:rPr>
+                <w:rFonts w:eastAsia="Calibri" w:cs="Arial" w:ascii="Helvetica" w:hAnsi="Helvetica"/>
+                <w:sz w:val="24"/>
+                <w:szCs w:val="24"/>
+              </w:rPr>
+            </w:r>
+          </w:p>
+        </w:tc>
+        <w:tc>
+          <w:tcPr>
+            <w:tcW w:w="1530" w:type="dxa"/>
+            <w:tcBorders>
+              <w:right w:val="nil"/>
+            </w:tcBorders>
+          </w:tcPr>
+          <w:p>
+            <w:pPr>
+              <w:pStyle w:val="Normal"/>
+              <w:widowControl w:val="false"/>
+              <w:suppressAutoHyphens w:val="true"/>
+              <w:spacing w:lineRule="auto" w:line="240" w:before="0" w:after="0"/>
+              <w:jc w:val="left"/>
+              <w:rPr>
+                <w:rFonts w:ascii="Helvetica" w:hAnsi="Helvetica" w:eastAsia="Calibri" w:cs="Arial"/>
+                <w:sz w:val="24"/>
+                <w:szCs w:val="24"/>
+              </w:rPr>
+            </w:pPr>
+            <w:r>
+              <w:rPr>
+                <w:rFonts w:eastAsia="Calibri" w:cs="Arial" w:ascii="Helvetica" w:hAnsi="Helvetica"/>
+                <w:sz w:val="24"/>
+                <w:szCs w:val="24"/>
+              </w:rPr>
+            </w:r>
+          </w:p>
+        </w:tc>
+        <w:tc>
+          <w:tcPr>
+            <w:tcW w:w="1799" w:type="dxa"/>
+            <w:tcBorders/>
+          </w:tcPr>
+          <w:p>
+            <w:pPr>
+              <w:pStyle w:val="Normal"/>
+              <w:widowControl w:val="false"/>
+              <w:suppressAutoHyphens w:val="true"/>
+              <w:spacing w:lineRule="auto" w:line="240" w:before="0" w:after="0"/>
+              <w:jc w:val="left"/>
+              <w:rPr>
+                <w:rFonts w:ascii="Helvetica" w:hAnsi="Helvetica" w:eastAsia="Calibri" w:cs="Arial"/>
+                <w:sz w:val="24"/>
+                <w:szCs w:val="24"/>
+              </w:rPr>
+            </w:pPr>
+            <w:r>
+              <w:rPr>
+                <w:rFonts w:eastAsia="Calibri" w:cs="Arial" w:ascii="Helvetica" w:hAnsi="Helvetica"/>
+                <w:sz w:val="24"/>
+                <w:szCs w:val="24"/>
+              </w:rPr>
+            </w:r>
+          </w:p>
+        </w:tc>
+      </w:tr>
+      <w:tr>
+        <w:trPr/>
+        <w:tc>
+          <w:tcPr>
+            <w:tcW w:w="3095" w:type="dxa"/>
+            <w:tcBorders/>
+          </w:tcPr>
+          <w:p>
+            <w:pPr>
+              <w:pStyle w:val="Normal"/>
+              <w:widowControl w:val="false"/>
+              <w:suppressAutoHyphens w:val="true"/>
+              <w:spacing w:lineRule="auto" w:line="240" w:before="0" w:after="0"/>
+              <w:jc w:val="left"/>
+              <w:rPr>
+                <w:rFonts w:ascii="Helvetica" w:hAnsi="Helvetica"/>
+                <w:sz w:val="24"/>
+                <w:szCs w:val="24"/>
+              </w:rPr>
+            </w:pPr>
+            <w:r>
+              <w:rPr>
+                <w:rFonts w:eastAsia="Calibri" w:cs="Arial" w:ascii="Helvetica" w:hAnsi="Helvetica"/>
+                <w:kern w:val="0"/>
+                <w:sz w:val="24"/>
+                <w:szCs w:val="24"/>
+                <w:lang w:val="en-US" w:eastAsia="en-US" w:bidi="ar-SA"/>
+              </w:rPr>
+              <w:t>{{ row.loan_description_template_petitioner }}</w:t>
+            </w:r>
+          </w:p>
+        </w:tc>
+        <w:tc>
+          <w:tcPr>
+            <w:tcW w:w="1405" w:type="dxa"/>
+            <w:tcBorders/>
+          </w:tcPr>
+          <w:p>
+            <w:pPr>
+              <w:pStyle w:val="Normal"/>
+              <w:widowControl w:val="false"/>
+              <w:suppressAutoHyphens w:val="true"/>
+              <w:spacing w:lineRule="auto" w:line="240" w:before="0" w:after="0"/>
+              <w:jc w:val="left"/>
+              <w:rPr>
+                <w:rFonts w:ascii="Helvetica" w:hAnsi="Helvetica"/>
+                <w:sz w:val="24"/>
+                <w:szCs w:val="24"/>
+              </w:rPr>
+            </w:pPr>
+            <w:r>
+              <w:rPr>
+                <w:rFonts w:eastAsia="Calibri" w:cs="Arial" w:ascii="Helvetica" w:hAnsi="Helvetica"/>
+                <w:kern w:val="0"/>
+                <w:sz w:val="24"/>
+                <w:szCs w:val="24"/>
+                <w:lang w:val="en-US" w:eastAsia="en-US" w:bidi="ar-SA"/>
+              </w:rPr>
+              <w:t>{</w:t>
+            </w:r>
+            <w:r>
+              <w:rPr>
+                <w:rFonts w:eastAsia="Calibri" w:cs="Arial" w:ascii="Helvetica" w:hAnsi="Helvetica"/>
+                <w:kern w:val="0"/>
+                <w:sz w:val="24"/>
+                <w:szCs w:val="24"/>
+                <w:lang w:val="en-US" w:eastAsia="en-US" w:bidi="ar-SA"/>
+              </w:rPr>
+              <w:t>{ "$" + thousands(</w:t>
+            </w:r>
+            <w:r>
+              <w:rPr>
+                <w:rFonts w:eastAsia="Calibri" w:cs="Arial" w:ascii="Helvetica" w:hAnsi="Helvetica"/>
+                <w:kern w:val="0"/>
+                <w:sz w:val="24"/>
+                <w:szCs w:val="24"/>
+                <w:lang w:val="en-US" w:eastAsia="en-US" w:bidi="ar-SA"/>
+              </w:rPr>
+              <w:t>row</w:t>
+            </w:r>
+            <w:r>
+              <w:rPr>
+                <w:rFonts w:eastAsia="Calibri" w:cs="Arial" w:ascii="Helvetica" w:hAnsi="Helvetica"/>
+                <w:kern w:val="0"/>
+                <w:sz w:val="24"/>
+                <w:szCs w:val="24"/>
+                <w:lang w:val="en-US" w:eastAsia="en-US" w:bidi="ar-SA"/>
+              </w:rPr>
+              <w:t>.</w:t>
+            </w:r>
+            <w:r>
+              <w:rPr>
+                <w:rFonts w:eastAsia="Calibri" w:cs="Arial" w:ascii="Helvetica" w:hAnsi="Helvetica"/>
+                <w:kern w:val="0"/>
+                <w:sz w:val="24"/>
+                <w:szCs w:val="24"/>
+                <w:lang w:val="en-US" w:eastAsia="en-US" w:bidi="ar-SA"/>
+              </w:rPr>
+              <w:t>balance,</w:t>
+            </w:r>
+            <w:r>
+              <w:rPr>
+                <w:rFonts w:eastAsia="Calibri" w:cs="Arial" w:ascii="Helvetica" w:hAnsi="Helvetica"/>
+                <w:kern w:val="0"/>
+                <w:sz w:val="24"/>
+                <w:szCs w:val="24"/>
+                <w:lang w:val="en-US" w:eastAsia="en-US" w:bidi="ar-SA"/>
+              </w:rPr>
+              <w:t xml:space="preserve"> show_decimals=True) </w:t>
+            </w:r>
+            <w:r>
+              <w:rPr>
+                <w:rFonts w:eastAsia="Calibri" w:cs="Arial" w:ascii="Helvetica" w:hAnsi="Helvetica"/>
+                <w:kern w:val="0"/>
+                <w:sz w:val="24"/>
+                <w:szCs w:val="24"/>
+                <w:lang w:val="en-US" w:eastAsia="en-US" w:bidi="ar-SA"/>
+              </w:rPr>
+              <w:t>}}</w:t>
+            </w:r>
+          </w:p>
+        </w:tc>
+        <w:tc>
+          <w:tcPr>
+            <w:tcW w:w="1530" w:type="dxa"/>
+            <w:tcBorders/>
+          </w:tcPr>
+          <w:p>
+            <w:pPr>
+              <w:pStyle w:val="Normal"/>
+              <w:widowControl w:val="false"/>
+              <w:suppressAutoHyphens w:val="true"/>
+              <w:spacing w:lineRule="auto" w:line="240" w:before="0" w:after="0"/>
+              <w:jc w:val="left"/>
+              <w:rPr>
+                <w:rFonts w:ascii="Helvetica" w:hAnsi="Helvetica"/>
+                <w:sz w:val="24"/>
+                <w:szCs w:val="24"/>
+              </w:rPr>
+            </w:pPr>
+            <w:r>
+              <w:rPr>
+                <w:rFonts w:eastAsia="Calibri" w:cs="Arial" w:ascii="Helvetica" w:hAnsi="Helvetica"/>
+                <w:kern w:val="0"/>
+                <w:sz w:val="24"/>
+                <w:szCs w:val="24"/>
+                <w:lang w:val="en-US" w:eastAsia="en-US" w:bidi="ar-SA"/>
+              </w:rPr>
+              <w:t>{</w:t>
+            </w:r>
+            <w:r>
+              <w:rPr>
+                <w:rFonts w:eastAsia="Calibri" w:cs="Arial" w:ascii="Helvetica" w:hAnsi="Helvetica"/>
+                <w:kern w:val="0"/>
+                <w:sz w:val="24"/>
+                <w:szCs w:val="24"/>
+                <w:lang w:val="en-US" w:eastAsia="en-US" w:bidi="ar-SA"/>
+              </w:rPr>
+              <w:t>{ "$" + thousands(</w:t>
+            </w:r>
+            <w:r>
+              <w:rPr>
+                <w:rFonts w:eastAsia="Calibri" w:cs="Arial" w:ascii="Helvetica" w:hAnsi="Helvetica"/>
+                <w:kern w:val="0"/>
+                <w:sz w:val="24"/>
+                <w:szCs w:val="24"/>
+                <w:lang w:val="en-US" w:eastAsia="en-US" w:bidi="ar-SA"/>
+              </w:rPr>
+              <w:t>row</w:t>
+            </w:r>
+            <w:r>
+              <w:rPr>
+                <w:rFonts w:eastAsia="Calibri" w:cs="Arial" w:ascii="Helvetica" w:hAnsi="Helvetica"/>
+                <w:kern w:val="0"/>
+                <w:sz w:val="24"/>
+                <w:szCs w:val="24"/>
+                <w:lang w:val="en-US" w:eastAsia="en-US" w:bidi="ar-SA"/>
+              </w:rPr>
+              <w:t>.</w:t>
+            </w:r>
+            <w:r>
+              <w:rPr>
+                <w:rFonts w:eastAsia="Calibri" w:cs="Arial" w:ascii="Helvetica" w:hAnsi="Helvetica"/>
+                <w:kern w:val="0"/>
+                <w:sz w:val="24"/>
+                <w:szCs w:val="24"/>
+                <w:lang w:val="en-US" w:eastAsia="en-US" w:bidi="ar-SA"/>
+              </w:rPr>
+              <w:t>monthly_payment,</w:t>
+            </w:r>
+            <w:r>
+              <w:rPr>
+                <w:rFonts w:eastAsia="Calibri" w:cs="Arial" w:ascii="Helvetica" w:hAnsi="Helvetica"/>
+                <w:kern w:val="0"/>
+                <w:sz w:val="24"/>
+                <w:szCs w:val="24"/>
+                <w:lang w:val="en-US" w:eastAsia="en-US" w:bidi="ar-SA"/>
+              </w:rPr>
+              <w:t xml:space="preserve"> show_decimals=True) </w:t>
+            </w:r>
+            <w:r>
+              <w:rPr>
+                <w:rFonts w:eastAsia="Calibri" w:cs="Arial" w:ascii="Helvetica" w:hAnsi="Helvetica"/>
+                <w:kern w:val="0"/>
+                <w:sz w:val="24"/>
+                <w:szCs w:val="24"/>
+                <w:lang w:val="en-US" w:eastAsia="en-US" w:bidi="ar-SA"/>
+              </w:rPr>
+              <w:t>}}</w:t>
+            </w:r>
+          </w:p>
+        </w:tc>
+        <w:tc>
+          <w:tcPr>
+            <w:tcW w:w="1530" w:type="dxa"/>
+            <w:tcBorders>
+              <w:right w:val="nil"/>
+            </w:tcBorders>
+          </w:tcPr>
+          <w:p>
+            <w:pPr>
+              <w:pStyle w:val="Normal"/>
+              <w:widowControl w:val="false"/>
+              <w:suppressAutoHyphens w:val="true"/>
+              <w:spacing w:lineRule="auto" w:line="240" w:before="0" w:after="0"/>
+              <w:jc w:val="left"/>
+              <w:rPr>
+                <w:rFonts w:ascii="Helvetica" w:hAnsi="Helvetica"/>
+                <w:sz w:val="24"/>
+                <w:szCs w:val="24"/>
+              </w:rPr>
+            </w:pPr>
+            <w:r>
+              <w:rPr>
+                <w:rFonts w:eastAsia="Calibri" w:cs="Arial" w:ascii="Helvetica" w:hAnsi="Helvetica"/>
+                <w:kern w:val="0"/>
+                <w:sz w:val="24"/>
+                <w:szCs w:val="24"/>
+                <w:lang w:val="en-US" w:eastAsia="en-US" w:bidi="ar-SA"/>
+              </w:rPr>
+              <w:t>{{ row.</w:t>
+            </w:r>
+            <w:r>
+              <w:rPr>
+                <w:rFonts w:eastAsia="Calibri" w:cs="Arial" w:ascii="Helvetica" w:hAnsi="Helvetica"/>
+                <w:kern w:val="0"/>
+                <w:sz w:val="24"/>
+                <w:szCs w:val="24"/>
+                <w:lang w:val="en-US" w:eastAsia="en-US" w:bidi="ar-SA"/>
+              </w:rPr>
+              <w:t>security_description_template</w:t>
+            </w:r>
+            <w:r>
+              <w:rPr>
+                <w:rFonts w:eastAsia="Calibri" w:cs="Arial" w:ascii="Helvetica" w:hAnsi="Helvetica"/>
+                <w:kern w:val="0"/>
+                <w:sz w:val="24"/>
+                <w:szCs w:val="24"/>
+                <w:lang w:val="en-US" w:eastAsia="en-US" w:bidi="ar-SA"/>
+              </w:rPr>
+              <w:t xml:space="preserve"> }}</w:t>
+            </w:r>
+          </w:p>
+        </w:tc>
+        <w:tc>
+          <w:tcPr>
+            <w:tcW w:w="1799" w:type="dxa"/>
+            <w:tcBorders/>
+          </w:tcPr>
+          <w:p>
+            <w:pPr>
+              <w:pStyle w:val="Normal"/>
+              <w:widowControl w:val="false"/>
+              <w:suppressAutoHyphens w:val="true"/>
+              <w:spacing w:lineRule="auto" w:line="240" w:before="0" w:after="0"/>
+              <w:jc w:val="left"/>
+              <w:rPr>
+                <w:rFonts w:ascii="Helvetica" w:hAnsi="Helvetica"/>
+                <w:sz w:val="24"/>
+                <w:szCs w:val="24"/>
+              </w:rPr>
+            </w:pPr>
+            <w:r>
+              <w:rPr>
+                <w:rFonts w:eastAsia="Calibri" w:cs="Arial" w:ascii="Helvetica" w:hAnsi="Helvetica"/>
+                <w:kern w:val="0"/>
+                <w:sz w:val="24"/>
+                <w:szCs w:val="24"/>
+                <w:lang w:val="en-US" w:eastAsia="en-US" w:bidi="ar-SA"/>
+              </w:rPr>
+              <w:t>{</w:t>
+            </w:r>
+            <w:r>
+              <w:rPr>
+                <w:rFonts w:eastAsia="Calibri" w:cs="Arial" w:ascii="Helvetica" w:hAnsi="Helvetica"/>
+                <w:kern w:val="0"/>
+                <w:sz w:val="24"/>
+                <w:szCs w:val="24"/>
+                <w:lang w:val="en-US" w:eastAsia="en-US" w:bidi="ar-SA"/>
+              </w:rPr>
+              <w:t>{ row.</w:t>
+            </w:r>
+            <w:r>
+              <w:rPr>
+                <w:rFonts w:eastAsia="Calibri" w:cs="Arial" w:ascii="Helvetica" w:hAnsi="Helvetica"/>
+                <w:kern w:val="0"/>
+                <w:sz w:val="24"/>
+                <w:szCs w:val="24"/>
+                <w:lang w:val="en-US" w:eastAsia="en-US" w:bidi="ar-SA"/>
+              </w:rPr>
+              <w:t>marital_property</w:t>
+            </w:r>
+            <w:r>
+              <w:rPr>
+                <w:rFonts w:eastAsia="Calibri" w:cs="Arial" w:ascii="Helvetica" w:hAnsi="Helvetica"/>
+                <w:kern w:val="0"/>
+                <w:sz w:val="24"/>
+                <w:szCs w:val="24"/>
+                <w:lang w:val="en-US" w:eastAsia="en-US" w:bidi="ar-SA"/>
+              </w:rPr>
+              <w:t xml:space="preserve"> }}</w:t>
+            </w:r>
+          </w:p>
+        </w:tc>
+      </w:tr>
+      <w:tr>
+        <w:trPr/>
+        <w:tc>
+          <w:tcPr>
+            <w:tcW w:w="3095" w:type="dxa"/>
+            <w:tcBorders/>
+          </w:tcPr>
+          <w:p>
+            <w:pPr>
+              <w:pStyle w:val="Normal"/>
+              <w:widowControl w:val="false"/>
+              <w:suppressAutoHyphens w:val="true"/>
+              <w:spacing w:lineRule="auto" w:line="240" w:before="0" w:after="0"/>
+              <w:jc w:val="left"/>
+              <w:rPr>
+                <w:rFonts w:ascii="Helvetica" w:hAnsi="Helvetica"/>
+                <w:sz w:val="24"/>
+                <w:szCs w:val="24"/>
+              </w:rPr>
+            </w:pPr>
+            <w:r>
+              <w:rPr>
+                <w:rFonts w:eastAsia="Calibri" w:cs="Arial" w:ascii="Helvetica" w:hAnsi="Helvetica"/>
+                <w:kern w:val="0"/>
+                <w:sz w:val="24"/>
+                <w:szCs w:val="24"/>
+                <w:lang w:val="en-US" w:eastAsia="en-US" w:bidi="ar-SA"/>
+              </w:rPr>
+              <w:t>{%tr endfor %}</w:t>
+            </w:r>
+          </w:p>
+        </w:tc>
+        <w:tc>
+          <w:tcPr>
+            <w:tcW w:w="1405" w:type="dxa"/>
+            <w:tcBorders/>
+          </w:tcPr>
+          <w:p>
+            <w:pPr>
+              <w:pStyle w:val="Normal"/>
+              <w:widowControl w:val="false"/>
+              <w:suppressAutoHyphens w:val="true"/>
+              <w:spacing w:lineRule="auto" w:line="240" w:before="0" w:after="0"/>
+              <w:jc w:val="left"/>
+              <w:rPr>
+                <w:rFonts w:ascii="Helvetica" w:hAnsi="Helvetica" w:eastAsia="Calibri" w:cs="Arial"/>
+                <w:sz w:val="24"/>
+                <w:szCs w:val="24"/>
+              </w:rPr>
+            </w:pPr>
+            <w:r>
+              <w:rPr>
+                <w:rFonts w:eastAsia="Calibri" w:cs="Arial" w:ascii="Helvetica" w:hAnsi="Helvetica"/>
+                <w:sz w:val="24"/>
+                <w:szCs w:val="24"/>
+              </w:rPr>
+            </w:r>
+          </w:p>
+        </w:tc>
+        <w:tc>
+          <w:tcPr>
+            <w:tcW w:w="1530" w:type="dxa"/>
+            <w:tcBorders/>
+          </w:tcPr>
+          <w:p>
+            <w:pPr>
+              <w:pStyle w:val="Normal"/>
+              <w:widowControl w:val="false"/>
+              <w:suppressAutoHyphens w:val="true"/>
+              <w:spacing w:lineRule="auto" w:line="240" w:before="0" w:after="0"/>
+              <w:jc w:val="left"/>
+              <w:rPr>
+                <w:rFonts w:ascii="Helvetica" w:hAnsi="Helvetica" w:eastAsia="Calibri" w:cs="Arial"/>
+                <w:sz w:val="24"/>
+                <w:szCs w:val="24"/>
+              </w:rPr>
+            </w:pPr>
+            <w:r>
+              <w:rPr>
+                <w:rFonts w:eastAsia="Calibri" w:cs="Arial" w:ascii="Helvetica" w:hAnsi="Helvetica"/>
+                <w:sz w:val="24"/>
+                <w:szCs w:val="24"/>
+              </w:rPr>
+            </w:r>
+          </w:p>
+        </w:tc>
+        <w:tc>
+          <w:tcPr>
+            <w:tcW w:w="1530" w:type="dxa"/>
+            <w:tcBorders>
+              <w:right w:val="nil"/>
+            </w:tcBorders>
+          </w:tcPr>
+          <w:p>
+            <w:pPr>
+              <w:pStyle w:val="Normal"/>
+              <w:widowControl w:val="false"/>
+              <w:suppressAutoHyphens w:val="true"/>
+              <w:spacing w:lineRule="auto" w:line="240" w:before="0" w:after="0"/>
+              <w:jc w:val="left"/>
+              <w:rPr>
+                <w:rFonts w:ascii="Helvetica" w:hAnsi="Helvetica" w:eastAsia="Calibri" w:cs="Arial"/>
+                <w:sz w:val="24"/>
+                <w:szCs w:val="24"/>
+              </w:rPr>
+            </w:pPr>
+            <w:r>
+              <w:rPr>
+                <w:rFonts w:eastAsia="Calibri" w:cs="Arial" w:ascii="Helvetica" w:hAnsi="Helvetica"/>
+                <w:sz w:val="24"/>
+                <w:szCs w:val="24"/>
+              </w:rPr>
+            </w:r>
+          </w:p>
+        </w:tc>
+        <w:tc>
+          <w:tcPr>
+            <w:tcW w:w="1799" w:type="dxa"/>
+            <w:tcBorders/>
+          </w:tcPr>
+          <w:p>
+            <w:pPr>
+              <w:pStyle w:val="Normal"/>
+              <w:widowControl w:val="false"/>
+              <w:suppressAutoHyphens w:val="true"/>
+              <w:spacing w:lineRule="auto" w:line="240" w:before="0" w:after="0"/>
+              <w:jc w:val="left"/>
+              <w:rPr>
+                <w:rFonts w:ascii="Helvetica" w:hAnsi="Helvetica" w:eastAsia="Calibri" w:cs="Arial"/>
+                <w:sz w:val="24"/>
+                <w:szCs w:val="24"/>
+              </w:rPr>
+            </w:pPr>
+            <w:r>
+              <w:rPr>
+                <w:rFonts w:eastAsia="Calibri" w:cs="Arial" w:ascii="Helvetica" w:hAnsi="Helvetica"/>
+                <w:sz w:val="24"/>
+                <w:szCs w:val="24"/>
+              </w:rPr>
+            </w:r>
+          </w:p>
+        </w:tc>
+      </w:tr>
+    </w:tbl>
+    <w:p>
+      <w:pPr>
+        <w:pStyle w:val="Normal"/>
+        <w:rPr>
+          <w:rFonts w:ascii="Helvetica" w:hAnsi="Helvetica"/>
+          <w:sz w:val="24"/>
+          <w:szCs w:val="24"/>
+        </w:rPr>
+      </w:pPr>
+      <w:r>
+        <w:rPr>
+          <w:rFonts w:ascii="Helvetica" w:hAnsi="Helvetica"/>
+          <w:sz w:val="24"/>
+          <w:szCs w:val="24"/>
+        </w:rPr>
+      </w:r>
+    </w:p>
+    <w:p>
+      <w:pPr>
+        <w:pStyle w:val="Normal"/>
+        <w:rPr>
+          <w:rFonts w:ascii="Helvetica" w:hAnsi="Helvetica"/>
+          <w:sz w:val="24"/>
+          <w:szCs w:val="24"/>
+        </w:rPr>
+      </w:pPr>
+      <w:r>
+        <w:rPr>
+          <w:rFonts w:ascii="Helvetica" w:hAnsi="Helvetica"/>
+          <w:sz w:val="24"/>
+          <w:szCs w:val="24"/>
+        </w:rPr>
+        <w:t xml:space="preserve">{%p </w:t>
+      </w:r>
+      <w:r>
+        <w:rPr>
+          <w:rFonts w:ascii="Helvetica" w:hAnsi="Helvetica"/>
+          <w:sz w:val="24"/>
+          <w:szCs w:val="24"/>
+        </w:rPr>
+        <w:t>el</w:t>
+      </w:r>
+      <w:r>
+        <w:rPr>
+          <w:rFonts w:ascii="Helvetica" w:hAnsi="Helvetica"/>
+          <w:sz w:val="24"/>
+          <w:szCs w:val="24"/>
+        </w:rPr>
+        <w:t>if field.</w:t>
+      </w:r>
+      <w:r>
+        <w:rPr>
+          <w:rFonts w:ascii="Helvetica" w:hAnsi="Helvetica"/>
+          <w:sz w:val="24"/>
+          <w:szCs w:val="24"/>
+        </w:rPr>
+        <w:t xml:space="preserve">field_name </w:t>
+      </w:r>
+      <w:r>
+        <w:rPr>
+          <w:rFonts w:ascii="Helvetica" w:hAnsi="Helvetica"/>
+          <w:sz w:val="24"/>
+          <w:szCs w:val="24"/>
+        </w:rPr>
+        <w:t>== “</w:t>
+      </w:r>
+      <w:r>
+        <w:rPr>
+          <w:rFonts w:ascii="Helvetica" w:hAnsi="Helvetica"/>
+          <w:sz w:val="24"/>
+          <w:szCs w:val="24"/>
+        </w:rPr>
+        <w:t>respondent.</w:t>
+      </w:r>
+      <w:r>
+        <w:rPr>
+          <w:rFonts w:ascii="Helvetica" w:hAnsi="Helvetica"/>
+          <w:sz w:val="24"/>
+          <w:szCs w:val="24"/>
+        </w:rPr>
+        <w:t>debts</w:t>
+      </w:r>
+      <w:r>
+        <w:rPr>
+          <w:rFonts w:ascii="Helvetica" w:hAnsi="Helvetica"/>
+          <w:sz w:val="24"/>
+          <w:szCs w:val="24"/>
+        </w:rPr>
+        <w:t xml:space="preserve">” </w:t>
+      </w:r>
+      <w:r>
+        <w:rPr>
+          <w:rFonts w:ascii="Helvetica" w:hAnsi="Helvetica"/>
+          <w:sz w:val="24"/>
+          <w:szCs w:val="24"/>
+        </w:rPr>
+        <w:t>%}</w:t>
+      </w:r>
+    </w:p>
+    <w:p>
+      <w:pPr>
+        <w:pStyle w:val="Heading2"/>
+        <w:numPr>
+          <w:ilvl w:val="1"/>
+          <w:numId w:val="1"/>
+        </w:numPr>
+        <w:rPr>
+          <w:rFonts w:ascii="Helvetica" w:hAnsi="Helvetica"/>
+          <w:sz w:val="24"/>
+          <w:szCs w:val="24"/>
+        </w:rPr>
+      </w:pPr>
+      <w:r>
+        <w:rPr>
+          <w:rFonts w:cs="Arial" w:ascii="Helvetica" w:hAnsi="Helvetica"/>
+          <w:sz w:val="24"/>
+          <w:szCs w:val="24"/>
+        </w:rPr>
+        <w:t>{{ field.label }}</w:t>
+      </w:r>
+    </w:p>
+    <w:tbl>
+      <w:tblPr>
+        <w:tblStyle w:val="TableGrid"/>
+        <w:tblW w:w="9360" w:type="dxa"/>
+        <w:jc w:val="center"/>
+        <w:tblInd w:w="0" w:type="dxa"/>
+        <w:tblLayout w:type="fixed"/>
+        <w:tblCellMar>
+          <w:top w:w="0" w:type="dxa"/>
+          <w:left w:w="108" w:type="dxa"/>
+          <w:bottom w:w="0" w:type="dxa"/>
+          <w:right w:w="108" w:type="dxa"/>
+        </w:tblCellMar>
+        <w:tblLook w:val="04a0" w:noHBand="0" w:noVBand="1" w:firstColumn="1" w:lastRow="0" w:lastColumn="0" w:firstRow="1"/>
+      </w:tblPr>
+      <w:tblGrid>
+        <w:gridCol w:w="3095"/>
+        <w:gridCol w:w="1405"/>
+        <w:gridCol w:w="1530"/>
+        <w:gridCol w:w="1530"/>
+        <w:gridCol w:w="1799"/>
+      </w:tblGrid>
+      <w:tr>
+        <w:trPr/>
+        <w:tc>
+          <w:tcPr>
+            <w:tcW w:w="3095" w:type="dxa"/>
+            <w:tcBorders/>
+          </w:tcPr>
+          <w:p>
+            <w:pPr>
+              <w:pStyle w:val="Normal"/>
+              <w:widowControl w:val="false"/>
+              <w:suppressAutoHyphens w:val="true"/>
+              <w:spacing w:lineRule="auto" w:line="240" w:before="0" w:after="0"/>
+              <w:jc w:val="center"/>
+              <w:rPr>
+                <w:rFonts w:ascii="Helvetica" w:hAnsi="Helvetica"/>
+                <w:sz w:val="24"/>
+                <w:szCs w:val="24"/>
+              </w:rPr>
+            </w:pPr>
+            <w:r>
+              <w:rPr>
+                <w:rFonts w:eastAsia="Calibri" w:cs="Arial" w:ascii="Helvetica" w:hAnsi="Helvetica"/>
+                <w:b/>
+                <w:kern w:val="0"/>
+                <w:sz w:val="24"/>
+                <w:szCs w:val="24"/>
+                <w:lang w:val="en-US" w:eastAsia="en-US" w:bidi="ar-SA"/>
+              </w:rPr>
+              <w:t xml:space="preserve">Item of </w:t>
+            </w:r>
+            <w:r>
+              <w:rPr>
+                <w:rFonts w:eastAsia="Calibri" w:cs="Arial" w:ascii="Helvetica" w:hAnsi="Helvetica"/>
+                <w:b/>
+                <w:kern w:val="0"/>
+                <w:sz w:val="24"/>
+                <w:szCs w:val="24"/>
+                <w:lang w:val="en-US" w:eastAsia="en-US" w:bidi="ar-SA"/>
+              </w:rPr>
+              <w:t>Debt</w:t>
+            </w:r>
+          </w:p>
+        </w:tc>
+        <w:tc>
+          <w:tcPr>
+            <w:tcW w:w="1405" w:type="dxa"/>
+            <w:tcBorders/>
+          </w:tcPr>
+          <w:p>
+            <w:pPr>
+              <w:pStyle w:val="Normal"/>
+              <w:widowControl w:val="false"/>
+              <w:suppressAutoHyphens w:val="true"/>
+              <w:spacing w:lineRule="auto" w:line="240" w:before="0" w:after="0"/>
+              <w:jc w:val="left"/>
+              <w:rPr/>
+            </w:pPr>
+            <w:r>
+              <w:rPr>
+                <w:rFonts w:eastAsia="Calibri" w:cs="Arial"/>
+                <w:b/>
+                <w:kern w:val="0"/>
+                <w:lang w:val="en-US" w:eastAsia="en-US" w:bidi="ar-SA"/>
+              </w:rPr>
+              <w:t>Current Balance</w:t>
+            </w:r>
+          </w:p>
+        </w:tc>
+        <w:tc>
+          <w:tcPr>
+            <w:tcW w:w="1530" w:type="dxa"/>
+            <w:tcBorders/>
+          </w:tcPr>
+          <w:p>
+            <w:pPr>
+              <w:pStyle w:val="Normal"/>
+              <w:widowControl w:val="false"/>
+              <w:suppressAutoHyphens w:val="true"/>
+              <w:spacing w:lineRule="auto" w:line="240" w:before="0" w:after="0"/>
+              <w:jc w:val="left"/>
+              <w:rPr/>
+            </w:pPr>
+            <w:r>
+              <w:rPr>
+                <w:rFonts w:eastAsia="Calibri" w:cs="Arial" w:ascii="Helvetica" w:hAnsi="Helvetica"/>
+                <w:b/>
+                <w:kern w:val="0"/>
+                <w:sz w:val="24"/>
+                <w:szCs w:val="24"/>
+                <w:lang w:val="en-US" w:eastAsia="en-US" w:bidi="ar-SA"/>
+              </w:rPr>
+              <w:t>Monthly Payment</w:t>
+            </w:r>
+          </w:p>
+        </w:tc>
+        <w:tc>
+          <w:tcPr>
+            <w:tcW w:w="1530" w:type="dxa"/>
+            <w:tcBorders>
+              <w:right w:val="nil"/>
+            </w:tcBorders>
+          </w:tcPr>
+          <w:p>
+            <w:pPr>
+              <w:pStyle w:val="Normal"/>
+              <w:widowControl w:val="false"/>
+              <w:suppressAutoHyphens w:val="true"/>
+              <w:spacing w:lineRule="auto" w:line="240" w:before="0" w:after="0"/>
+              <w:jc w:val="left"/>
+              <w:rPr/>
+            </w:pPr>
+            <w:r>
+              <w:rPr>
+                <w:rFonts w:eastAsia="Calibri" w:cs="Arial"/>
+                <w:b/>
+                <w:kern w:val="0"/>
+                <w:lang w:val="en-US" w:eastAsia="en-US" w:bidi="ar-SA"/>
+              </w:rPr>
+              <w:t>Security for debt, if any</w:t>
+            </w:r>
+          </w:p>
+        </w:tc>
+        <w:tc>
+          <w:tcPr>
+            <w:tcW w:w="1799" w:type="dxa"/>
+            <w:tcBorders/>
+          </w:tcPr>
+          <w:p>
+            <w:pPr>
+              <w:pStyle w:val="Normal"/>
+              <w:widowControl w:val="false"/>
+              <w:suppressAutoHyphens w:val="true"/>
+              <w:spacing w:lineRule="auto" w:line="240" w:before="0" w:after="0"/>
+              <w:jc w:val="left"/>
+              <w:rPr>
+                <w:b/>
+                <w:b/>
+                <w:bCs/>
+              </w:rPr>
+            </w:pPr>
+            <w:r>
+              <w:rPr>
+                <w:b/>
+                <w:bCs/>
+              </w:rPr>
+              <w:t>Marital of Separate Debt</w:t>
+            </w:r>
+          </w:p>
+        </w:tc>
+      </w:tr>
+      <w:tr>
+        <w:trPr/>
+        <w:tc>
+          <w:tcPr>
+            <w:tcW w:w="3095" w:type="dxa"/>
+            <w:tcBorders/>
+          </w:tcPr>
+          <w:p>
+            <w:pPr>
+              <w:pStyle w:val="Normal"/>
+              <w:widowControl w:val="false"/>
+              <w:suppressAutoHyphens w:val="true"/>
+              <w:spacing w:lineRule="auto" w:line="240" w:before="0" w:after="0"/>
+              <w:jc w:val="left"/>
+              <w:rPr>
+                <w:rFonts w:ascii="Helvetica" w:hAnsi="Helvetica"/>
+                <w:sz w:val="24"/>
+                <w:szCs w:val="24"/>
+              </w:rPr>
+            </w:pPr>
+            <w:r>
+              <w:rPr>
+                <w:rFonts w:eastAsia="Calibri" w:cs="Arial" w:ascii="Helvetica" w:hAnsi="Helvetica"/>
+                <w:kern w:val="0"/>
+                <w:sz w:val="24"/>
+                <w:szCs w:val="24"/>
+                <w:lang w:val="en-US" w:eastAsia="en-US" w:bidi="ar-SA"/>
+              </w:rPr>
+              <w:t>{%tr for row in field.overflow_value() %}</w:t>
+            </w:r>
+          </w:p>
+        </w:tc>
+        <w:tc>
+          <w:tcPr>
+            <w:tcW w:w="1405" w:type="dxa"/>
+            <w:tcBorders/>
+          </w:tcPr>
+          <w:p>
+            <w:pPr>
+              <w:pStyle w:val="Normal"/>
+              <w:widowControl w:val="false"/>
+              <w:suppressAutoHyphens w:val="true"/>
+              <w:spacing w:lineRule="auto" w:line="240" w:before="0" w:after="0"/>
+              <w:jc w:val="left"/>
+              <w:rPr>
+                <w:rFonts w:ascii="Helvetica" w:hAnsi="Helvetica" w:eastAsia="Calibri" w:cs="Arial"/>
+                <w:sz w:val="24"/>
+                <w:szCs w:val="24"/>
+              </w:rPr>
+            </w:pPr>
+            <w:r>
+              <w:rPr>
+                <w:rFonts w:eastAsia="Calibri" w:cs="Arial" w:ascii="Helvetica" w:hAnsi="Helvetica"/>
+                <w:sz w:val="24"/>
+                <w:szCs w:val="24"/>
+              </w:rPr>
+            </w:r>
+          </w:p>
+        </w:tc>
+        <w:tc>
+          <w:tcPr>
+            <w:tcW w:w="1530" w:type="dxa"/>
+            <w:tcBorders/>
+          </w:tcPr>
+          <w:p>
+            <w:pPr>
+              <w:pStyle w:val="Normal"/>
+              <w:widowControl w:val="false"/>
+              <w:suppressAutoHyphens w:val="true"/>
+              <w:spacing w:lineRule="auto" w:line="240" w:before="0" w:after="0"/>
+              <w:jc w:val="left"/>
+              <w:rPr>
+                <w:rFonts w:ascii="Helvetica" w:hAnsi="Helvetica" w:eastAsia="Calibri" w:cs="Arial"/>
+                <w:sz w:val="24"/>
+                <w:szCs w:val="24"/>
+              </w:rPr>
+            </w:pPr>
+            <w:r>
+              <w:rPr>
+                <w:rFonts w:eastAsia="Calibri" w:cs="Arial" w:ascii="Helvetica" w:hAnsi="Helvetica"/>
+                <w:sz w:val="24"/>
+                <w:szCs w:val="24"/>
+              </w:rPr>
+            </w:r>
+          </w:p>
+        </w:tc>
+        <w:tc>
+          <w:tcPr>
+            <w:tcW w:w="1530" w:type="dxa"/>
+            <w:tcBorders>
+              <w:right w:val="nil"/>
+            </w:tcBorders>
+          </w:tcPr>
+          <w:p>
+            <w:pPr>
+              <w:pStyle w:val="Normal"/>
+              <w:widowControl w:val="false"/>
+              <w:suppressAutoHyphens w:val="true"/>
+              <w:spacing w:lineRule="auto" w:line="240" w:before="0" w:after="0"/>
+              <w:jc w:val="left"/>
+              <w:rPr>
+                <w:rFonts w:ascii="Helvetica" w:hAnsi="Helvetica" w:eastAsia="Calibri" w:cs="Arial"/>
+                <w:sz w:val="24"/>
+                <w:szCs w:val="24"/>
+              </w:rPr>
+            </w:pPr>
+            <w:r>
+              <w:rPr>
+                <w:rFonts w:eastAsia="Calibri" w:cs="Arial" w:ascii="Helvetica" w:hAnsi="Helvetica"/>
+                <w:sz w:val="24"/>
+                <w:szCs w:val="24"/>
+              </w:rPr>
+            </w:r>
+          </w:p>
+        </w:tc>
+        <w:tc>
+          <w:tcPr>
+            <w:tcW w:w="1799" w:type="dxa"/>
+            <w:tcBorders/>
+          </w:tcPr>
+          <w:p>
+            <w:pPr>
+              <w:pStyle w:val="Normal"/>
+              <w:widowControl w:val="false"/>
+              <w:suppressAutoHyphens w:val="true"/>
+              <w:spacing w:lineRule="auto" w:line="240" w:before="0" w:after="0"/>
+              <w:jc w:val="left"/>
+              <w:rPr>
+                <w:rFonts w:ascii="Helvetica" w:hAnsi="Helvetica" w:eastAsia="Calibri" w:cs="Arial"/>
+                <w:sz w:val="24"/>
+                <w:szCs w:val="24"/>
+              </w:rPr>
+            </w:pPr>
+            <w:r>
+              <w:rPr>
+                <w:rFonts w:eastAsia="Calibri" w:cs="Arial" w:ascii="Helvetica" w:hAnsi="Helvetica"/>
+                <w:sz w:val="24"/>
+                <w:szCs w:val="24"/>
+              </w:rPr>
+            </w:r>
+          </w:p>
+        </w:tc>
+      </w:tr>
+      <w:tr>
+        <w:trPr/>
+        <w:tc>
+          <w:tcPr>
+            <w:tcW w:w="3095" w:type="dxa"/>
+            <w:tcBorders/>
+          </w:tcPr>
+          <w:p>
+            <w:pPr>
+              <w:pStyle w:val="Normal"/>
+              <w:widowControl w:val="false"/>
+              <w:suppressAutoHyphens w:val="true"/>
+              <w:spacing w:lineRule="auto" w:line="240" w:before="0" w:after="0"/>
+              <w:jc w:val="left"/>
+              <w:rPr>
+                <w:rFonts w:ascii="Helvetica" w:hAnsi="Helvetica"/>
+                <w:sz w:val="24"/>
+                <w:szCs w:val="24"/>
+              </w:rPr>
+            </w:pPr>
+            <w:r>
+              <w:rPr>
+                <w:rFonts w:eastAsia="Calibri" w:cs="Arial" w:ascii="Helvetica" w:hAnsi="Helvetica"/>
+                <w:kern w:val="0"/>
+                <w:sz w:val="24"/>
+                <w:szCs w:val="24"/>
+                <w:lang w:val="en-US" w:eastAsia="en-US" w:bidi="ar-SA"/>
+              </w:rPr>
+              <w:t>{{ row.loan_description_template_</w:t>
+            </w:r>
+            <w:r>
+              <w:rPr>
+                <w:rFonts w:eastAsia="Calibri" w:cs="Arial" w:ascii="Helvetica" w:hAnsi="Helvetica"/>
+                <w:kern w:val="0"/>
+                <w:sz w:val="24"/>
+                <w:szCs w:val="24"/>
+                <w:lang w:val="en-US" w:eastAsia="en-US" w:bidi="ar-SA"/>
+              </w:rPr>
+              <w:t>respondent</w:t>
+            </w:r>
+            <w:r>
+              <w:rPr>
+                <w:rFonts w:eastAsia="Calibri" w:cs="Arial" w:ascii="Helvetica" w:hAnsi="Helvetica"/>
+                <w:kern w:val="0"/>
+                <w:sz w:val="24"/>
+                <w:szCs w:val="24"/>
+                <w:lang w:val="en-US" w:eastAsia="en-US" w:bidi="ar-SA"/>
+              </w:rPr>
+              <w:t xml:space="preserve"> }}</w:t>
+            </w:r>
+          </w:p>
+        </w:tc>
+        <w:tc>
+          <w:tcPr>
+            <w:tcW w:w="1405" w:type="dxa"/>
+            <w:tcBorders/>
+          </w:tcPr>
+          <w:p>
+            <w:pPr>
+              <w:pStyle w:val="Normal"/>
+              <w:widowControl w:val="false"/>
+              <w:suppressAutoHyphens w:val="true"/>
+              <w:spacing w:lineRule="auto" w:line="240" w:before="0" w:after="0"/>
+              <w:jc w:val="left"/>
+              <w:rPr>
+                <w:rFonts w:ascii="Helvetica" w:hAnsi="Helvetica"/>
+                <w:sz w:val="24"/>
+                <w:szCs w:val="24"/>
+              </w:rPr>
+            </w:pPr>
+            <w:r>
+              <w:rPr>
+                <w:rFonts w:eastAsia="Calibri" w:cs="Arial" w:ascii="Helvetica" w:hAnsi="Helvetica"/>
+                <w:kern w:val="0"/>
+                <w:sz w:val="24"/>
+                <w:szCs w:val="24"/>
+                <w:lang w:val="en-US" w:eastAsia="en-US" w:bidi="ar-SA"/>
+              </w:rPr>
+              <w:t>{</w:t>
+            </w:r>
+            <w:r>
+              <w:rPr>
+                <w:rFonts w:eastAsia="Calibri" w:cs="Arial" w:ascii="Helvetica" w:hAnsi="Helvetica"/>
+                <w:kern w:val="0"/>
+                <w:sz w:val="24"/>
+                <w:szCs w:val="24"/>
+                <w:lang w:val="en-US" w:eastAsia="en-US" w:bidi="ar-SA"/>
+              </w:rPr>
+              <w:t>{ "$" + thousands(</w:t>
+            </w:r>
+            <w:r>
+              <w:rPr>
+                <w:rFonts w:eastAsia="Calibri" w:cs="Arial" w:ascii="Helvetica" w:hAnsi="Helvetica"/>
+                <w:kern w:val="0"/>
+                <w:sz w:val="24"/>
+                <w:szCs w:val="24"/>
+                <w:lang w:val="en-US" w:eastAsia="en-US" w:bidi="ar-SA"/>
+              </w:rPr>
+              <w:t>row</w:t>
+            </w:r>
+            <w:r>
+              <w:rPr>
+                <w:rFonts w:eastAsia="Calibri" w:cs="Arial" w:ascii="Helvetica" w:hAnsi="Helvetica"/>
+                <w:kern w:val="0"/>
+                <w:sz w:val="24"/>
+                <w:szCs w:val="24"/>
+                <w:lang w:val="en-US" w:eastAsia="en-US" w:bidi="ar-SA"/>
+              </w:rPr>
+              <w:t>.</w:t>
+            </w:r>
+            <w:r>
+              <w:rPr>
+                <w:rFonts w:eastAsia="Calibri" w:cs="Arial" w:ascii="Helvetica" w:hAnsi="Helvetica"/>
+                <w:kern w:val="0"/>
+                <w:sz w:val="24"/>
+                <w:szCs w:val="24"/>
+                <w:lang w:val="en-US" w:eastAsia="en-US" w:bidi="ar-SA"/>
+              </w:rPr>
+              <w:t>balance,</w:t>
+            </w:r>
+            <w:r>
+              <w:rPr>
+                <w:rFonts w:eastAsia="Calibri" w:cs="Arial" w:ascii="Helvetica" w:hAnsi="Helvetica"/>
+                <w:kern w:val="0"/>
+                <w:sz w:val="24"/>
+                <w:szCs w:val="24"/>
+                <w:lang w:val="en-US" w:eastAsia="en-US" w:bidi="ar-SA"/>
+              </w:rPr>
+              <w:t xml:space="preserve"> show_decimals=True) </w:t>
+            </w:r>
+            <w:r>
+              <w:rPr>
+                <w:rFonts w:eastAsia="Calibri" w:cs="Arial" w:ascii="Helvetica" w:hAnsi="Helvetica"/>
+                <w:kern w:val="0"/>
+                <w:sz w:val="24"/>
+                <w:szCs w:val="24"/>
+                <w:lang w:val="en-US" w:eastAsia="en-US" w:bidi="ar-SA"/>
+              </w:rPr>
+              <w:t>}}</w:t>
+            </w:r>
+          </w:p>
+        </w:tc>
+        <w:tc>
+          <w:tcPr>
+            <w:tcW w:w="1530" w:type="dxa"/>
+            <w:tcBorders/>
+          </w:tcPr>
+          <w:p>
+            <w:pPr>
+              <w:pStyle w:val="Normal"/>
+              <w:widowControl w:val="false"/>
+              <w:suppressAutoHyphens w:val="true"/>
+              <w:spacing w:lineRule="auto" w:line="240" w:before="0" w:after="0"/>
+              <w:jc w:val="left"/>
+              <w:rPr>
+                <w:rFonts w:ascii="Helvetica" w:hAnsi="Helvetica"/>
+                <w:sz w:val="24"/>
+                <w:szCs w:val="24"/>
+              </w:rPr>
+            </w:pPr>
+            <w:r>
+              <w:rPr>
+                <w:rFonts w:eastAsia="Calibri" w:cs="Arial" w:ascii="Helvetica" w:hAnsi="Helvetica"/>
+                <w:kern w:val="0"/>
+                <w:sz w:val="24"/>
+                <w:szCs w:val="24"/>
+                <w:lang w:val="en-US" w:eastAsia="en-US" w:bidi="ar-SA"/>
+              </w:rPr>
+              <w:t>{</w:t>
+            </w:r>
+            <w:r>
+              <w:rPr>
+                <w:rFonts w:eastAsia="Calibri" w:cs="Arial" w:ascii="Helvetica" w:hAnsi="Helvetica"/>
+                <w:kern w:val="0"/>
+                <w:sz w:val="24"/>
+                <w:szCs w:val="24"/>
+                <w:lang w:val="en-US" w:eastAsia="en-US" w:bidi="ar-SA"/>
+              </w:rPr>
+              <w:t>{ "$" + thousands(</w:t>
+            </w:r>
+            <w:r>
+              <w:rPr>
+                <w:rFonts w:eastAsia="Calibri" w:cs="Arial" w:ascii="Helvetica" w:hAnsi="Helvetica"/>
+                <w:kern w:val="0"/>
+                <w:sz w:val="24"/>
+                <w:szCs w:val="24"/>
+                <w:lang w:val="en-US" w:eastAsia="en-US" w:bidi="ar-SA"/>
+              </w:rPr>
+              <w:t>row</w:t>
+            </w:r>
+            <w:r>
+              <w:rPr>
+                <w:rFonts w:eastAsia="Calibri" w:cs="Arial" w:ascii="Helvetica" w:hAnsi="Helvetica"/>
+                <w:kern w:val="0"/>
+                <w:sz w:val="24"/>
+                <w:szCs w:val="24"/>
+                <w:lang w:val="en-US" w:eastAsia="en-US" w:bidi="ar-SA"/>
+              </w:rPr>
+              <w:t>.</w:t>
+            </w:r>
+            <w:r>
+              <w:rPr>
+                <w:rFonts w:eastAsia="Calibri" w:cs="Arial" w:ascii="Helvetica" w:hAnsi="Helvetica"/>
+                <w:kern w:val="0"/>
+                <w:sz w:val="24"/>
+                <w:szCs w:val="24"/>
+                <w:lang w:val="en-US" w:eastAsia="en-US" w:bidi="ar-SA"/>
+              </w:rPr>
+              <w:t>monthly_payment,</w:t>
+            </w:r>
+            <w:r>
+              <w:rPr>
+                <w:rFonts w:eastAsia="Calibri" w:cs="Arial" w:ascii="Helvetica" w:hAnsi="Helvetica"/>
+                <w:kern w:val="0"/>
+                <w:sz w:val="24"/>
+                <w:szCs w:val="24"/>
+                <w:lang w:val="en-US" w:eastAsia="en-US" w:bidi="ar-SA"/>
+              </w:rPr>
+              <w:t xml:space="preserve"> show_decimals=True) </w:t>
+            </w:r>
+            <w:r>
+              <w:rPr>
+                <w:rFonts w:eastAsia="Calibri" w:cs="Arial" w:ascii="Helvetica" w:hAnsi="Helvetica"/>
+                <w:kern w:val="0"/>
+                <w:sz w:val="24"/>
+                <w:szCs w:val="24"/>
+                <w:lang w:val="en-US" w:eastAsia="en-US" w:bidi="ar-SA"/>
+              </w:rPr>
+              <w:t>}}</w:t>
+            </w:r>
+          </w:p>
+        </w:tc>
+        <w:tc>
+          <w:tcPr>
+            <w:tcW w:w="1530" w:type="dxa"/>
+            <w:tcBorders>
+              <w:right w:val="nil"/>
+            </w:tcBorders>
+          </w:tcPr>
+          <w:p>
+            <w:pPr>
+              <w:pStyle w:val="Normal"/>
+              <w:widowControl w:val="false"/>
+              <w:suppressAutoHyphens w:val="true"/>
+              <w:spacing w:lineRule="auto" w:line="240" w:before="0" w:after="0"/>
+              <w:jc w:val="left"/>
+              <w:rPr>
+                <w:rFonts w:ascii="Helvetica" w:hAnsi="Helvetica"/>
+                <w:sz w:val="24"/>
+                <w:szCs w:val="24"/>
+              </w:rPr>
+            </w:pPr>
+            <w:r>
+              <w:rPr>
+                <w:rFonts w:eastAsia="Calibri" w:cs="Arial" w:ascii="Helvetica" w:hAnsi="Helvetica"/>
+                <w:kern w:val="0"/>
+                <w:sz w:val="24"/>
+                <w:szCs w:val="24"/>
+                <w:lang w:val="en-US" w:eastAsia="en-US" w:bidi="ar-SA"/>
+              </w:rPr>
+              <w:t>{{ row.</w:t>
+            </w:r>
+            <w:r>
+              <w:rPr>
+                <w:rFonts w:eastAsia="Calibri" w:cs="Arial" w:ascii="Helvetica" w:hAnsi="Helvetica"/>
+                <w:kern w:val="0"/>
+                <w:sz w:val="24"/>
+                <w:szCs w:val="24"/>
+                <w:lang w:val="en-US" w:eastAsia="en-US" w:bidi="ar-SA"/>
+              </w:rPr>
+              <w:t>security_description_template</w:t>
+            </w:r>
+            <w:r>
+              <w:rPr>
+                <w:rFonts w:eastAsia="Calibri" w:cs="Arial" w:ascii="Helvetica" w:hAnsi="Helvetica"/>
+                <w:kern w:val="0"/>
+                <w:sz w:val="24"/>
+                <w:szCs w:val="24"/>
+                <w:lang w:val="en-US" w:eastAsia="en-US" w:bidi="ar-SA"/>
+              </w:rPr>
+              <w:t xml:space="preserve"> }}</w:t>
+            </w:r>
+          </w:p>
+        </w:tc>
+        <w:tc>
+          <w:tcPr>
+            <w:tcW w:w="1799" w:type="dxa"/>
+            <w:tcBorders/>
+          </w:tcPr>
+          <w:p>
+            <w:pPr>
+              <w:pStyle w:val="Normal"/>
+              <w:widowControl w:val="false"/>
+              <w:suppressAutoHyphens w:val="true"/>
+              <w:spacing w:lineRule="auto" w:line="240" w:before="0" w:after="0"/>
+              <w:jc w:val="left"/>
+              <w:rPr>
+                <w:rFonts w:ascii="Helvetica" w:hAnsi="Helvetica"/>
+                <w:sz w:val="24"/>
+                <w:szCs w:val="24"/>
+              </w:rPr>
+            </w:pPr>
+            <w:r>
+              <w:rPr>
+                <w:rFonts w:eastAsia="Calibri" w:cs="Arial" w:ascii="Helvetica" w:hAnsi="Helvetica"/>
+                <w:kern w:val="0"/>
+                <w:sz w:val="24"/>
+                <w:szCs w:val="24"/>
+                <w:lang w:val="en-US" w:eastAsia="en-US" w:bidi="ar-SA"/>
+              </w:rPr>
+              <w:t>{</w:t>
+            </w:r>
+            <w:r>
+              <w:rPr>
+                <w:rFonts w:eastAsia="Calibri" w:cs="Arial" w:ascii="Helvetica" w:hAnsi="Helvetica"/>
+                <w:kern w:val="0"/>
+                <w:sz w:val="24"/>
+                <w:szCs w:val="24"/>
+                <w:lang w:val="en-US" w:eastAsia="en-US" w:bidi="ar-SA"/>
+              </w:rPr>
+              <w:t>{ row.</w:t>
+            </w:r>
+            <w:r>
+              <w:rPr>
+                <w:rFonts w:eastAsia="Calibri" w:cs="Arial" w:ascii="Helvetica" w:hAnsi="Helvetica"/>
+                <w:kern w:val="0"/>
+                <w:sz w:val="24"/>
+                <w:szCs w:val="24"/>
+                <w:lang w:val="en-US" w:eastAsia="en-US" w:bidi="ar-SA"/>
+              </w:rPr>
+              <w:t>marital_property</w:t>
+            </w:r>
+            <w:r>
+              <w:rPr>
+                <w:rFonts w:eastAsia="Calibri" w:cs="Arial" w:ascii="Helvetica" w:hAnsi="Helvetica"/>
+                <w:kern w:val="0"/>
+                <w:sz w:val="24"/>
+                <w:szCs w:val="24"/>
+                <w:lang w:val="en-US" w:eastAsia="en-US" w:bidi="ar-SA"/>
+              </w:rPr>
+              <w:t xml:space="preserve"> }}</w:t>
+            </w:r>
+          </w:p>
+        </w:tc>
+      </w:tr>
+      <w:tr>
+        <w:trPr/>
+        <w:tc>
+          <w:tcPr>
+            <w:tcW w:w="3095" w:type="dxa"/>
+            <w:tcBorders/>
+          </w:tcPr>
+          <w:p>
+            <w:pPr>
+              <w:pStyle w:val="Normal"/>
+              <w:widowControl w:val="false"/>
+              <w:suppressAutoHyphens w:val="true"/>
+              <w:spacing w:lineRule="auto" w:line="240" w:before="0" w:after="0"/>
+              <w:jc w:val="left"/>
+              <w:rPr>
+                <w:rFonts w:ascii="Helvetica" w:hAnsi="Helvetica"/>
+                <w:sz w:val="24"/>
+                <w:szCs w:val="24"/>
+              </w:rPr>
+            </w:pPr>
+            <w:r>
+              <w:rPr>
+                <w:rFonts w:eastAsia="Calibri" w:cs="Arial" w:ascii="Helvetica" w:hAnsi="Helvetica"/>
+                <w:kern w:val="0"/>
+                <w:sz w:val="24"/>
+                <w:szCs w:val="24"/>
+                <w:lang w:val="en-US" w:eastAsia="en-US" w:bidi="ar-SA"/>
+              </w:rPr>
+              <w:t>{%tr endfor %}</w:t>
+            </w:r>
+          </w:p>
+        </w:tc>
+        <w:tc>
+          <w:tcPr>
+            <w:tcW w:w="1405" w:type="dxa"/>
+            <w:tcBorders/>
+          </w:tcPr>
+          <w:p>
+            <w:pPr>
+              <w:pStyle w:val="Normal"/>
+              <w:widowControl w:val="false"/>
+              <w:suppressAutoHyphens w:val="true"/>
+              <w:spacing w:lineRule="auto" w:line="240" w:before="0" w:after="0"/>
+              <w:jc w:val="left"/>
+              <w:rPr>
+                <w:rFonts w:ascii="Helvetica" w:hAnsi="Helvetica" w:eastAsia="Calibri" w:cs="Arial"/>
+                <w:sz w:val="24"/>
+                <w:szCs w:val="24"/>
+              </w:rPr>
+            </w:pPr>
+            <w:r>
+              <w:rPr>
+                <w:rFonts w:eastAsia="Calibri" w:cs="Arial" w:ascii="Helvetica" w:hAnsi="Helvetica"/>
+                <w:sz w:val="24"/>
+                <w:szCs w:val="24"/>
+              </w:rPr>
+            </w:r>
+          </w:p>
+        </w:tc>
+        <w:tc>
+          <w:tcPr>
+            <w:tcW w:w="1530" w:type="dxa"/>
+            <w:tcBorders/>
+          </w:tcPr>
+          <w:p>
+            <w:pPr>
+              <w:pStyle w:val="Normal"/>
+              <w:widowControl w:val="false"/>
+              <w:suppressAutoHyphens w:val="true"/>
+              <w:spacing w:lineRule="auto" w:line="240" w:before="0" w:after="0"/>
+              <w:jc w:val="left"/>
+              <w:rPr>
+                <w:rFonts w:ascii="Helvetica" w:hAnsi="Helvetica" w:eastAsia="Calibri" w:cs="Arial"/>
+                <w:sz w:val="24"/>
+                <w:szCs w:val="24"/>
+              </w:rPr>
+            </w:pPr>
+            <w:r>
+              <w:rPr>
+                <w:rFonts w:eastAsia="Calibri" w:cs="Arial" w:ascii="Helvetica" w:hAnsi="Helvetica"/>
+                <w:sz w:val="24"/>
+                <w:szCs w:val="24"/>
+              </w:rPr>
+            </w:r>
+          </w:p>
+        </w:tc>
+        <w:tc>
+          <w:tcPr>
+            <w:tcW w:w="1530" w:type="dxa"/>
+            <w:tcBorders>
+              <w:right w:val="nil"/>
+            </w:tcBorders>
+          </w:tcPr>
+          <w:p>
+            <w:pPr>
+              <w:pStyle w:val="Normal"/>
+              <w:widowControl w:val="false"/>
+              <w:suppressAutoHyphens w:val="true"/>
+              <w:spacing w:lineRule="auto" w:line="240" w:before="0" w:after="0"/>
+              <w:jc w:val="left"/>
+              <w:rPr>
+                <w:rFonts w:ascii="Helvetica" w:hAnsi="Helvetica" w:eastAsia="Calibri" w:cs="Arial"/>
+                <w:sz w:val="24"/>
+                <w:szCs w:val="24"/>
+              </w:rPr>
+            </w:pPr>
+            <w:r>
+              <w:rPr>
+                <w:rFonts w:eastAsia="Calibri" w:cs="Arial" w:ascii="Helvetica" w:hAnsi="Helvetica"/>
+                <w:sz w:val="24"/>
+                <w:szCs w:val="24"/>
+              </w:rPr>
+            </w:r>
+          </w:p>
+        </w:tc>
+        <w:tc>
+          <w:tcPr>
+            <w:tcW w:w="1799" w:type="dxa"/>
+            <w:tcBorders/>
+          </w:tcPr>
+          <w:p>
+            <w:pPr>
+              <w:pStyle w:val="Normal"/>
+              <w:widowControl w:val="false"/>
+              <w:suppressAutoHyphens w:val="true"/>
+              <w:spacing w:lineRule="auto" w:line="240" w:before="0" w:after="0"/>
+              <w:jc w:val="left"/>
+              <w:rPr>
+                <w:rFonts w:ascii="Helvetica" w:hAnsi="Helvetica" w:eastAsia="Calibri" w:cs="Arial"/>
+                <w:sz w:val="24"/>
+                <w:szCs w:val="24"/>
+              </w:rPr>
+            </w:pPr>
+            <w:r>
+              <w:rPr>
+                <w:rFonts w:eastAsia="Calibri" w:cs="Arial" w:ascii="Helvetica" w:hAnsi="Helvetica"/>
+                <w:sz w:val="24"/>
+                <w:szCs w:val="24"/>
+              </w:rPr>
+            </w:r>
+          </w:p>
+        </w:tc>
+      </w:tr>
+    </w:tbl>
+    <w:p>
+      <w:pPr>
+        <w:pStyle w:val="Normal"/>
+        <w:rPr>
+          <w:rFonts w:ascii="Helvetica" w:hAnsi="Helvetica"/>
+          <w:sz w:val="24"/>
+          <w:szCs w:val="24"/>
+        </w:rPr>
+      </w:pPr>
+      <w:r>
+        <w:rPr>
+          <w:rFonts w:ascii="Helvetica" w:hAnsi="Helvetica"/>
+          <w:sz w:val="24"/>
+          <w:szCs w:val="24"/>
+        </w:rPr>
+      </w:r>
+    </w:p>
+    <w:p>
+      <w:pPr>
+        <w:pStyle w:val="Normal"/>
+        <w:rPr>
+          <w:rFonts w:ascii="Helvetica" w:hAnsi="Helvetica"/>
+          <w:sz w:val="24"/>
+          <w:szCs w:val="24"/>
+        </w:rPr>
+      </w:pPr>
+      <w:r>
+        <w:rPr>
+          <w:rFonts w:ascii="Helvetica" w:hAnsi="Helvetica"/>
+          <w:sz w:val="24"/>
+          <w:szCs w:val="24"/>
+        </w:rPr>
+        <w:t xml:space="preserve">{%p </w:t>
+      </w:r>
+      <w:r>
+        <w:rPr>
+          <w:rFonts w:ascii="Helvetica" w:hAnsi="Helvetica"/>
+          <w:sz w:val="24"/>
+          <w:szCs w:val="24"/>
+        </w:rPr>
+        <w:t>el</w:t>
+      </w:r>
+      <w:r>
+        <w:rPr>
+          <w:rFonts w:ascii="Helvetica" w:hAnsi="Helvetica"/>
+          <w:sz w:val="24"/>
+          <w:szCs w:val="24"/>
+        </w:rPr>
+        <w:t xml:space="preserve">if field.is_object_list() %} </w:t>
+      </w:r>
+    </w:p>
+    <w:p>
+      <w:pPr>
+        <w:pStyle w:val="Heading2"/>
+        <w:numPr>
+          <w:ilvl w:val="1"/>
+          <w:numId w:val="1"/>
+        </w:numPr>
+        <w:rPr>
+          <w:rFonts w:ascii="Helvetica" w:hAnsi="Helvetica"/>
+          <w:sz w:val="24"/>
+          <w:szCs w:val="24"/>
+        </w:rPr>
+      </w:pPr>
+      <w:r>
+        <w:rPr>
+          <w:rFonts w:ascii="Helvetica" w:hAnsi="Helvetica"/>
+          <w:sz w:val="24"/>
+          <w:szCs w:val="24"/>
+        </w:rPr>
         <w:t>{{ field.label }}</w:t>
       </w:r>
     </w:p>
@@ -836,77 +4977,80 @@
               <w:spacing w:lineRule="auto" w:line="240" w:before="0" w:after="0"/>
               <w:jc w:val="left"/>
               <w:rPr>
+                <w:rFonts w:ascii="Helvetica" w:hAnsi="Helvetica"/>
+                <w:sz w:val="24"/>
+                <w:szCs w:val="24"/>
+              </w:rPr>
+            </w:pPr>
+            <w:r>
+              <w:rPr>
+                <w:rFonts w:eastAsia="Calibri" w:cs="" w:ascii="Helvetica" w:hAnsi="Helvetica"/>
                 <w:b/>
+                <w:kern w:val="0"/>
+                <w:sz w:val="24"/>
+                <w:szCs w:val="24"/>
+                <w:lang w:val="en-US" w:eastAsia="en-US" w:bidi="ar-SA"/>
+              </w:rPr>
+              <w:t>{%tc for column in field.columns() %}</w:t>
+            </w:r>
+          </w:p>
+        </w:tc>
+        <w:tc>
+          <w:tcPr>
+            <w:tcW w:w="3117" w:type="dxa"/>
+            <w:tcBorders/>
+          </w:tcPr>
+          <w:p>
+            <w:pPr>
+              <w:pStyle w:val="Normal"/>
+              <w:widowControl w:val="false"/>
+              <w:suppressAutoHyphens w:val="true"/>
+              <w:spacing w:lineRule="auto" w:line="240" w:before="0" w:after="0"/>
+              <w:jc w:val="left"/>
+              <w:rPr>
+                <w:rFonts w:ascii="Helvetica" w:hAnsi="Helvetica"/>
+                <w:sz w:val="24"/>
+                <w:szCs w:val="24"/>
+              </w:rPr>
+            </w:pPr>
+            <w:r>
+              <w:rPr>
+                <w:rFonts w:eastAsia="Calibri" w:cs="" w:ascii="Helvetica" w:hAnsi="Helvetica"/>
                 <w:b/>
-              </w:rPr>
-            </w:pPr>
-            <w:r>
-              <w:rPr>
-                <w:rFonts w:eastAsia="Calibri" w:cs=""/>
+                <w:kern w:val="0"/>
+                <w:sz w:val="24"/>
+                <w:szCs w:val="24"/>
+                <w:lang w:val="en-US" w:eastAsia="en-US" w:bidi="ar-SA"/>
+              </w:rPr>
+              <w:t>{{ label(column).capitalize() }}</w:t>
+            </w:r>
+          </w:p>
+        </w:tc>
+        <w:tc>
+          <w:tcPr>
+            <w:tcW w:w="3117" w:type="dxa"/>
+            <w:tcBorders/>
+          </w:tcPr>
+          <w:p>
+            <w:pPr>
+              <w:pStyle w:val="Normal"/>
+              <w:widowControl w:val="false"/>
+              <w:suppressAutoHyphens w:val="true"/>
+              <w:spacing w:lineRule="auto" w:line="240" w:before="0" w:after="0"/>
+              <w:jc w:val="left"/>
+              <w:rPr>
+                <w:rFonts w:ascii="Helvetica" w:hAnsi="Helvetica"/>
+                <w:sz w:val="24"/>
+                <w:szCs w:val="24"/>
+              </w:rPr>
+            </w:pPr>
+            <w:r>
+              <w:rPr>
+                <w:rFonts w:eastAsia="Calibri" w:cs="" w:ascii="Helvetica" w:hAnsi="Helvetica"/>
                 <w:b/>
                 <w:kern w:val="0"/>
-                <w:sz w:val="22"/>
-                <w:szCs w:val="22"/>
-                <w:lang w:val="en-US" w:eastAsia="en-US" w:bidi="ar-SA"/>
-              </w:rPr>
-              <w:t>{%tc for column in field.columns() %}</w:t>
-            </w:r>
-          </w:p>
-        </w:tc>
-        <w:tc>
-          <w:tcPr>
-            <w:tcW w:w="3117" w:type="dxa"/>
-            <w:tcBorders/>
-          </w:tcPr>
-          <w:p>
-            <w:pPr>
-              <w:pStyle w:val="Normal"/>
-              <w:widowControl w:val="false"/>
-              <w:suppressAutoHyphens w:val="true"/>
-              <w:spacing w:lineRule="auto" w:line="240" w:before="0" w:after="0"/>
-              <w:jc w:val="left"/>
-              <w:rPr>
-                <w:b/>
-                <w:b/>
-              </w:rPr>
-            </w:pPr>
-            <w:r>
-              <w:rPr>
-                <w:rFonts w:eastAsia="Calibri" w:cs=""/>
-                <w:b/>
-                <w:kern w:val="0"/>
-                <w:sz w:val="22"/>
-                <w:szCs w:val="22"/>
-                <w:lang w:val="en-US" w:eastAsia="en-US" w:bidi="ar-SA"/>
-              </w:rPr>
-              <w:t>{{ label(column).capitalize() }}</w:t>
-            </w:r>
-          </w:p>
-        </w:tc>
-        <w:tc>
-          <w:tcPr>
-            <w:tcW w:w="3117" w:type="dxa"/>
-            <w:tcBorders/>
-          </w:tcPr>
-          <w:p>
-            <w:pPr>
-              <w:pStyle w:val="Normal"/>
-              <w:widowControl w:val="false"/>
-              <w:suppressAutoHyphens w:val="true"/>
-              <w:spacing w:lineRule="auto" w:line="240" w:before="0" w:after="0"/>
-              <w:jc w:val="left"/>
-              <w:rPr>
-                <w:b/>
-                <w:b/>
-              </w:rPr>
-            </w:pPr>
-            <w:r>
-              <w:rPr>
-                <w:rFonts w:eastAsia="Calibri" w:cs=""/>
-                <w:b/>
-                <w:kern w:val="0"/>
-                <w:sz w:val="22"/>
-                <w:szCs w:val="22"/>
+                <w:sz w:val="24"/>
+                <w:szCs w:val="24"/>
                 <w:lang w:val="en-US" w:eastAsia="en-US" w:bidi="ar-SA"/>
               </w:rPr>
               <w:t>{%tc endfor %}</w:t>
@@ -929,19 +5073,17 @@
               <w:spacing w:lineRule="auto" w:line="240" w:before="0" w:after="0"/>
               <w:jc w:val="left"/>
               <w:rPr>
-                <w:rFonts w:ascii="Calibri" w:hAnsi="Calibri" w:eastAsia="Calibri" w:cs=""/>
-                <w:kern w:val="0"/>
-                <w:sz w:val="22"/>
-                <w:szCs w:val="22"/>
-                <w:lang w:val="en-US" w:eastAsia="en-US" w:bidi="ar-SA"/>
-              </w:rPr>
-            </w:pPr>
-            <w:r>
-              <w:rPr>
-                <w:rFonts w:eastAsia="Calibri" w:cs=""/>
-                <w:kern w:val="0"/>
-                <w:sz w:val="22"/>
-                <w:szCs w:val="22"/>
+                <w:rFonts w:ascii="Helvetica" w:hAnsi="Helvetica"/>
+                <w:sz w:val="24"/>
+                <w:szCs w:val="24"/>
+              </w:rPr>
+            </w:pPr>
+            <w:r>
+              <w:rPr>
+                <w:rFonts w:eastAsia="Calibri" w:cs="" w:ascii="Helvetica" w:hAnsi="Helvetica"/>
+                <w:kern w:val="0"/>
+                <w:sz w:val="24"/>
+                <w:szCs w:val="24"/>
                 <w:lang w:val="en-US" w:eastAsia="en-US" w:bidi="ar-SA"/>
               </w:rPr>
               <w:t>{%tr for row in field.overflow_value() %}</w:t>
@@ -961,19 +5103,19 @@
               <w:spacing w:lineRule="auto" w:line="240" w:before="0" w:after="0"/>
               <w:jc w:val="left"/>
               <w:rPr>
-                <w:rFonts w:ascii="Calibri" w:hAnsi="Calibri" w:eastAsia="Calibri" w:cs=""/>
-                <w:kern w:val="0"/>
-                <w:sz w:val="22"/>
-                <w:szCs w:val="22"/>
-                <w:lang w:val="en-US" w:eastAsia="en-US" w:bidi="ar-SA"/>
-              </w:rPr>
-            </w:pPr>
-            <w:r>
-              <w:rPr>
-                <w:rFonts w:eastAsia="Calibri" w:cs=""/>
-                <w:kern w:val="0"/>
-                <w:sz w:val="22"/>
-                <w:szCs w:val="22"/>
+                <w:rFonts w:ascii="Helvetica" w:hAnsi="Helvetica" w:eastAsia="Calibri" w:cs=""/>
+                <w:kern w:val="0"/>
+                <w:sz w:val="24"/>
+                <w:szCs w:val="24"/>
+                <w:lang w:val="en-US" w:eastAsia="en-US" w:bidi="ar-SA"/>
+              </w:rPr>
+            </w:pPr>
+            <w:r>
+              <w:rPr>
+                <w:rFonts w:eastAsia="Calibri" w:cs="" w:ascii="Helvetica" w:hAnsi="Helvetica"/>
+                <w:kern w:val="0"/>
+                <w:sz w:val="24"/>
+                <w:szCs w:val="24"/>
                 <w:lang w:val="en-US" w:eastAsia="en-US" w:bidi="ar-SA"/>
               </w:rPr>
             </w:r>
@@ -992,19 +5134,19 @@
               <w:spacing w:lineRule="auto" w:line="240" w:before="0" w:after="0"/>
               <w:jc w:val="left"/>
               <w:rPr>
-                <w:rFonts w:ascii="Calibri" w:hAnsi="Calibri" w:eastAsia="Calibri" w:cs=""/>
-                <w:kern w:val="0"/>
-                <w:sz w:val="22"/>
-                <w:szCs w:val="22"/>
-                <w:lang w:val="en-US" w:eastAsia="en-US" w:bidi="ar-SA"/>
-              </w:rPr>
-            </w:pPr>
-            <w:r>
-              <w:rPr>
-                <w:rFonts w:eastAsia="Calibri" w:cs=""/>
-                <w:kern w:val="0"/>
-                <w:sz w:val="22"/>
-                <w:szCs w:val="22"/>
+                <w:rFonts w:ascii="Helvetica" w:hAnsi="Helvetica" w:eastAsia="Calibri" w:cs=""/>
+                <w:kern w:val="0"/>
+                <w:sz w:val="24"/>
+                <w:szCs w:val="24"/>
+                <w:lang w:val="en-US" w:eastAsia="en-US" w:bidi="ar-SA"/>
+              </w:rPr>
+            </w:pPr>
+            <w:r>
+              <w:rPr>
+                <w:rFonts w:eastAsia="Calibri" w:cs="" w:ascii="Helvetica" w:hAnsi="Helvetica"/>
+                <w:kern w:val="0"/>
+                <w:sz w:val="24"/>
+                <w:szCs w:val="24"/>
                 <w:lang w:val="en-US" w:eastAsia="en-US" w:bidi="ar-SA"/>
               </w:rPr>
             </w:r>
@@ -1026,19 +5168,17 @@
               <w:spacing w:lineRule="auto" w:line="240" w:before="0" w:after="0"/>
               <w:jc w:val="left"/>
               <w:rPr>
-                <w:rFonts w:ascii="Calibri" w:hAnsi="Calibri" w:eastAsia="Calibri" w:cs=""/>
-                <w:kern w:val="0"/>
-                <w:sz w:val="22"/>
-                <w:szCs w:val="22"/>
-                <w:lang w:val="en-US" w:eastAsia="en-US" w:bidi="ar-SA"/>
-              </w:rPr>
-            </w:pPr>
-            <w:r>
-              <w:rPr>
-                <w:rFonts w:eastAsia="Calibri" w:cs=""/>
-                <w:kern w:val="0"/>
-                <w:sz w:val="22"/>
-                <w:szCs w:val="22"/>
+                <w:rFonts w:ascii="Helvetica" w:hAnsi="Helvetica"/>
+                <w:sz w:val="24"/>
+                <w:szCs w:val="24"/>
+              </w:rPr>
+            </w:pPr>
+            <w:r>
+              <w:rPr>
+                <w:rFonts w:eastAsia="Calibri" w:cs="" w:ascii="Helvetica" w:hAnsi="Helvetica"/>
+                <w:kern w:val="0"/>
+                <w:sz w:val="24"/>
+                <w:szCs w:val="24"/>
                 <w:lang w:val="en-US" w:eastAsia="en-US" w:bidi="ar-SA"/>
               </w:rPr>
               <w:t>{%tc for column in field.columns() %}</w:t>
@@ -1058,19 +5198,17 @@
               <w:spacing w:lineRule="auto" w:line="240" w:before="0" w:after="0"/>
               <w:jc w:val="left"/>
               <w:rPr>
-                <w:rFonts w:ascii="Calibri" w:hAnsi="Calibri" w:eastAsia="Calibri" w:cs=""/>
-                <w:kern w:val="0"/>
-                <w:sz w:val="22"/>
-                <w:szCs w:val="22"/>
-                <w:lang w:val="en-US" w:eastAsia="en-US" w:bidi="ar-SA"/>
-              </w:rPr>
-            </w:pPr>
-            <w:r>
-              <w:rPr>
-                <w:rFonts w:eastAsia="Calibri" w:cs=""/>
-                <w:kern w:val="0"/>
-                <w:sz w:val="22"/>
-                <w:szCs w:val="22"/>
+                <w:rFonts w:ascii="Helvetica" w:hAnsi="Helvetica"/>
+                <w:sz w:val="24"/>
+                <w:szCs w:val="24"/>
+              </w:rPr>
+            </w:pPr>
+            <w:r>
+              <w:rPr>
+                <w:rFonts w:eastAsia="Calibri" w:cs="" w:ascii="Helvetica" w:hAnsi="Helvetica"/>
+                <w:kern w:val="0"/>
+                <w:sz w:val="24"/>
+                <w:szCs w:val="24"/>
                 <w:lang w:val="en-US" w:eastAsia="en-US" w:bidi="ar-SA"/>
               </w:rPr>
               <w:t>{{ safeattr(row, key(column)) }}</w:t>
@@ -1090,19 +5228,17 @@
               <w:spacing w:lineRule="auto" w:line="240" w:before="0" w:after="0"/>
               <w:jc w:val="left"/>
               <w:rPr>
-                <w:rFonts w:ascii="Calibri" w:hAnsi="Calibri" w:eastAsia="Calibri" w:cs=""/>
-                <w:kern w:val="0"/>
-                <w:sz w:val="22"/>
-                <w:szCs w:val="22"/>
-                <w:lang w:val="en-US" w:eastAsia="en-US" w:bidi="ar-SA"/>
-              </w:rPr>
-            </w:pPr>
-            <w:r>
-              <w:rPr>
-                <w:rFonts w:eastAsia="Calibri" w:cs=""/>
-                <w:kern w:val="0"/>
-                <w:sz w:val="22"/>
-                <w:szCs w:val="22"/>
+                <w:rFonts w:ascii="Helvetica" w:hAnsi="Helvetica"/>
+                <w:sz w:val="24"/>
+                <w:szCs w:val="24"/>
+              </w:rPr>
+            </w:pPr>
+            <w:r>
+              <w:rPr>
+                <w:rFonts w:eastAsia="Calibri" w:cs="" w:ascii="Helvetica" w:hAnsi="Helvetica"/>
+                <w:kern w:val="0"/>
+                <w:sz w:val="24"/>
+                <w:szCs w:val="24"/>
                 <w:lang w:val="en-US" w:eastAsia="en-US" w:bidi="ar-SA"/>
               </w:rPr>
               <w:t>{%tc endfor %}</w:t>
@@ -1125,19 +5261,17 @@
               <w:spacing w:lineRule="auto" w:line="240" w:before="0" w:after="0"/>
               <w:jc w:val="left"/>
               <w:rPr>
-                <w:rFonts w:ascii="Calibri" w:hAnsi="Calibri" w:eastAsia="Calibri" w:cs=""/>
-                <w:kern w:val="0"/>
-                <w:sz w:val="22"/>
-                <w:szCs w:val="22"/>
-                <w:lang w:val="en-US" w:eastAsia="en-US" w:bidi="ar-SA"/>
-              </w:rPr>
-            </w:pPr>
-            <w:r>
-              <w:rPr>
-                <w:rFonts w:eastAsia="Calibri" w:cs=""/>
-                <w:kern w:val="0"/>
-                <w:sz w:val="22"/>
-                <w:szCs w:val="22"/>
+                <w:rFonts w:ascii="Helvetica" w:hAnsi="Helvetica"/>
+                <w:sz w:val="24"/>
+                <w:szCs w:val="24"/>
+              </w:rPr>
+            </w:pPr>
+            <w:r>
+              <w:rPr>
+                <w:rFonts w:eastAsia="Calibri" w:cs="" w:ascii="Helvetica" w:hAnsi="Helvetica"/>
+                <w:kern w:val="0"/>
+                <w:sz w:val="24"/>
+                <w:szCs w:val="24"/>
                 <w:lang w:val="en-US" w:eastAsia="en-US" w:bidi="ar-SA"/>
               </w:rPr>
               <w:t>{%tr endfor %}</w:t>
@@ -1157,19 +5291,19 @@
               <w:spacing w:lineRule="auto" w:line="240" w:before="0" w:after="0"/>
               <w:jc w:val="left"/>
               <w:rPr>
-                <w:rFonts w:ascii="Calibri" w:hAnsi="Calibri" w:eastAsia="Calibri" w:cs=""/>
-                <w:kern w:val="0"/>
-                <w:sz w:val="22"/>
-                <w:szCs w:val="22"/>
-                <w:lang w:val="en-US" w:eastAsia="en-US" w:bidi="ar-SA"/>
-              </w:rPr>
-            </w:pPr>
-            <w:r>
-              <w:rPr>
-                <w:rFonts w:eastAsia="Calibri" w:cs=""/>
-                <w:kern w:val="0"/>
-                <w:sz w:val="22"/>
-                <w:szCs w:val="22"/>
+                <w:rFonts w:ascii="Helvetica" w:hAnsi="Helvetica" w:eastAsia="Calibri" w:cs=""/>
+                <w:kern w:val="0"/>
+                <w:sz w:val="24"/>
+                <w:szCs w:val="24"/>
+                <w:lang w:val="en-US" w:eastAsia="en-US" w:bidi="ar-SA"/>
+              </w:rPr>
+            </w:pPr>
+            <w:r>
+              <w:rPr>
+                <w:rFonts w:eastAsia="Calibri" w:cs="" w:ascii="Helvetica" w:hAnsi="Helvetica"/>
+                <w:kern w:val="0"/>
+                <w:sz w:val="24"/>
+                <w:szCs w:val="24"/>
                 <w:lang w:val="en-US" w:eastAsia="en-US" w:bidi="ar-SA"/>
               </w:rPr>
             </w:r>
@@ -1188,19 +5322,19 @@
               <w:spacing w:lineRule="auto" w:line="240" w:before="0" w:after="0"/>
               <w:jc w:val="left"/>
               <w:rPr>
-                <w:rFonts w:ascii="Calibri" w:hAnsi="Calibri" w:eastAsia="Calibri" w:cs=""/>
-                <w:kern w:val="0"/>
-                <w:sz w:val="22"/>
-                <w:szCs w:val="22"/>
-                <w:lang w:val="en-US" w:eastAsia="en-US" w:bidi="ar-SA"/>
-              </w:rPr>
-            </w:pPr>
-            <w:r>
-              <w:rPr>
-                <w:rFonts w:eastAsia="Calibri" w:cs=""/>
-                <w:kern w:val="0"/>
-                <w:sz w:val="22"/>
-                <w:szCs w:val="22"/>
+                <w:rFonts w:ascii="Helvetica" w:hAnsi="Helvetica" w:eastAsia="Calibri" w:cs=""/>
+                <w:kern w:val="0"/>
+                <w:sz w:val="24"/>
+                <w:szCs w:val="24"/>
+                <w:lang w:val="en-US" w:eastAsia="en-US" w:bidi="ar-SA"/>
+              </w:rPr>
+            </w:pPr>
+            <w:r>
+              <w:rPr>
+                <w:rFonts w:eastAsia="Calibri" w:cs="" w:ascii="Helvetica" w:hAnsi="Helvetica"/>
+                <w:kern w:val="0"/>
+                <w:sz w:val="24"/>
+                <w:szCs w:val="24"/>
                 <w:lang w:val="en-US" w:eastAsia="en-US" w:bidi="ar-SA"/>
               </w:rPr>
             </w:r>
@@ -1211,10 +5345,18 @@
     <w:p>
       <w:pPr>
         <w:pStyle w:val="Normal"/>
-        <w:rPr/>
+        <w:rPr>
+          <w:rFonts w:ascii="Helvetica" w:hAnsi="Helvetica"/>
+          <w:sz w:val="24"/>
+          <w:szCs w:val="24"/>
+        </w:rPr>
       </w:pPr>
       <w:r>
-        <w:rPr/>
+        <w:rPr>
+          <w:rFonts w:ascii="Helvetica" w:hAnsi="Helvetica"/>
+          <w:sz w:val="24"/>
+          <w:szCs w:val="24"/>
+        </w:rPr>
         <w:t>{%p elif field.is_list() %}</w:t>
       </w:r>
     </w:p>
@@ -1225,10 +5367,18 @@
           <w:ilvl w:val="1"/>
           <w:numId w:val="1"/>
         </w:numPr>
-        <w:rPr/>
+        <w:rPr>
+          <w:rFonts w:ascii="Helvetica" w:hAnsi="Helvetica"/>
+          <w:sz w:val="24"/>
+          <w:szCs w:val="24"/>
+        </w:rPr>
       </w:pPr>
       <w:r>
-        <w:rPr/>
+        <w:rPr>
+          <w:rFonts w:ascii="Helvetica" w:hAnsi="Helvetica"/>
+          <w:sz w:val="24"/>
+          <w:szCs w:val="24"/>
+        </w:rPr>
         <w:t>{{ field.label }}</w:t>
       </w:r>
     </w:p>
@@ -1239,10 +5389,18 @@
           <w:ilvl w:val="0"/>
           <w:numId w:val="3"/>
         </w:numPr>
-        <w:rPr/>
+        <w:rPr>
+          <w:rFonts w:ascii="Helvetica" w:hAnsi="Helvetica"/>
+          <w:sz w:val="24"/>
+          <w:szCs w:val="24"/>
+        </w:rPr>
       </w:pPr>
       <w:r>
-        <w:rPr/>
+        <w:rPr>
+          <w:rFonts w:ascii="Helvetica" w:hAnsi="Helvetica"/>
+          <w:sz w:val="24"/>
+          <w:szCs w:val="24"/>
+        </w:rPr>
         <w:t>{%p for item in field.overflow_value() %}</w:t>
       </w:r>
     </w:p>
@@ -1253,10 +5411,18 @@
           <w:ilvl w:val="0"/>
           <w:numId w:val="3"/>
         </w:numPr>
-        <w:rPr/>
+        <w:rPr>
+          <w:rFonts w:ascii="Helvetica" w:hAnsi="Helvetica"/>
+          <w:sz w:val="24"/>
+          <w:szCs w:val="24"/>
+        </w:rPr>
       </w:pPr>
       <w:r>
-        <w:rPr/>
+        <w:rPr>
+          <w:rFonts w:ascii="Helvetica" w:hAnsi="Helvetica"/>
+          <w:sz w:val="24"/>
+          <w:szCs w:val="24"/>
+        </w:rPr>
         <w:t>{{ item }}</w:t>
       </w:r>
     </w:p>
@@ -1267,51 +5433,116 @@
           <w:ilvl w:val="0"/>
           <w:numId w:val="3"/>
         </w:numPr>
-        <w:rPr/>
+        <w:rPr>
+          <w:rFonts w:ascii="Helvetica" w:hAnsi="Helvetica"/>
+          <w:sz w:val="24"/>
+          <w:szCs w:val="24"/>
+        </w:rPr>
       </w:pPr>
       <w:r>
-        <w:rPr/>
+        <w:rPr>
+          <w:rFonts w:ascii="Helvetica" w:hAnsi="Helvetica"/>
+          <w:sz w:val="24"/>
+          <w:szCs w:val="24"/>
+        </w:rPr>
         <w:t>{%p endfor %}</w:t>
       </w:r>
     </w:p>
     <w:p>
       <w:pPr>
         <w:pStyle w:val="Normal"/>
-        <w:rPr/>
+        <w:rPr>
+          <w:rFonts w:ascii="Helvetica" w:hAnsi="Helvetica"/>
+          <w:sz w:val="24"/>
+          <w:szCs w:val="24"/>
+        </w:rPr>
       </w:pPr>
       <w:r>
-        <w:rPr/>
+        <w:rPr>
+          <w:rFonts w:ascii="Helvetica" w:hAnsi="Helvetica"/>
+          <w:sz w:val="24"/>
+          <w:szCs w:val="24"/>
+        </w:rPr>
         <w:t>{%p else %}</w:t>
       </w:r>
     </w:p>
     <w:p>
       <w:pPr>
         <w:pStyle w:val="Normal"/>
-        <w:rPr/>
+        <w:rPr>
+          <w:rFonts w:ascii="Helvetica" w:hAnsi="Helvetica"/>
+          <w:sz w:val="24"/>
+          <w:szCs w:val="24"/>
+        </w:rPr>
       </w:pPr>
       <w:r>
         <w:rPr>
+          <w:rFonts w:ascii="Helvetica" w:hAnsi="Helvetica"/>
           <w:b/>
-        </w:rPr>
-        <w:t>{{ field.label }}: {{r field.overflow_value(overflow_message=property_statement_attachment[i].default_overflow_message) }}</w:t>
+          <w:sz w:val="24"/>
+          <w:szCs w:val="24"/>
+        </w:rPr>
+        <w:t>{{ field.label }}</w:t>
       </w:r>
       <w:r>
-        <w:rPr/>
-      </w:r>
-      <w:r>
-        <w:rPr/>
-      </w:r>
-      <w:r>
-        <w:rPr/>
+        <w:rPr>
+          <w:rFonts w:ascii="Helvetica" w:hAnsi="Helvetica"/>
+          <w:sz w:val="24"/>
+          <w:szCs w:val="24"/>
+        </w:rPr>
+        <w:t xml:space="preserve">: </w:t>
       </w:r>
     </w:p>
     <w:p>
       <w:pPr>
         <w:pStyle w:val="Normal"/>
-        <w:rPr/>
+        <w:rPr>
+          <w:rFonts w:ascii="Helvetica" w:hAnsi="Helvetica"/>
+          <w:sz w:val="24"/>
+          <w:szCs w:val="24"/>
+        </w:rPr>
       </w:pPr>
       <w:r>
-        <w:rPr/>
+        <w:rPr>
+          <w:rFonts w:ascii="Helvetica" w:hAnsi="Helvetica"/>
+          <w:sz w:val="24"/>
+          <w:szCs w:val="24"/>
+        </w:rPr>
+        <w:t>{{ field.value() }}</w:t>
+      </w:r>
+    </w:p>
+    <w:p>
+      <w:pPr>
+        <w:pStyle w:val="Normal"/>
+        <w:rPr>
+          <w:rFonts w:ascii="Helvetica" w:hAnsi="Helvetica"/>
+          <w:sz w:val="24"/>
+          <w:szCs w:val="24"/>
+        </w:rPr>
+      </w:pPr>
+      <w:r>
+        <w:rPr>
+          <w:rFonts w:ascii="Helvetica" w:hAnsi="Helvetica"/>
+          <w:sz w:val="24"/>
+          <w:szCs w:val="24"/>
+        </w:rPr>
+      </w:r>
+    </w:p>
+    <w:p>
+      <w:pPr>
+        <w:pStyle w:val="Normal"/>
+        <w:rPr>
+          <w:rFonts w:ascii="Helvetica" w:hAnsi="Helvetica"/>
+          <w:sz w:val="24"/>
+          <w:szCs w:val="24"/>
+        </w:rPr>
+      </w:pPr>
+      <w:r>
+        <w:rPr>
+          <w:rFonts w:ascii="Helvetica" w:hAnsi="Helvetica"/>
+          <w:sz w:val="24"/>
+          <w:szCs w:val="24"/>
+        </w:rPr>
         <w:t>{%p endif %}</w:t>
       </w:r>
     </w:p>
@@ -1322,10 +5553,18 @@
         <w:bidi w:val="0"/>
         <w:spacing w:lineRule="auto" w:line="259" w:before="0" w:after="160"/>
         <w:jc w:val="left"/>
-        <w:rPr/>
+        <w:rPr>
+          <w:rFonts w:ascii="Helvetica" w:hAnsi="Helvetica"/>
+          <w:sz w:val="24"/>
+          <w:szCs w:val="24"/>
+        </w:rPr>
       </w:pPr>
       <w:r>
-        <w:rPr/>
+        <w:rPr>
+          <w:rFonts w:ascii="Helvetica" w:hAnsi="Helvetica"/>
+          <w:sz w:val="24"/>
+          <w:szCs w:val="24"/>
+        </w:rPr>
         <w:t>{%p endfor %}</w:t>
       </w:r>
     </w:p>
